--- a/documents/Methodology 408.docx
+++ b/documents/Methodology 408.docx
@@ -668,7 +668,27 @@
           <w:szCs w:val="24"/>
           <w:lang w:val="en-GB"/>
         </w:rPr>
-        <w:t>Dataset &amp; Preprocessing Methodology .........................................................1</w:t>
+        <w:t>Dataset &amp; Preprocessing Methodology .........................................................</w:t>
+      </w:r>
+      <w:r>
+        <w:rPr>
+          <w:rFonts w:ascii="Times New Roman" w:hAnsi="Times New Roman" w:cs="Times New Roman"/>
+          <w:b w:val="0"/>
+          <w:sz w:val="24"/>
+          <w:szCs w:val="24"/>
+          <w:lang w:val="en-GB"/>
+        </w:rPr>
+        <w:t>.</w:t>
+      </w:r>
+      <w:r>
+        <w:rPr>
+          <w:rFonts w:ascii="Times New Roman" w:hAnsi="Times New Roman" w:cs="Times New Roman"/>
+          <w:b w:val="0"/>
+          <w:sz w:val="24"/>
+          <w:szCs w:val="24"/>
+          <w:lang w:val="en-GB"/>
+        </w:rPr>
+        <w:t>1</w:t>
       </w:r>
       <w:r>
         <w:rPr>
@@ -709,7 +729,27 @@
           <w:szCs w:val="24"/>
           <w:lang w:val="en-GB"/>
         </w:rPr>
-        <w:t>...1</w:t>
+        <w:t>...</w:t>
+      </w:r>
+      <w:r>
+        <w:rPr>
+          <w:rFonts w:ascii="Times New Roman" w:hAnsi="Times New Roman" w:cs="Times New Roman"/>
+          <w:b w:val="0"/>
+          <w:sz w:val="24"/>
+          <w:szCs w:val="24"/>
+          <w:lang w:val="en-GB"/>
+        </w:rPr>
+        <w:t>.</w:t>
+      </w:r>
+      <w:r>
+        <w:rPr>
+          <w:rFonts w:ascii="Times New Roman" w:hAnsi="Times New Roman" w:cs="Times New Roman"/>
+          <w:b w:val="0"/>
+          <w:sz w:val="24"/>
+          <w:szCs w:val="24"/>
+          <w:lang w:val="en-GB"/>
+        </w:rPr>
+        <w:t>1</w:t>
       </w:r>
       <w:r>
         <w:rPr>
@@ -760,7 +800,27 @@
           <w:szCs w:val="24"/>
           <w:lang w:val="en-GB"/>
         </w:rPr>
-        <w:t>...1</w:t>
+        <w:t>...</w:t>
+      </w:r>
+      <w:r>
+        <w:rPr>
+          <w:rFonts w:ascii="Times New Roman" w:hAnsi="Times New Roman" w:cs="Times New Roman"/>
+          <w:b w:val="0"/>
+          <w:sz w:val="24"/>
+          <w:szCs w:val="24"/>
+          <w:lang w:val="en-GB"/>
+        </w:rPr>
+        <w:t>.</w:t>
+      </w:r>
+      <w:r>
+        <w:rPr>
+          <w:rFonts w:ascii="Times New Roman" w:hAnsi="Times New Roman" w:cs="Times New Roman"/>
+          <w:b w:val="0"/>
+          <w:sz w:val="24"/>
+          <w:szCs w:val="24"/>
+          <w:lang w:val="en-GB"/>
+        </w:rPr>
+        <w:t>1</w:t>
       </w:r>
       <w:r>
         <w:rPr>
@@ -801,7 +861,27 @@
           <w:szCs w:val="24"/>
           <w:lang w:val="en-GB"/>
         </w:rPr>
-        <w:t>..2</w:t>
+        <w:t>..</w:t>
+      </w:r>
+      <w:r>
+        <w:rPr>
+          <w:rFonts w:ascii="Times New Roman" w:hAnsi="Times New Roman" w:cs="Times New Roman"/>
+          <w:b w:val="0"/>
+          <w:sz w:val="24"/>
+          <w:szCs w:val="24"/>
+          <w:lang w:val="en-GB"/>
+        </w:rPr>
+        <w:t>.</w:t>
+      </w:r>
+      <w:r>
+        <w:rPr>
+          <w:rFonts w:ascii="Times New Roman" w:hAnsi="Times New Roman" w:cs="Times New Roman"/>
+          <w:b w:val="0"/>
+          <w:sz w:val="24"/>
+          <w:szCs w:val="24"/>
+          <w:lang w:val="en-GB"/>
+        </w:rPr>
+        <w:t>2</w:t>
       </w:r>
       <w:r>
         <w:rPr>
@@ -842,7 +922,27 @@
           <w:szCs w:val="24"/>
           <w:lang w:val="en-GB"/>
         </w:rPr>
-        <w:t>Preprocessing Methods That Have Been Implemented……...2</w:t>
+        <w:t>Preprocessing Methods That Have Been Implemented……...</w:t>
+      </w:r>
+      <w:r>
+        <w:rPr>
+          <w:rFonts w:ascii="Times New Roman" w:hAnsi="Times New Roman" w:cs="Times New Roman"/>
+          <w:b w:val="0"/>
+          <w:sz w:val="24"/>
+          <w:szCs w:val="24"/>
+          <w:lang w:val="en-GB"/>
+        </w:rPr>
+        <w:t>.</w:t>
+      </w:r>
+      <w:r>
+        <w:rPr>
+          <w:rFonts w:ascii="Times New Roman" w:hAnsi="Times New Roman" w:cs="Times New Roman"/>
+          <w:b w:val="0"/>
+          <w:sz w:val="24"/>
+          <w:szCs w:val="24"/>
+          <w:lang w:val="en-GB"/>
+        </w:rPr>
+        <w:t>2</w:t>
       </w:r>
       <w:r>
         <w:rPr>
@@ -883,7 +983,27 @@
           <w:szCs w:val="24"/>
           <w:lang w:val="en-GB"/>
         </w:rPr>
-        <w:t>Preprocessing Methods That Will Be Implemented…….…...2</w:t>
+        <w:t>Preprocessing Methods That Will Be Implemented…….…...</w:t>
+      </w:r>
+      <w:r>
+        <w:rPr>
+          <w:rFonts w:ascii="Times New Roman" w:hAnsi="Times New Roman" w:cs="Times New Roman"/>
+          <w:b w:val="0"/>
+          <w:sz w:val="24"/>
+          <w:szCs w:val="24"/>
+          <w:lang w:val="en-GB"/>
+        </w:rPr>
+        <w:t>.</w:t>
+      </w:r>
+      <w:r>
+        <w:rPr>
+          <w:rFonts w:ascii="Times New Roman" w:hAnsi="Times New Roman" w:cs="Times New Roman"/>
+          <w:b w:val="0"/>
+          <w:sz w:val="24"/>
+          <w:szCs w:val="24"/>
+          <w:lang w:val="en-GB"/>
+        </w:rPr>
+        <w:t>2</w:t>
       </w:r>
       <w:r>
         <w:rPr>
@@ -914,6 +1034,1008 @@
           <w:lang w:val="en-GB"/>
         </w:rPr>
         <w:t>1.4. Standardization for the Backend …..........................................................3</w:t>
+      </w:r>
+    </w:p>
+    <w:p>
+      <w:pPr>
+        <w:numPr>
+          <w:ilvl w:val="0"/>
+          <w:numId w:val="15"/>
+        </w:numPr>
+        <w:spacing w:line="240" w:lineRule="auto"/>
+        <w:rPr>
+          <w:rFonts w:ascii="Times New Roman" w:hAnsi="Times New Roman" w:cs="Times New Roman"/>
+          <w:b w:val="0"/>
+          <w:sz w:val="24"/>
+          <w:szCs w:val="24"/>
+          <w:lang w:val="en-GB"/>
+        </w:rPr>
+      </w:pPr>
+      <w:r>
+        <w:rPr>
+          <w:rFonts w:ascii="Times New Roman" w:hAnsi="Times New Roman" w:cs="Times New Roman"/>
+          <w:b w:val="0"/>
+          <w:sz w:val="24"/>
+          <w:szCs w:val="24"/>
+          <w:lang w:val="en-GB"/>
+        </w:rPr>
+        <w:t>Model Architecture</w:t>
+      </w:r>
+      <w:r>
+        <w:rPr>
+          <w:rFonts w:ascii="Times New Roman" w:hAnsi="Times New Roman" w:cs="Times New Roman"/>
+          <w:b w:val="0"/>
+          <w:sz w:val="24"/>
+          <w:szCs w:val="24"/>
+          <w:lang w:val="en-GB"/>
+        </w:rPr>
+        <w:t xml:space="preserve"> </w:t>
+      </w:r>
+      <w:r>
+        <w:rPr>
+          <w:rFonts w:ascii="Times New Roman" w:hAnsi="Times New Roman" w:cs="Times New Roman"/>
+          <w:b w:val="0"/>
+          <w:sz w:val="24"/>
+          <w:szCs w:val="24"/>
+          <w:lang w:val="en-GB"/>
+        </w:rPr>
+        <w:t xml:space="preserve"> </w:t>
+      </w:r>
+      <w:r>
+        <w:rPr>
+          <w:rFonts w:ascii="Times New Roman" w:hAnsi="Times New Roman" w:cs="Times New Roman"/>
+          <w:b w:val="0"/>
+          <w:sz w:val="24"/>
+          <w:szCs w:val="24"/>
+          <w:lang w:val="en-GB"/>
+        </w:rPr>
+        <w:t xml:space="preserve">And Training </w:t>
+      </w:r>
+      <w:r>
+        <w:rPr>
+          <w:rFonts w:ascii="Times New Roman" w:hAnsi="Times New Roman" w:cs="Times New Roman"/>
+          <w:b w:val="0"/>
+          <w:sz w:val="24"/>
+          <w:szCs w:val="24"/>
+          <w:lang w:val="en-GB"/>
+        </w:rPr>
+        <w:t>..................................................................4</w:t>
+      </w:r>
+      <w:r>
+        <w:rPr>
+          <w:rFonts w:ascii="Times New Roman" w:hAnsi="Times New Roman" w:cs="Times New Roman"/>
+          <w:b w:val="0"/>
+          <w:sz w:val="24"/>
+          <w:szCs w:val="24"/>
+          <w:lang w:val="en-GB"/>
+        </w:rPr>
+        <w:br/>
+        <w:t>2.1. DenseNet-121 Backbone .................................................................</w:t>
+      </w:r>
+      <w:r>
+        <w:rPr>
+          <w:rFonts w:ascii="Times New Roman" w:hAnsi="Times New Roman" w:cs="Times New Roman"/>
+          <w:b w:val="0"/>
+          <w:sz w:val="24"/>
+          <w:szCs w:val="24"/>
+          <w:lang w:val="en-GB"/>
+        </w:rPr>
+        <w:t>.....</w:t>
+      </w:r>
+      <w:r>
+        <w:rPr>
+          <w:rFonts w:ascii="Times New Roman" w:hAnsi="Times New Roman" w:cs="Times New Roman"/>
+          <w:b w:val="0"/>
+          <w:sz w:val="24"/>
+          <w:szCs w:val="24"/>
+          <w:lang w:val="en-GB"/>
+        </w:rPr>
+        <w:t>..</w:t>
+      </w:r>
+      <w:r>
+        <w:rPr>
+          <w:rFonts w:ascii="Times New Roman" w:hAnsi="Times New Roman" w:cs="Times New Roman"/>
+          <w:b w:val="0"/>
+          <w:sz w:val="24"/>
+          <w:szCs w:val="24"/>
+          <w:lang w:val="en-GB"/>
+        </w:rPr>
+        <w:t>.</w:t>
+      </w:r>
+      <w:r>
+        <w:rPr>
+          <w:rFonts w:ascii="Times New Roman" w:hAnsi="Times New Roman" w:cs="Times New Roman"/>
+          <w:b w:val="0"/>
+          <w:sz w:val="24"/>
+          <w:szCs w:val="24"/>
+          <w:lang w:val="en-GB"/>
+        </w:rPr>
+        <w:t>4</w:t>
+      </w:r>
+      <w:r>
+        <w:rPr>
+          <w:rFonts w:ascii="Times New Roman" w:hAnsi="Times New Roman" w:cs="Times New Roman"/>
+          <w:b w:val="0"/>
+          <w:sz w:val="24"/>
+          <w:szCs w:val="24"/>
+          <w:lang w:val="en-GB"/>
+        </w:rPr>
+        <w:br/>
+        <w:t>2.2. Convolutional Block Attention Module (CBAM) ............................</w:t>
+      </w:r>
+      <w:r>
+        <w:rPr>
+          <w:rFonts w:ascii="Times New Roman" w:hAnsi="Times New Roman" w:cs="Times New Roman"/>
+          <w:b w:val="0"/>
+          <w:sz w:val="24"/>
+          <w:szCs w:val="24"/>
+          <w:lang w:val="en-GB"/>
+        </w:rPr>
+        <w:t>.....</w:t>
+      </w:r>
+      <w:r>
+        <w:rPr>
+          <w:rFonts w:ascii="Times New Roman" w:hAnsi="Times New Roman" w:cs="Times New Roman"/>
+          <w:b w:val="0"/>
+          <w:sz w:val="24"/>
+          <w:szCs w:val="24"/>
+          <w:lang w:val="en-GB"/>
+        </w:rPr>
+        <w:t>.</w:t>
+      </w:r>
+      <w:r>
+        <w:rPr>
+          <w:rFonts w:ascii="Times New Roman" w:hAnsi="Times New Roman" w:cs="Times New Roman"/>
+          <w:b w:val="0"/>
+          <w:sz w:val="24"/>
+          <w:szCs w:val="24"/>
+          <w:lang w:val="en-GB"/>
+        </w:rPr>
+        <w:t>.</w:t>
+      </w:r>
+      <w:r>
+        <w:rPr>
+          <w:rFonts w:ascii="Times New Roman" w:hAnsi="Times New Roman" w:cs="Times New Roman"/>
+          <w:b w:val="0"/>
+          <w:sz w:val="24"/>
+          <w:szCs w:val="24"/>
+          <w:lang w:val="en-GB"/>
+        </w:rPr>
+        <w:t>4</w:t>
+      </w:r>
+      <w:r>
+        <w:rPr>
+          <w:rFonts w:ascii="Times New Roman" w:hAnsi="Times New Roman" w:cs="Times New Roman"/>
+          <w:b w:val="0"/>
+          <w:sz w:val="24"/>
+          <w:szCs w:val="24"/>
+          <w:lang w:val="en-GB"/>
+        </w:rPr>
+        <w:br/>
+      </w:r>
+      <w:r>
+        <w:rPr>
+          <w:rFonts w:ascii="Times New Roman" w:hAnsi="Times New Roman" w:cs="Times New Roman"/>
+          <w:b w:val="0"/>
+          <w:sz w:val="24"/>
+          <w:szCs w:val="24"/>
+          <w:lang w:val="en-GB"/>
+        </w:rPr>
+        <w:t> </w:t>
+      </w:r>
+      <w:r>
+        <w:rPr>
+          <w:rFonts w:ascii="Times New Roman" w:hAnsi="Times New Roman" w:cs="Times New Roman"/>
+          <w:b w:val="0"/>
+          <w:sz w:val="24"/>
+          <w:szCs w:val="24"/>
+          <w:lang w:val="en-GB"/>
+        </w:rPr>
+        <w:t> </w:t>
+      </w:r>
+      <w:r>
+        <w:rPr>
+          <w:rFonts w:ascii="Times New Roman" w:hAnsi="Times New Roman" w:cs="Times New Roman"/>
+          <w:b w:val="0"/>
+          <w:sz w:val="24"/>
+          <w:szCs w:val="24"/>
+          <w:lang w:val="en-GB"/>
+        </w:rPr>
+        <w:t>2.2.1. Channel Attention Module ..........................................................</w:t>
+      </w:r>
+      <w:r>
+        <w:rPr>
+          <w:rFonts w:ascii="Times New Roman" w:hAnsi="Times New Roman" w:cs="Times New Roman"/>
+          <w:b w:val="0"/>
+          <w:sz w:val="24"/>
+          <w:szCs w:val="24"/>
+          <w:lang w:val="en-GB"/>
+        </w:rPr>
+        <w:t>.</w:t>
+      </w:r>
+      <w:r>
+        <w:rPr>
+          <w:rFonts w:ascii="Times New Roman" w:hAnsi="Times New Roman" w:cs="Times New Roman"/>
+          <w:b w:val="0"/>
+          <w:sz w:val="24"/>
+          <w:szCs w:val="24"/>
+          <w:lang w:val="en-GB"/>
+        </w:rPr>
+        <w:t xml:space="preserve"> 5</w:t>
+      </w:r>
+      <w:r>
+        <w:rPr>
+          <w:rFonts w:ascii="Times New Roman" w:hAnsi="Times New Roman" w:cs="Times New Roman"/>
+          <w:b w:val="0"/>
+          <w:sz w:val="24"/>
+          <w:szCs w:val="24"/>
+          <w:lang w:val="en-GB"/>
+        </w:rPr>
+        <w:br/>
+      </w:r>
+      <w:r>
+        <w:rPr>
+          <w:rFonts w:ascii="Times New Roman" w:hAnsi="Times New Roman" w:cs="Times New Roman"/>
+          <w:b w:val="0"/>
+          <w:sz w:val="24"/>
+          <w:szCs w:val="24"/>
+          <w:lang w:val="en-GB"/>
+        </w:rPr>
+        <w:t> </w:t>
+      </w:r>
+      <w:r>
+        <w:rPr>
+          <w:rFonts w:ascii="Times New Roman" w:hAnsi="Times New Roman" w:cs="Times New Roman"/>
+          <w:b w:val="0"/>
+          <w:sz w:val="24"/>
+          <w:szCs w:val="24"/>
+          <w:lang w:val="en-GB"/>
+        </w:rPr>
+        <w:t> </w:t>
+      </w:r>
+      <w:r>
+        <w:rPr>
+          <w:rFonts w:ascii="Times New Roman" w:hAnsi="Times New Roman" w:cs="Times New Roman"/>
+          <w:b w:val="0"/>
+          <w:sz w:val="24"/>
+          <w:szCs w:val="24"/>
+          <w:lang w:val="en-GB"/>
+        </w:rPr>
+        <w:t>2.2.2. Spatial Attention Module ............................................................</w:t>
+      </w:r>
+      <w:r>
+        <w:rPr>
+          <w:rFonts w:ascii="Times New Roman" w:hAnsi="Times New Roman" w:cs="Times New Roman"/>
+          <w:b w:val="0"/>
+          <w:sz w:val="24"/>
+          <w:szCs w:val="24"/>
+          <w:lang w:val="en-GB"/>
+        </w:rPr>
+        <w:t>.</w:t>
+      </w:r>
+      <w:r>
+        <w:rPr>
+          <w:rFonts w:ascii="Times New Roman" w:hAnsi="Times New Roman" w:cs="Times New Roman"/>
+          <w:b w:val="0"/>
+          <w:sz w:val="24"/>
+          <w:szCs w:val="24"/>
+          <w:lang w:val="en-GB"/>
+        </w:rPr>
+        <w:t xml:space="preserve"> 5</w:t>
+      </w:r>
+      <w:r>
+        <w:rPr>
+          <w:rFonts w:ascii="Times New Roman" w:hAnsi="Times New Roman" w:cs="Times New Roman"/>
+          <w:b w:val="0"/>
+          <w:sz w:val="24"/>
+          <w:szCs w:val="24"/>
+          <w:lang w:val="en-GB"/>
+        </w:rPr>
+        <w:br/>
+      </w:r>
+      <w:r>
+        <w:rPr>
+          <w:rFonts w:ascii="Times New Roman" w:hAnsi="Times New Roman" w:cs="Times New Roman"/>
+          <w:b w:val="0"/>
+          <w:sz w:val="24"/>
+          <w:szCs w:val="24"/>
+          <w:lang w:val="en-GB"/>
+        </w:rPr>
+        <w:t> </w:t>
+      </w:r>
+      <w:r>
+        <w:rPr>
+          <w:rFonts w:ascii="Times New Roman" w:hAnsi="Times New Roman" w:cs="Times New Roman"/>
+          <w:b w:val="0"/>
+          <w:sz w:val="24"/>
+          <w:szCs w:val="24"/>
+          <w:lang w:val="en-GB"/>
+        </w:rPr>
+        <w:t> </w:t>
+      </w:r>
+      <w:r>
+        <w:rPr>
+          <w:rFonts w:ascii="Times New Roman" w:hAnsi="Times New Roman" w:cs="Times New Roman"/>
+          <w:b w:val="0"/>
+          <w:sz w:val="24"/>
+          <w:szCs w:val="24"/>
+          <w:lang w:val="en-GB"/>
+        </w:rPr>
+        <w:t>2.2.3. Overall Proposed Architecture ...................................................</w:t>
+      </w:r>
+      <w:r>
+        <w:rPr>
+          <w:rFonts w:ascii="Times New Roman" w:hAnsi="Times New Roman" w:cs="Times New Roman"/>
+          <w:b w:val="0"/>
+          <w:sz w:val="24"/>
+          <w:szCs w:val="24"/>
+          <w:lang w:val="en-GB"/>
+        </w:rPr>
+        <w:t>..</w:t>
+      </w:r>
+      <w:r>
+        <w:rPr>
+          <w:rFonts w:ascii="Times New Roman" w:hAnsi="Times New Roman" w:cs="Times New Roman"/>
+          <w:b w:val="0"/>
+          <w:sz w:val="24"/>
+          <w:szCs w:val="24"/>
+          <w:lang w:val="en-GB"/>
+        </w:rPr>
+        <w:t xml:space="preserve"> 5</w:t>
+      </w:r>
+      <w:r>
+        <w:rPr>
+          <w:rFonts w:ascii="Times New Roman" w:hAnsi="Times New Roman" w:cs="Times New Roman"/>
+          <w:b w:val="0"/>
+          <w:sz w:val="24"/>
+          <w:szCs w:val="24"/>
+          <w:lang w:val="en-GB"/>
+        </w:rPr>
+        <w:br/>
+        <w:t>2.3. Model Explainability Using Grad-CAM ..........................................</w:t>
+      </w:r>
+      <w:r>
+        <w:rPr>
+          <w:rFonts w:ascii="Times New Roman" w:hAnsi="Times New Roman" w:cs="Times New Roman"/>
+          <w:b w:val="0"/>
+          <w:sz w:val="24"/>
+          <w:szCs w:val="24"/>
+          <w:lang w:val="en-GB"/>
+        </w:rPr>
+        <w:t>.</w:t>
+      </w:r>
+      <w:r>
+        <w:rPr>
+          <w:rFonts w:ascii="Times New Roman" w:hAnsi="Times New Roman" w:cs="Times New Roman"/>
+          <w:b w:val="0"/>
+          <w:sz w:val="24"/>
+          <w:szCs w:val="24"/>
+          <w:lang w:val="en-GB"/>
+        </w:rPr>
+        <w:t>....</w:t>
+      </w:r>
+      <w:r>
+        <w:rPr>
+          <w:rFonts w:ascii="Times New Roman" w:hAnsi="Times New Roman" w:cs="Times New Roman"/>
+          <w:b w:val="0"/>
+          <w:sz w:val="24"/>
+          <w:szCs w:val="24"/>
+          <w:lang w:val="en-GB"/>
+        </w:rPr>
+        <w:t>.</w:t>
+      </w:r>
+      <w:r>
+        <w:rPr>
+          <w:rFonts w:ascii="Times New Roman" w:hAnsi="Times New Roman" w:cs="Times New Roman"/>
+          <w:b w:val="0"/>
+          <w:sz w:val="24"/>
+          <w:szCs w:val="24"/>
+          <w:lang w:val="en-GB"/>
+        </w:rPr>
+        <w:t>.</w:t>
+      </w:r>
+      <w:r>
+        <w:rPr>
+          <w:rFonts w:ascii="Times New Roman" w:hAnsi="Times New Roman" w:cs="Times New Roman"/>
+          <w:b w:val="0"/>
+          <w:sz w:val="24"/>
+          <w:szCs w:val="24"/>
+          <w:lang w:val="en-GB"/>
+        </w:rPr>
+        <w:t>.</w:t>
+      </w:r>
+      <w:r>
+        <w:rPr>
+          <w:rFonts w:ascii="Times New Roman" w:hAnsi="Times New Roman" w:cs="Times New Roman"/>
+          <w:b w:val="0"/>
+          <w:sz w:val="24"/>
+          <w:szCs w:val="24"/>
+          <w:lang w:val="en-GB"/>
+        </w:rPr>
+        <w:t>6</w:t>
+      </w:r>
+    </w:p>
+    <w:p>
+      <w:pPr>
+        <w:spacing w:line="240" w:lineRule="auto"/>
+        <w:ind w:left="720"/>
+        <w:rPr>
+          <w:rFonts w:ascii="Times New Roman" w:hAnsi="Times New Roman" w:cs="Times New Roman"/>
+          <w:b w:val="0"/>
+          <w:sz w:val="24"/>
+          <w:szCs w:val="24"/>
+          <w:lang w:val="en-GB"/>
+        </w:rPr>
+      </w:pPr>
+      <w:r>
+        <w:rPr>
+          <w:rFonts w:ascii="Times New Roman" w:hAnsi="Times New Roman" w:cs="Times New Roman"/>
+          <w:b w:val="0"/>
+          <w:sz w:val="24"/>
+          <w:szCs w:val="24"/>
+          <w:lang w:val="en-GB"/>
+        </w:rPr>
+        <w:t>2.4 Model Training and Loss Functions</w:t>
+      </w:r>
+      <w:r>
+        <w:rPr>
+          <w:rFonts w:ascii="Times New Roman" w:hAnsi="Times New Roman" w:cs="Times New Roman"/>
+          <w:b w:val="0"/>
+          <w:sz w:val="24"/>
+          <w:szCs w:val="24"/>
+          <w:lang w:val="en-GB"/>
+        </w:rPr>
+        <w:t>.....................................................</w:t>
+      </w:r>
+      <w:r>
+        <w:rPr>
+          <w:rFonts w:ascii="Times New Roman" w:hAnsi="Times New Roman" w:cs="Times New Roman"/>
+          <w:b w:val="0"/>
+          <w:sz w:val="24"/>
+          <w:szCs w:val="24"/>
+          <w:lang w:val="en-GB"/>
+        </w:rPr>
+        <w:t>......7</w:t>
+      </w:r>
+    </w:p>
+    <w:p>
+      <w:pPr>
+        <w:spacing w:line="240" w:lineRule="auto"/>
+        <w:ind w:left="720"/>
+        <w:rPr>
+          <w:rFonts w:ascii="Times New Roman" w:hAnsi="Times New Roman" w:cs="Times New Roman"/>
+          <w:b w:val="0"/>
+          <w:bCs/>
+          <w:sz w:val="24"/>
+          <w:szCs w:val="24"/>
+        </w:rPr>
+      </w:pPr>
+      <w:r>
+        <w:rPr>
+          <w:rFonts w:ascii="Times New Roman" w:hAnsi="Times New Roman" w:cs="Times New Roman"/>
+          <w:b w:val="0"/>
+          <w:sz w:val="24"/>
+          <w:szCs w:val="24"/>
+          <w:lang w:val="en-GB"/>
+        </w:rPr>
+        <w:t xml:space="preserve">        </w:t>
+      </w:r>
+      <w:r>
+        <w:rPr>
+          <w:rFonts w:ascii="Times New Roman" w:hAnsi="Times New Roman" w:cs="Times New Roman"/>
+          <w:b w:val="0"/>
+          <w:bCs/>
+          <w:sz w:val="24"/>
+          <w:szCs w:val="24"/>
+        </w:rPr>
+        <w:t>2.4.1.</w:t>
+      </w:r>
+      <w:r>
+        <w:rPr>
+          <w:rFonts w:ascii="Times New Roman" w:hAnsi="Times New Roman" w:cs="Times New Roman"/>
+          <w:b w:val="0"/>
+          <w:bCs/>
+          <w:sz w:val="24"/>
+          <w:szCs w:val="24"/>
+        </w:rPr>
+        <w:t xml:space="preserve"> </w:t>
+      </w:r>
+      <w:r>
+        <w:rPr>
+          <w:rFonts w:ascii="Times New Roman" w:hAnsi="Times New Roman" w:cs="Times New Roman"/>
+          <w:b w:val="0"/>
+          <w:bCs/>
+          <w:sz w:val="24"/>
+          <w:szCs w:val="24"/>
+        </w:rPr>
+        <w:t>Binary Cross Entropy with Logits Loss (BCEWithLogitLoss)</w:t>
+      </w:r>
+      <w:r>
+        <w:rPr>
+          <w:rFonts w:ascii="Times New Roman" w:hAnsi="Times New Roman" w:cs="Times New Roman"/>
+          <w:b w:val="0"/>
+          <w:bCs/>
+          <w:sz w:val="24"/>
+          <w:szCs w:val="24"/>
+        </w:rPr>
+        <w:t>….7</w:t>
+      </w:r>
+    </w:p>
+    <w:p>
+      <w:pPr>
+        <w:spacing w:line="240" w:lineRule="auto"/>
+        <w:rPr>
+          <w:rFonts w:ascii="Times New Roman" w:hAnsi="Times New Roman" w:cs="Times New Roman"/>
+          <w:b w:val="0"/>
+          <w:sz w:val="24"/>
+          <w:szCs w:val="24"/>
+          <w:lang w:val="en-GB"/>
+        </w:rPr>
+      </w:pPr>
+      <w:r>
+        <w:rPr>
+          <w:rFonts w:ascii="Times New Roman" w:hAnsi="Times New Roman" w:cs="Times New Roman"/>
+          <w:b w:val="0"/>
+          <w:sz w:val="24"/>
+          <w:szCs w:val="24"/>
+        </w:rPr>
+        <w:tab/>
+      </w:r>
+      <w:r>
+        <w:rPr>
+          <w:rFonts w:ascii="Times New Roman" w:hAnsi="Times New Roman" w:cs="Times New Roman"/>
+          <w:b w:val="0"/>
+          <w:sz w:val="24"/>
+          <w:szCs w:val="24"/>
+        </w:rPr>
+        <w:t xml:space="preserve">        </w:t>
+      </w:r>
+      <w:r>
+        <w:rPr>
+          <w:rFonts w:ascii="Times New Roman" w:hAnsi="Times New Roman" w:cs="Times New Roman"/>
+          <w:b w:val="0"/>
+          <w:sz w:val="24"/>
+          <w:szCs w:val="24"/>
+        </w:rPr>
+        <w:t>2.4.2.</w:t>
+      </w:r>
+      <w:r>
+        <w:rPr>
+          <w:rFonts w:ascii="Times New Roman" w:hAnsi="Times New Roman" w:cs="Times New Roman"/>
+          <w:b w:val="0"/>
+          <w:sz w:val="24"/>
+          <w:szCs w:val="24"/>
+        </w:rPr>
+        <w:t xml:space="preserve"> </w:t>
+      </w:r>
+      <w:r>
+        <w:rPr>
+          <w:rFonts w:ascii="Times New Roman" w:hAnsi="Times New Roman" w:cs="Times New Roman"/>
+          <w:b w:val="0"/>
+          <w:sz w:val="24"/>
+          <w:szCs w:val="24"/>
+        </w:rPr>
+        <w:t>Asymmetric Loss (ASL)</w:t>
+      </w:r>
+      <w:r>
+        <w:rPr>
+          <w:rFonts w:ascii="Times New Roman" w:hAnsi="Times New Roman" w:cs="Times New Roman"/>
+          <w:b w:val="0"/>
+          <w:sz w:val="24"/>
+          <w:szCs w:val="24"/>
+          <w:lang w:val="en-GB"/>
+        </w:rPr>
+        <w:t xml:space="preserve"> </w:t>
+      </w:r>
+      <w:r>
+        <w:rPr>
+          <w:rFonts w:ascii="Times New Roman" w:hAnsi="Times New Roman" w:cs="Times New Roman"/>
+          <w:b w:val="0"/>
+          <w:sz w:val="24"/>
+          <w:szCs w:val="24"/>
+          <w:lang w:val="en-GB"/>
+        </w:rPr>
+        <w:t>...........................................................</w:t>
+      </w:r>
+      <w:r>
+        <w:rPr>
+          <w:rFonts w:ascii="Times New Roman" w:hAnsi="Times New Roman" w:cs="Times New Roman"/>
+          <w:b w:val="0"/>
+          <w:sz w:val="24"/>
+          <w:szCs w:val="24"/>
+          <w:lang w:val="en-GB"/>
+        </w:rPr>
+        <w:t>....7</w:t>
+      </w:r>
+    </w:p>
+    <w:p>
+      <w:pPr>
+        <w:spacing w:line="240" w:lineRule="auto"/>
+        <w:rPr>
+          <w:rFonts w:ascii="Times New Roman" w:hAnsi="Times New Roman" w:cs="Times New Roman"/>
+          <w:b w:val="0"/>
+          <w:bCs/>
+          <w:sz w:val="24"/>
+          <w:szCs w:val="24"/>
+          <w:lang w:val="en-GB"/>
+        </w:rPr>
+      </w:pPr>
+      <w:r>
+        <w:rPr>
+          <w:rFonts w:ascii="Times New Roman" w:hAnsi="Times New Roman" w:cs="Times New Roman"/>
+          <w:b w:val="0"/>
+          <w:sz w:val="24"/>
+          <w:szCs w:val="24"/>
+          <w:lang w:val="en-GB"/>
+        </w:rPr>
+        <w:tab/>
+        <w:t xml:space="preserve">        </w:t>
+      </w:r>
+      <w:r>
+        <w:rPr>
+          <w:rFonts w:ascii="Times New Roman" w:hAnsi="Times New Roman" w:cs="Times New Roman"/>
+          <w:b w:val="0"/>
+          <w:bCs/>
+          <w:sz w:val="24"/>
+          <w:szCs w:val="24"/>
+        </w:rPr>
+        <w:t>2.4.3.</w:t>
+      </w:r>
+      <w:r>
+        <w:rPr>
+          <w:rFonts w:ascii="Times New Roman" w:hAnsi="Times New Roman" w:cs="Times New Roman"/>
+          <w:b w:val="0"/>
+          <w:bCs/>
+          <w:sz w:val="24"/>
+          <w:szCs w:val="24"/>
+        </w:rPr>
+        <w:t xml:space="preserve"> </w:t>
+      </w:r>
+      <w:r>
+        <w:rPr>
+          <w:rFonts w:ascii="Times New Roman" w:hAnsi="Times New Roman" w:cs="Times New Roman"/>
+          <w:b w:val="0"/>
+          <w:bCs/>
+          <w:sz w:val="24"/>
+          <w:szCs w:val="24"/>
+        </w:rPr>
+        <w:t>Training Configuration And Hyperparameters</w:t>
+      </w:r>
+      <w:r>
+        <w:rPr>
+          <w:rFonts w:ascii="Times New Roman" w:hAnsi="Times New Roman" w:cs="Times New Roman"/>
+          <w:b w:val="0"/>
+          <w:sz w:val="24"/>
+          <w:szCs w:val="24"/>
+          <w:lang w:val="en-GB"/>
+        </w:rPr>
+        <w:t>..............................</w:t>
+      </w:r>
+      <w:r>
+        <w:rPr>
+          <w:rFonts w:ascii="Times New Roman" w:hAnsi="Times New Roman" w:cs="Times New Roman"/>
+          <w:b w:val="0"/>
+          <w:sz w:val="24"/>
+          <w:szCs w:val="24"/>
+          <w:lang w:val="en-GB"/>
+        </w:rPr>
+        <w:t>8</w:t>
+      </w:r>
+    </w:p>
+    <w:p>
+      <w:pPr>
+        <w:numPr>
+          <w:ilvl w:val="0"/>
+          <w:numId w:val="15"/>
+        </w:numPr>
+        <w:spacing w:line="276" w:lineRule="auto"/>
+        <w:rPr>
+          <w:rFonts w:ascii="Times New Roman" w:hAnsi="Times New Roman" w:cs="Times New Roman"/>
+          <w:b w:val="0"/>
+          <w:sz w:val="24"/>
+          <w:szCs w:val="24"/>
+          <w:lang w:val="en-GB"/>
+        </w:rPr>
+      </w:pPr>
+      <w:r>
+        <w:rPr>
+          <w:rFonts w:ascii="Times New Roman" w:hAnsi="Times New Roman" w:cs="Times New Roman"/>
+          <w:b w:val="0"/>
+          <w:bCs/>
+          <w:sz w:val="24"/>
+          <w:szCs w:val="24"/>
+        </w:rPr>
+        <w:t>Backend &amp; Database Methodology Implementation</w:t>
+      </w:r>
+      <w:r>
+        <w:rPr>
+          <w:rFonts w:ascii="Times New Roman" w:hAnsi="Times New Roman" w:cs="Times New Roman"/>
+          <w:b w:val="0"/>
+          <w:sz w:val="24"/>
+          <w:szCs w:val="24"/>
+          <w:lang w:val="en-GB"/>
+        </w:rPr>
+        <w:t>................................</w:t>
+      </w:r>
+      <w:r>
+        <w:rPr>
+          <w:rFonts w:ascii="Times New Roman" w:hAnsi="Times New Roman" w:cs="Times New Roman"/>
+          <w:b w:val="0"/>
+          <w:sz w:val="24"/>
+          <w:szCs w:val="24"/>
+          <w:lang w:val="en-GB"/>
+        </w:rPr>
+        <w:t>......</w:t>
+      </w:r>
+      <w:r>
+        <w:rPr>
+          <w:rFonts w:ascii="Times New Roman" w:hAnsi="Times New Roman" w:cs="Times New Roman"/>
+          <w:b w:val="0"/>
+          <w:sz w:val="24"/>
+          <w:szCs w:val="24"/>
+          <w:lang w:val="en-GB"/>
+        </w:rPr>
+        <w:t>8</w:t>
+      </w:r>
+      <w:r>
+        <w:rPr>
+          <w:rFonts w:ascii="Times New Roman" w:hAnsi="Times New Roman" w:cs="Times New Roman"/>
+          <w:b w:val="0"/>
+          <w:sz w:val="24"/>
+          <w:szCs w:val="24"/>
+          <w:lang w:val="en-GB"/>
+        </w:rPr>
+        <w:br/>
+        <w:t xml:space="preserve">3.1. </w:t>
+      </w:r>
+      <w:r>
+        <w:rPr>
+          <w:rFonts w:ascii="Times New Roman" w:hAnsi="Times New Roman" w:cs="Times New Roman"/>
+          <w:b w:val="0"/>
+          <w:bCs/>
+          <w:sz w:val="24"/>
+          <w:szCs w:val="24"/>
+        </w:rPr>
+        <w:t>Database Infrastructure with MongoDB Atlas</w:t>
+      </w:r>
+      <w:r>
+        <w:rPr>
+          <w:rFonts w:ascii="Times New Roman" w:hAnsi="Times New Roman" w:cs="Times New Roman"/>
+          <w:b w:val="0"/>
+          <w:sz w:val="24"/>
+          <w:szCs w:val="24"/>
+          <w:lang w:val="en-GB"/>
+        </w:rPr>
+        <w:t>.................................</w:t>
+      </w:r>
+      <w:r>
+        <w:rPr>
+          <w:rFonts w:ascii="Times New Roman" w:hAnsi="Times New Roman" w:cs="Times New Roman"/>
+          <w:b w:val="0"/>
+          <w:sz w:val="24"/>
+          <w:szCs w:val="24"/>
+          <w:lang w:val="en-GB"/>
+        </w:rPr>
+        <w:t>.</w:t>
+      </w:r>
+      <w:r>
+        <w:rPr>
+          <w:rFonts w:ascii="Times New Roman" w:hAnsi="Times New Roman" w:cs="Times New Roman"/>
+          <w:b w:val="0"/>
+          <w:sz w:val="24"/>
+          <w:szCs w:val="24"/>
+          <w:lang w:val="en-GB"/>
+        </w:rPr>
+        <w:t>....</w:t>
+      </w:r>
+      <w:r>
+        <w:rPr>
+          <w:rFonts w:ascii="Times New Roman" w:hAnsi="Times New Roman" w:cs="Times New Roman"/>
+          <w:b w:val="0"/>
+          <w:sz w:val="24"/>
+          <w:szCs w:val="24"/>
+          <w:lang w:val="en-GB"/>
+        </w:rPr>
+        <w:t>...</w:t>
+      </w:r>
+      <w:r>
+        <w:rPr>
+          <w:rFonts w:ascii="Times New Roman" w:hAnsi="Times New Roman" w:cs="Times New Roman"/>
+          <w:b w:val="0"/>
+          <w:sz w:val="24"/>
+          <w:szCs w:val="24"/>
+          <w:lang w:val="en-GB"/>
+        </w:rPr>
+        <w:t>8</w:t>
+      </w:r>
+    </w:p>
+    <w:p>
+      <w:pPr>
+        <w:spacing w:line="240" w:lineRule="auto"/>
+        <w:ind w:left="720"/>
+        <w:rPr>
+          <w:rFonts w:ascii="Times New Roman" w:hAnsi="Times New Roman" w:cs="Times New Roman"/>
+          <w:b w:val="0"/>
+          <w:sz w:val="24"/>
+          <w:szCs w:val="24"/>
+          <w:lang w:val="en-GB"/>
+        </w:rPr>
+      </w:pPr>
+      <w:r>
+        <w:rPr>
+          <w:rFonts w:ascii="Times New Roman" w:hAnsi="Times New Roman" w:cs="Times New Roman"/>
+          <w:b w:val="0"/>
+          <w:sz w:val="24"/>
+          <w:szCs w:val="24"/>
+          <w:lang w:val="en-GB"/>
+        </w:rPr>
+        <w:t xml:space="preserve">3.2 </w:t>
+      </w:r>
+      <w:r>
+        <w:rPr>
+          <w:rFonts w:ascii="Times New Roman" w:hAnsi="Times New Roman" w:cs="Times New Roman"/>
+          <w:b w:val="0"/>
+          <w:sz w:val="24"/>
+          <w:szCs w:val="24"/>
+          <w:lang w:val="en-GB"/>
+        </w:rPr>
+        <w:t>RESTful API Implementation with FastAPI</w:t>
+      </w:r>
+      <w:r>
+        <w:rPr>
+          <w:rFonts w:ascii="Times New Roman" w:hAnsi="Times New Roman" w:cs="Times New Roman"/>
+          <w:b w:val="0"/>
+          <w:sz w:val="24"/>
+          <w:szCs w:val="24"/>
+          <w:lang w:val="en-GB"/>
+        </w:rPr>
+        <w:t>…..</w:t>
+      </w:r>
+      <w:r>
+        <w:rPr>
+          <w:rFonts w:ascii="Times New Roman" w:hAnsi="Times New Roman" w:cs="Times New Roman"/>
+          <w:b w:val="0"/>
+          <w:sz w:val="24"/>
+          <w:szCs w:val="24"/>
+          <w:lang w:val="en-GB"/>
+        </w:rPr>
+        <w:t>.......................................</w:t>
+      </w:r>
+      <w:r>
+        <w:rPr>
+          <w:rFonts w:ascii="Times New Roman" w:hAnsi="Times New Roman" w:cs="Times New Roman"/>
+          <w:b w:val="0"/>
+          <w:sz w:val="24"/>
+          <w:szCs w:val="24"/>
+          <w:lang w:val="en-GB"/>
+        </w:rPr>
+        <w:t>9</w:t>
+      </w:r>
+    </w:p>
+    <w:p>
+      <w:pPr>
+        <w:spacing w:line="240" w:lineRule="auto"/>
+        <w:ind w:left="720"/>
+        <w:rPr>
+          <w:rFonts w:ascii="Times New Roman" w:hAnsi="Times New Roman" w:cs="Times New Roman"/>
+          <w:b w:val="0"/>
+          <w:sz w:val="24"/>
+          <w:szCs w:val="24"/>
+          <w:lang w:val="en-GB"/>
+        </w:rPr>
+      </w:pPr>
+      <w:r>
+        <w:rPr>
+          <w:rFonts w:ascii="Times New Roman" w:hAnsi="Times New Roman" w:cs="Times New Roman"/>
+          <w:b w:val="0"/>
+          <w:sz w:val="24"/>
+          <w:szCs w:val="24"/>
+          <w:lang w:val="en-GB"/>
+        </w:rPr>
+        <w:t xml:space="preserve">3.3 </w:t>
+      </w:r>
+      <w:r>
+        <w:rPr>
+          <w:rFonts w:ascii="Times New Roman" w:hAnsi="Times New Roman" w:cs="Times New Roman"/>
+          <w:b w:val="0"/>
+          <w:sz w:val="24"/>
+          <w:szCs w:val="24"/>
+          <w:lang w:val="en-GB"/>
+        </w:rPr>
+        <w:t>Frontend-Backend Collaboration</w:t>
+      </w:r>
+      <w:r>
+        <w:rPr>
+          <w:rFonts w:ascii="Times New Roman" w:hAnsi="Times New Roman" w:cs="Times New Roman"/>
+          <w:b w:val="0"/>
+          <w:sz w:val="24"/>
+          <w:szCs w:val="24"/>
+          <w:lang w:val="en-GB"/>
+        </w:rPr>
+        <w:t>…..</w:t>
+      </w:r>
+      <w:r>
+        <w:rPr>
+          <w:rFonts w:ascii="Times New Roman" w:hAnsi="Times New Roman" w:cs="Times New Roman"/>
+          <w:b w:val="0"/>
+          <w:sz w:val="24"/>
+          <w:szCs w:val="24"/>
+          <w:lang w:val="en-GB"/>
+        </w:rPr>
+        <w:t>.......................................</w:t>
+      </w:r>
+      <w:r>
+        <w:rPr>
+          <w:rFonts w:ascii="Times New Roman" w:hAnsi="Times New Roman" w:cs="Times New Roman"/>
+          <w:b w:val="0"/>
+          <w:sz w:val="24"/>
+          <w:szCs w:val="24"/>
+          <w:lang w:val="en-GB"/>
+        </w:rPr>
+        <w:t>.................9</w:t>
+      </w:r>
+    </w:p>
+    <w:p>
+      <w:pPr>
+        <w:spacing w:line="240" w:lineRule="auto"/>
+        <w:ind w:left="720"/>
+        <w:rPr>
+          <w:rFonts w:ascii="Times New Roman" w:hAnsi="Times New Roman" w:cs="Times New Roman"/>
+          <w:b w:val="0"/>
+          <w:sz w:val="24"/>
+          <w:szCs w:val="24"/>
+          <w:lang w:val="en-GB"/>
+        </w:rPr>
+      </w:pPr>
+      <w:r>
+        <w:rPr>
+          <w:rFonts w:ascii="Times New Roman" w:hAnsi="Times New Roman" w:cs="Times New Roman"/>
+          <w:b w:val="0"/>
+          <w:sz w:val="24"/>
+          <w:szCs w:val="24"/>
+          <w:lang w:val="en-GB"/>
+        </w:rPr>
+        <w:t>3.4 Explainability Workflow (GRAD-CAM)</w:t>
+      </w:r>
+      <w:r>
+        <w:rPr>
+          <w:rFonts w:ascii="Times New Roman" w:hAnsi="Times New Roman" w:cs="Times New Roman"/>
+          <w:b w:val="0"/>
+          <w:sz w:val="24"/>
+          <w:szCs w:val="24"/>
+          <w:lang w:val="en-GB"/>
+        </w:rPr>
+        <w:t xml:space="preserve"> </w:t>
+      </w:r>
+      <w:r>
+        <w:rPr>
+          <w:rFonts w:ascii="Times New Roman" w:hAnsi="Times New Roman" w:cs="Times New Roman"/>
+          <w:b w:val="0"/>
+          <w:sz w:val="24"/>
+          <w:szCs w:val="24"/>
+          <w:lang w:val="en-GB"/>
+        </w:rPr>
+        <w:t>…..</w:t>
+      </w:r>
+      <w:r>
+        <w:rPr>
+          <w:rFonts w:ascii="Times New Roman" w:hAnsi="Times New Roman" w:cs="Times New Roman"/>
+          <w:b w:val="0"/>
+          <w:sz w:val="24"/>
+          <w:szCs w:val="24"/>
+          <w:lang w:val="en-GB"/>
+        </w:rPr>
+        <w:t>.......................................</w:t>
+      </w:r>
+      <w:r>
+        <w:rPr>
+          <w:rFonts w:ascii="Times New Roman" w:hAnsi="Times New Roman" w:cs="Times New Roman"/>
+          <w:b w:val="0"/>
+          <w:sz w:val="24"/>
+          <w:szCs w:val="24"/>
+          <w:lang w:val="en-GB"/>
+        </w:rPr>
+        <w:t>....9</w:t>
       </w:r>
     </w:p>
     <w:p>
@@ -939,69 +2061,27 @@
           <w:szCs w:val="24"/>
           <w:lang w:val="en-GB"/>
         </w:rPr>
-        <w:t xml:space="preserve">Model </w:t>
-      </w:r>
-      <w:proofErr w:type="gramStart"/>
-      <w:r>
-        <w:rPr>
-          <w:rFonts w:ascii="Times New Roman" w:hAnsi="Times New Roman" w:cs="Times New Roman"/>
-          <w:b w:val="0"/>
-          <w:sz w:val="24"/>
-          <w:szCs w:val="24"/>
-          <w:lang w:val="en-GB"/>
-        </w:rPr>
-        <w:t>Architecture</w:t>
-      </w:r>
-      <w:r>
-        <w:rPr>
-          <w:rFonts w:ascii="Times New Roman" w:hAnsi="Times New Roman" w:cs="Times New Roman"/>
-          <w:b w:val="0"/>
-          <w:sz w:val="24"/>
-          <w:szCs w:val="24"/>
-          <w:lang w:val="en-GB"/>
-        </w:rPr>
-        <w:t xml:space="preserve"> </w:t>
-      </w:r>
-      <w:r>
-        <w:rPr>
-          <w:rFonts w:ascii="Times New Roman" w:hAnsi="Times New Roman" w:cs="Times New Roman"/>
-          <w:b w:val="0"/>
-          <w:sz w:val="24"/>
-          <w:szCs w:val="24"/>
-          <w:lang w:val="en-GB"/>
-        </w:rPr>
-        <w:t xml:space="preserve"> </w:t>
-      </w:r>
-      <w:r>
-        <w:rPr>
-          <w:rFonts w:ascii="Times New Roman" w:hAnsi="Times New Roman" w:cs="Times New Roman"/>
-          <w:b w:val="0"/>
-          <w:sz w:val="24"/>
-          <w:szCs w:val="24"/>
-          <w:lang w:val="en-GB"/>
-        </w:rPr>
-        <w:t>And</w:t>
-      </w:r>
-      <w:proofErr w:type="gramEnd"/>
-      <w:r>
-        <w:rPr>
-          <w:rFonts w:ascii="Times New Roman" w:hAnsi="Times New Roman" w:cs="Times New Roman"/>
-          <w:b w:val="0"/>
-          <w:sz w:val="24"/>
-          <w:szCs w:val="24"/>
-          <w:lang w:val="en-GB"/>
-        </w:rPr>
-        <w:t xml:space="preserve"> Training </w:t>
-      </w:r>
-      <w:r>
-        <w:rPr>
-          <w:rFonts w:ascii="Times New Roman" w:hAnsi="Times New Roman" w:cs="Times New Roman"/>
-          <w:b w:val="0"/>
-          <w:sz w:val="24"/>
-          <w:szCs w:val="24"/>
-          <w:lang w:val="en-GB"/>
-        </w:rPr>
-        <w:t>..................................................................4</w:t>
+        <w:t>Frontend ..................................................................................................</w:t>
+      </w:r>
+      <w:r>
+        <w:rPr>
+          <w:rFonts w:ascii="Times New Roman" w:hAnsi="Times New Roman" w:cs="Times New Roman"/>
+          <w:b w:val="0"/>
+          <w:sz w:val="24"/>
+          <w:szCs w:val="24"/>
+          <w:lang w:val="en-GB"/>
+        </w:rPr>
+        <w:t>.....</w:t>
+      </w:r>
+      <w:r>
+        <w:rPr>
+          <w:rFonts w:ascii="Times New Roman" w:hAnsi="Times New Roman" w:cs="Times New Roman"/>
+          <w:b w:val="0"/>
+          <w:sz w:val="24"/>
+          <w:szCs w:val="24"/>
+          <w:lang w:val="en-GB"/>
+        </w:rPr>
+        <w:t>11</w:t>
       </w:r>
       <w:r>
         <w:rPr>
@@ -1012,7 +2092,316 @@
           <w:lang w:val="en-GB"/>
         </w:rPr>
         <w:br/>
-        <w:t>2.1. DenseNet-121 Backbone .................................................................</w:t>
+      </w:r>
+      <w:r>
+        <w:rPr>
+          <w:rFonts w:ascii="Times New Roman" w:hAnsi="Times New Roman" w:cs="Times New Roman"/>
+          <w:b w:val="0"/>
+          <w:sz w:val="24"/>
+          <w:szCs w:val="24"/>
+          <w:lang w:val="en-GB"/>
+        </w:rPr>
+        <w:t>4</w:t>
+      </w:r>
+      <w:r>
+        <w:rPr>
+          <w:rFonts w:ascii="Times New Roman" w:hAnsi="Times New Roman" w:cs="Times New Roman"/>
+          <w:b w:val="0"/>
+          <w:sz w:val="24"/>
+          <w:szCs w:val="24"/>
+          <w:lang w:val="en-GB"/>
+        </w:rPr>
+        <w:t>.1. Frontend Interaction and User Interface Design ..........................</w:t>
+      </w:r>
+      <w:r>
+        <w:rPr>
+          <w:rFonts w:ascii="Times New Roman" w:hAnsi="Times New Roman" w:cs="Times New Roman"/>
+          <w:b w:val="0"/>
+          <w:sz w:val="24"/>
+          <w:szCs w:val="24"/>
+          <w:lang w:val="en-GB"/>
+        </w:rPr>
+        <w:t>.</w:t>
+      </w:r>
+      <w:r>
+        <w:rPr>
+          <w:rFonts w:ascii="Times New Roman" w:hAnsi="Times New Roman" w:cs="Times New Roman"/>
+          <w:b w:val="0"/>
+          <w:sz w:val="24"/>
+          <w:szCs w:val="24"/>
+          <w:lang w:val="en-GB"/>
+        </w:rPr>
+        <w:t>....</w:t>
+      </w:r>
+      <w:r>
+        <w:rPr>
+          <w:rFonts w:ascii="Times New Roman" w:hAnsi="Times New Roman" w:cs="Times New Roman"/>
+          <w:b w:val="0"/>
+          <w:sz w:val="24"/>
+          <w:szCs w:val="24"/>
+          <w:lang w:val="en-GB"/>
+        </w:rPr>
+        <w:t>....</w:t>
+      </w:r>
+      <w:r>
+        <w:rPr>
+          <w:rFonts w:ascii="Times New Roman" w:hAnsi="Times New Roman" w:cs="Times New Roman"/>
+          <w:b w:val="0"/>
+          <w:sz w:val="24"/>
+          <w:szCs w:val="24"/>
+          <w:lang w:val="en-GB"/>
+        </w:rPr>
+        <w:t>11</w:t>
+      </w:r>
+      <w:r>
+        <w:rPr>
+          <w:rFonts w:ascii="Times New Roman" w:hAnsi="Times New Roman" w:cs="Times New Roman"/>
+          <w:b w:val="0"/>
+          <w:sz w:val="24"/>
+          <w:szCs w:val="24"/>
+          <w:lang w:val="en-GB"/>
+        </w:rPr>
+        <w:br/>
+      </w:r>
+      <w:r>
+        <w:rPr>
+          <w:rFonts w:ascii="Times New Roman" w:hAnsi="Times New Roman" w:cs="Times New Roman"/>
+          <w:b w:val="0"/>
+          <w:sz w:val="24"/>
+          <w:szCs w:val="24"/>
+          <w:lang w:val="en-GB"/>
+        </w:rPr>
+        <w:t>4</w:t>
+      </w:r>
+      <w:r>
+        <w:rPr>
+          <w:rFonts w:ascii="Times New Roman" w:hAnsi="Times New Roman" w:cs="Times New Roman"/>
+          <w:b w:val="0"/>
+          <w:sz w:val="24"/>
+          <w:szCs w:val="24"/>
+          <w:lang w:val="en-GB"/>
+        </w:rPr>
+        <w:t>.2. User Flow and Application Structure ..........................................</w:t>
+      </w:r>
+      <w:r>
+        <w:rPr>
+          <w:rFonts w:ascii="Times New Roman" w:hAnsi="Times New Roman" w:cs="Times New Roman"/>
+          <w:b w:val="0"/>
+          <w:sz w:val="24"/>
+          <w:szCs w:val="24"/>
+          <w:lang w:val="en-GB"/>
+        </w:rPr>
+        <w:t>....</w:t>
+      </w:r>
+      <w:r>
+        <w:rPr>
+          <w:rFonts w:ascii="Times New Roman" w:hAnsi="Times New Roman" w:cs="Times New Roman"/>
+          <w:b w:val="0"/>
+          <w:sz w:val="24"/>
+          <w:szCs w:val="24"/>
+          <w:lang w:val="en-GB"/>
+        </w:rPr>
+        <w:t>..</w:t>
+      </w:r>
+      <w:r>
+        <w:rPr>
+          <w:rFonts w:ascii="Times New Roman" w:hAnsi="Times New Roman" w:cs="Times New Roman"/>
+          <w:b w:val="0"/>
+          <w:sz w:val="24"/>
+          <w:szCs w:val="24"/>
+          <w:lang w:val="en-GB"/>
+        </w:rPr>
+        <w:t>....</w:t>
+      </w:r>
+      <w:r>
+        <w:rPr>
+          <w:rFonts w:ascii="Times New Roman" w:hAnsi="Times New Roman" w:cs="Times New Roman"/>
+          <w:b w:val="0"/>
+          <w:sz w:val="24"/>
+          <w:szCs w:val="24"/>
+          <w:lang w:val="en-GB"/>
+        </w:rPr>
+        <w:t>11</w:t>
+      </w:r>
+      <w:r>
+        <w:rPr>
+          <w:rFonts w:ascii="Times New Roman" w:hAnsi="Times New Roman" w:cs="Times New Roman"/>
+          <w:b w:val="0"/>
+          <w:sz w:val="24"/>
+          <w:szCs w:val="24"/>
+          <w:lang w:val="en-GB"/>
+        </w:rPr>
+        <w:br/>
+      </w:r>
+      <w:r>
+        <w:rPr>
+          <w:rFonts w:ascii="Times New Roman" w:hAnsi="Times New Roman" w:cs="Times New Roman"/>
+          <w:b w:val="0"/>
+          <w:sz w:val="24"/>
+          <w:szCs w:val="24"/>
+          <w:lang w:val="en-GB"/>
+        </w:rPr>
+        <w:t>4</w:t>
+      </w:r>
+      <w:r>
+        <w:rPr>
+          <w:rFonts w:ascii="Times New Roman" w:hAnsi="Times New Roman" w:cs="Times New Roman"/>
+          <w:b w:val="0"/>
+          <w:sz w:val="24"/>
+          <w:szCs w:val="24"/>
+          <w:lang w:val="en-GB"/>
+        </w:rPr>
+        <w:t>.3. Result Visualization and Grad-CAM Integration ..........................</w:t>
+      </w:r>
+      <w:r>
+        <w:rPr>
+          <w:rFonts w:ascii="Times New Roman" w:hAnsi="Times New Roman" w:cs="Times New Roman"/>
+          <w:b w:val="0"/>
+          <w:sz w:val="24"/>
+          <w:szCs w:val="24"/>
+          <w:lang w:val="en-GB"/>
+        </w:rPr>
+        <w:t>....</w:t>
+      </w:r>
+      <w:r>
+        <w:rPr>
+          <w:rFonts w:ascii="Times New Roman" w:hAnsi="Times New Roman" w:cs="Times New Roman"/>
+          <w:b w:val="0"/>
+          <w:sz w:val="24"/>
+          <w:szCs w:val="24"/>
+          <w:lang w:val="en-GB"/>
+        </w:rPr>
+        <w:t>.</w:t>
+      </w:r>
+      <w:r>
+        <w:rPr>
+          <w:rFonts w:ascii="Times New Roman" w:hAnsi="Times New Roman" w:cs="Times New Roman"/>
+          <w:b w:val="0"/>
+          <w:sz w:val="24"/>
+          <w:szCs w:val="24"/>
+          <w:lang w:val="en-GB"/>
+        </w:rPr>
+        <w:t>...</w:t>
+      </w:r>
+      <w:r>
+        <w:rPr>
+          <w:rFonts w:ascii="Times New Roman" w:hAnsi="Times New Roman" w:cs="Times New Roman"/>
+          <w:b w:val="0"/>
+          <w:sz w:val="24"/>
+          <w:szCs w:val="24"/>
+          <w:lang w:val="en-GB"/>
+        </w:rPr>
+        <w:t>12</w:t>
+      </w:r>
+      <w:r>
+        <w:rPr>
+          <w:rFonts w:ascii="Times New Roman" w:hAnsi="Times New Roman" w:cs="Times New Roman"/>
+          <w:b w:val="0"/>
+          <w:sz w:val="24"/>
+          <w:szCs w:val="24"/>
+          <w:lang w:val="en-GB"/>
+        </w:rPr>
+        <w:br/>
+      </w:r>
+      <w:r>
+        <w:rPr>
+          <w:rFonts w:ascii="Times New Roman" w:hAnsi="Times New Roman" w:cs="Times New Roman"/>
+          <w:b w:val="0"/>
+          <w:sz w:val="24"/>
+          <w:szCs w:val="24"/>
+          <w:lang w:val="en-GB"/>
+        </w:rPr>
+        <w:t>4</w:t>
+      </w:r>
+      <w:r>
+        <w:rPr>
+          <w:rFonts w:ascii="Times New Roman" w:hAnsi="Times New Roman" w:cs="Times New Roman"/>
+          <w:b w:val="0"/>
+          <w:sz w:val="24"/>
+          <w:szCs w:val="24"/>
+          <w:lang w:val="en-GB"/>
+        </w:rPr>
+        <w:t>.4. API Communication and Data Handling .....................................</w:t>
+      </w:r>
+      <w:r>
+        <w:rPr>
+          <w:rFonts w:ascii="Times New Roman" w:hAnsi="Times New Roman" w:cs="Times New Roman"/>
+          <w:b w:val="0"/>
+          <w:sz w:val="24"/>
+          <w:szCs w:val="24"/>
+          <w:lang w:val="en-GB"/>
+        </w:rPr>
+        <w:t>....</w:t>
+      </w:r>
+      <w:r>
+        <w:rPr>
+          <w:rFonts w:ascii="Times New Roman" w:hAnsi="Times New Roman" w:cs="Times New Roman"/>
+          <w:b w:val="0"/>
+          <w:sz w:val="24"/>
+          <w:szCs w:val="24"/>
+          <w:lang w:val="en-GB"/>
+        </w:rPr>
+        <w:t>...</w:t>
+      </w:r>
+      <w:r>
+        <w:rPr>
+          <w:rFonts w:ascii="Times New Roman" w:hAnsi="Times New Roman" w:cs="Times New Roman"/>
+          <w:b w:val="0"/>
+          <w:sz w:val="24"/>
+          <w:szCs w:val="24"/>
+          <w:lang w:val="en-GB"/>
+        </w:rPr>
+        <w:t>...</w:t>
+      </w:r>
+      <w:r>
+        <w:rPr>
+          <w:rFonts w:ascii="Times New Roman" w:hAnsi="Times New Roman" w:cs="Times New Roman"/>
+          <w:b w:val="0"/>
+          <w:sz w:val="24"/>
+          <w:szCs w:val="24"/>
+          <w:lang w:val="en-GB"/>
+        </w:rPr>
+        <w:t>12</w:t>
+      </w:r>
+      <w:r>
+        <w:rPr>
+          <w:rFonts w:ascii="Times New Roman" w:hAnsi="Times New Roman" w:cs="Times New Roman"/>
+          <w:b w:val="0"/>
+          <w:sz w:val="24"/>
+          <w:szCs w:val="24"/>
+          <w:lang w:val="en-GB"/>
+        </w:rPr>
+        <w:br/>
+      </w:r>
+      <w:r>
+        <w:rPr>
+          <w:rFonts w:ascii="Times New Roman" w:hAnsi="Times New Roman" w:cs="Times New Roman"/>
+          <w:b w:val="0"/>
+          <w:sz w:val="24"/>
+          <w:szCs w:val="24"/>
+          <w:lang w:val="en-GB"/>
+        </w:rPr>
+        <w:t>4</w:t>
+      </w:r>
+      <w:r>
+        <w:rPr>
+          <w:rFonts w:ascii="Times New Roman" w:hAnsi="Times New Roman" w:cs="Times New Roman"/>
+          <w:b w:val="0"/>
+          <w:sz w:val="24"/>
+          <w:szCs w:val="24"/>
+          <w:lang w:val="en-GB"/>
+        </w:rPr>
+        <w:t>.5. Error Handling and User Feedback ..........................................</w:t>
+      </w:r>
+      <w:r>
+        <w:rPr>
+          <w:rFonts w:ascii="Times New Roman" w:hAnsi="Times New Roman" w:cs="Times New Roman"/>
+          <w:b w:val="0"/>
+          <w:sz w:val="24"/>
+          <w:szCs w:val="24"/>
+          <w:lang w:val="en-GB"/>
+        </w:rPr>
+        <w:t>....</w:t>
       </w:r>
       <w:r>
         <w:rPr>
@@ -1032,288 +2421,6 @@
           <w:szCs w:val="24"/>
           <w:lang w:val="en-GB"/>
         </w:rPr>
-        <w:t>..</w:t>
-      </w:r>
-      <w:r>
-        <w:rPr>
-          <w:rFonts w:ascii="Times New Roman" w:hAnsi="Times New Roman" w:cs="Times New Roman"/>
-          <w:b w:val="0"/>
-          <w:sz w:val="24"/>
-          <w:szCs w:val="24"/>
-          <w:lang w:val="en-GB"/>
-        </w:rPr>
-        <w:t>.</w:t>
-      </w:r>
-      <w:r>
-        <w:rPr>
-          <w:rFonts w:ascii="Times New Roman" w:hAnsi="Times New Roman" w:cs="Times New Roman"/>
-          <w:b w:val="0"/>
-          <w:sz w:val="24"/>
-          <w:szCs w:val="24"/>
-          <w:lang w:val="en-GB"/>
-        </w:rPr>
-        <w:t xml:space="preserve"> 4</w:t>
-      </w:r>
-      <w:r>
-        <w:rPr>
-          <w:rFonts w:ascii="Times New Roman" w:hAnsi="Times New Roman" w:cs="Times New Roman"/>
-          <w:b w:val="0"/>
-          <w:sz w:val="24"/>
-          <w:szCs w:val="24"/>
-          <w:lang w:val="en-GB"/>
-        </w:rPr>
-        <w:br/>
-        <w:t>2.2. Convolutional Block Attention Module (CBAM) ............................</w:t>
-      </w:r>
-      <w:r>
-        <w:rPr>
-          <w:rFonts w:ascii="Times New Roman" w:hAnsi="Times New Roman" w:cs="Times New Roman"/>
-          <w:b w:val="0"/>
-          <w:sz w:val="24"/>
-          <w:szCs w:val="24"/>
-          <w:lang w:val="en-GB"/>
-        </w:rPr>
-        <w:t>.....</w:t>
-      </w:r>
-      <w:r>
-        <w:rPr>
-          <w:rFonts w:ascii="Times New Roman" w:hAnsi="Times New Roman" w:cs="Times New Roman"/>
-          <w:b w:val="0"/>
-          <w:sz w:val="24"/>
-          <w:szCs w:val="24"/>
-          <w:lang w:val="en-GB"/>
-        </w:rPr>
-        <w:t>.</w:t>
-      </w:r>
-      <w:r>
-        <w:rPr>
-          <w:rFonts w:ascii="Times New Roman" w:hAnsi="Times New Roman" w:cs="Times New Roman"/>
-          <w:b w:val="0"/>
-          <w:sz w:val="24"/>
-          <w:szCs w:val="24"/>
-          <w:lang w:val="en-GB"/>
-        </w:rPr>
-        <w:t>.</w:t>
-      </w:r>
-      <w:r>
-        <w:rPr>
-          <w:rFonts w:ascii="Times New Roman" w:hAnsi="Times New Roman" w:cs="Times New Roman"/>
-          <w:b w:val="0"/>
-          <w:sz w:val="24"/>
-          <w:szCs w:val="24"/>
-          <w:lang w:val="en-GB"/>
-        </w:rPr>
-        <w:t xml:space="preserve"> 4</w:t>
-      </w:r>
-      <w:r>
-        <w:rPr>
-          <w:rFonts w:ascii="Times New Roman" w:hAnsi="Times New Roman" w:cs="Times New Roman"/>
-          <w:b w:val="0"/>
-          <w:sz w:val="24"/>
-          <w:szCs w:val="24"/>
-          <w:lang w:val="en-GB"/>
-        </w:rPr>
-        <w:br/>
-      </w:r>
-      <w:r>
-        <w:rPr>
-          <w:rFonts w:ascii="Times New Roman" w:hAnsi="Times New Roman" w:cs="Times New Roman"/>
-          <w:b w:val="0"/>
-          <w:sz w:val="24"/>
-          <w:szCs w:val="24"/>
-          <w:lang w:val="en-GB"/>
-        </w:rPr>
-        <w:t> </w:t>
-      </w:r>
-      <w:r>
-        <w:rPr>
-          <w:rFonts w:ascii="Times New Roman" w:hAnsi="Times New Roman" w:cs="Times New Roman"/>
-          <w:b w:val="0"/>
-          <w:sz w:val="24"/>
-          <w:szCs w:val="24"/>
-          <w:lang w:val="en-GB"/>
-        </w:rPr>
-        <w:t> </w:t>
-      </w:r>
-      <w:r>
-        <w:rPr>
-          <w:rFonts w:ascii="Times New Roman" w:hAnsi="Times New Roman" w:cs="Times New Roman"/>
-          <w:b w:val="0"/>
-          <w:sz w:val="24"/>
-          <w:szCs w:val="24"/>
-          <w:lang w:val="en-GB"/>
-        </w:rPr>
-        <w:t>2.2.1. Channel Attention Module ..........................................................</w:t>
-      </w:r>
-      <w:r>
-        <w:rPr>
-          <w:rFonts w:ascii="Times New Roman" w:hAnsi="Times New Roman" w:cs="Times New Roman"/>
-          <w:b w:val="0"/>
-          <w:sz w:val="24"/>
-          <w:szCs w:val="24"/>
-          <w:lang w:val="en-GB"/>
-        </w:rPr>
-        <w:t>.</w:t>
-      </w:r>
-      <w:r>
-        <w:rPr>
-          <w:rFonts w:ascii="Times New Roman" w:hAnsi="Times New Roman" w:cs="Times New Roman"/>
-          <w:b w:val="0"/>
-          <w:sz w:val="24"/>
-          <w:szCs w:val="24"/>
-          <w:lang w:val="en-GB"/>
-        </w:rPr>
-        <w:t xml:space="preserve"> 5</w:t>
-      </w:r>
-      <w:r>
-        <w:rPr>
-          <w:rFonts w:ascii="Times New Roman" w:hAnsi="Times New Roman" w:cs="Times New Roman"/>
-          <w:b w:val="0"/>
-          <w:sz w:val="24"/>
-          <w:szCs w:val="24"/>
-          <w:lang w:val="en-GB"/>
-        </w:rPr>
-        <w:br/>
-      </w:r>
-      <w:r>
-        <w:rPr>
-          <w:rFonts w:ascii="Times New Roman" w:hAnsi="Times New Roman" w:cs="Times New Roman"/>
-          <w:b w:val="0"/>
-          <w:sz w:val="24"/>
-          <w:szCs w:val="24"/>
-          <w:lang w:val="en-GB"/>
-        </w:rPr>
-        <w:t> </w:t>
-      </w:r>
-      <w:r>
-        <w:rPr>
-          <w:rFonts w:ascii="Times New Roman" w:hAnsi="Times New Roman" w:cs="Times New Roman"/>
-          <w:b w:val="0"/>
-          <w:sz w:val="24"/>
-          <w:szCs w:val="24"/>
-          <w:lang w:val="en-GB"/>
-        </w:rPr>
-        <w:t> </w:t>
-      </w:r>
-      <w:r>
-        <w:rPr>
-          <w:rFonts w:ascii="Times New Roman" w:hAnsi="Times New Roman" w:cs="Times New Roman"/>
-          <w:b w:val="0"/>
-          <w:sz w:val="24"/>
-          <w:szCs w:val="24"/>
-          <w:lang w:val="en-GB"/>
-        </w:rPr>
-        <w:t>2.2.2. Spatial Attention Module ............................................................</w:t>
-      </w:r>
-      <w:r>
-        <w:rPr>
-          <w:rFonts w:ascii="Times New Roman" w:hAnsi="Times New Roman" w:cs="Times New Roman"/>
-          <w:b w:val="0"/>
-          <w:sz w:val="24"/>
-          <w:szCs w:val="24"/>
-          <w:lang w:val="en-GB"/>
-        </w:rPr>
-        <w:t>.</w:t>
-      </w:r>
-      <w:r>
-        <w:rPr>
-          <w:rFonts w:ascii="Times New Roman" w:hAnsi="Times New Roman" w:cs="Times New Roman"/>
-          <w:b w:val="0"/>
-          <w:sz w:val="24"/>
-          <w:szCs w:val="24"/>
-          <w:lang w:val="en-GB"/>
-        </w:rPr>
-        <w:t xml:space="preserve"> 5</w:t>
-      </w:r>
-      <w:r>
-        <w:rPr>
-          <w:rFonts w:ascii="Times New Roman" w:hAnsi="Times New Roman" w:cs="Times New Roman"/>
-          <w:b w:val="0"/>
-          <w:sz w:val="24"/>
-          <w:szCs w:val="24"/>
-          <w:lang w:val="en-GB"/>
-        </w:rPr>
-        <w:br/>
-      </w:r>
-      <w:r>
-        <w:rPr>
-          <w:rFonts w:ascii="Times New Roman" w:hAnsi="Times New Roman" w:cs="Times New Roman"/>
-          <w:b w:val="0"/>
-          <w:sz w:val="24"/>
-          <w:szCs w:val="24"/>
-          <w:lang w:val="en-GB"/>
-        </w:rPr>
-        <w:t> </w:t>
-      </w:r>
-      <w:r>
-        <w:rPr>
-          <w:rFonts w:ascii="Times New Roman" w:hAnsi="Times New Roman" w:cs="Times New Roman"/>
-          <w:b w:val="0"/>
-          <w:sz w:val="24"/>
-          <w:szCs w:val="24"/>
-          <w:lang w:val="en-GB"/>
-        </w:rPr>
-        <w:t> </w:t>
-      </w:r>
-      <w:r>
-        <w:rPr>
-          <w:rFonts w:ascii="Times New Roman" w:hAnsi="Times New Roman" w:cs="Times New Roman"/>
-          <w:b w:val="0"/>
-          <w:sz w:val="24"/>
-          <w:szCs w:val="24"/>
-          <w:lang w:val="en-GB"/>
-        </w:rPr>
-        <w:t>2.2.3. Overall Proposed Architecture ...................................................</w:t>
-      </w:r>
-      <w:r>
-        <w:rPr>
-          <w:rFonts w:ascii="Times New Roman" w:hAnsi="Times New Roman" w:cs="Times New Roman"/>
-          <w:b w:val="0"/>
-          <w:sz w:val="24"/>
-          <w:szCs w:val="24"/>
-          <w:lang w:val="en-GB"/>
-        </w:rPr>
-        <w:t>..</w:t>
-      </w:r>
-      <w:r>
-        <w:rPr>
-          <w:rFonts w:ascii="Times New Roman" w:hAnsi="Times New Roman" w:cs="Times New Roman"/>
-          <w:b w:val="0"/>
-          <w:sz w:val="24"/>
-          <w:szCs w:val="24"/>
-          <w:lang w:val="en-GB"/>
-        </w:rPr>
-        <w:t xml:space="preserve"> 5</w:t>
-      </w:r>
-      <w:r>
-        <w:rPr>
-          <w:rFonts w:ascii="Times New Roman" w:hAnsi="Times New Roman" w:cs="Times New Roman"/>
-          <w:b w:val="0"/>
-          <w:sz w:val="24"/>
-          <w:szCs w:val="24"/>
-          <w:lang w:val="en-GB"/>
-        </w:rPr>
-        <w:br/>
-        <w:t>2.3. Model Explainability Using Grad-CAM ..........................................</w:t>
-      </w:r>
-      <w:r>
-        <w:rPr>
-          <w:rFonts w:ascii="Times New Roman" w:hAnsi="Times New Roman" w:cs="Times New Roman"/>
-          <w:b w:val="0"/>
-          <w:sz w:val="24"/>
-          <w:szCs w:val="24"/>
-          <w:lang w:val="en-GB"/>
-        </w:rPr>
-        <w:t>.</w:t>
-      </w:r>
-      <w:r>
-        <w:rPr>
-          <w:rFonts w:ascii="Times New Roman" w:hAnsi="Times New Roman" w:cs="Times New Roman"/>
-          <w:b w:val="0"/>
-          <w:sz w:val="24"/>
-          <w:szCs w:val="24"/>
-          <w:lang w:val="en-GB"/>
-        </w:rPr>
         <w:t>....</w:t>
       </w:r>
       <w:r>
@@ -1324,460 +2431,12 @@
           <w:szCs w:val="24"/>
           <w:lang w:val="en-GB"/>
         </w:rPr>
-        <w:t>.</w:t>
-      </w:r>
-      <w:r>
-        <w:rPr>
-          <w:rFonts w:ascii="Times New Roman" w:hAnsi="Times New Roman" w:cs="Times New Roman"/>
-          <w:b w:val="0"/>
-          <w:sz w:val="24"/>
-          <w:szCs w:val="24"/>
-          <w:lang w:val="en-GB"/>
-        </w:rPr>
-        <w:t xml:space="preserve"> 6</w:t>
-      </w:r>
-    </w:p>
-    <w:p>
-      <w:pPr>
-        <w:numPr>
-          <w:ilvl w:val="0"/>
-          <w:numId w:val="15"/>
-        </w:numPr>
-        <w:spacing w:line="278" w:lineRule="auto"/>
-        <w:rPr>
-          <w:rFonts w:ascii="Times New Roman" w:hAnsi="Times New Roman" w:cs="Times New Roman"/>
-          <w:b w:val="0"/>
-          <w:sz w:val="24"/>
-          <w:szCs w:val="24"/>
-          <w:lang w:val="en-GB"/>
-        </w:rPr>
-      </w:pPr>
-      <w:r>
-        <w:rPr>
-          <w:rFonts w:ascii="Times New Roman" w:hAnsi="Times New Roman" w:cs="Times New Roman"/>
-          <w:b w:val="0"/>
-          <w:bCs/>
-          <w:sz w:val="24"/>
-          <w:szCs w:val="24"/>
-        </w:rPr>
-        <w:t>Backend &amp; Database Methodology Implementation</w:t>
-      </w:r>
-      <w:r>
-        <w:rPr>
-          <w:rFonts w:ascii="Times New Roman" w:hAnsi="Times New Roman" w:cs="Times New Roman"/>
-          <w:b w:val="0"/>
-          <w:sz w:val="24"/>
-          <w:szCs w:val="24"/>
-          <w:lang w:val="en-GB"/>
-        </w:rPr>
-        <w:t>................................</w:t>
-      </w:r>
-      <w:r>
-        <w:rPr>
-          <w:rFonts w:ascii="Times New Roman" w:hAnsi="Times New Roman" w:cs="Times New Roman"/>
-          <w:b w:val="0"/>
-          <w:sz w:val="24"/>
-          <w:szCs w:val="24"/>
-          <w:lang w:val="en-GB"/>
-        </w:rPr>
-        <w:t>......</w:t>
-      </w:r>
-      <w:r>
-        <w:rPr>
-          <w:rFonts w:ascii="Times New Roman" w:hAnsi="Times New Roman" w:cs="Times New Roman"/>
-          <w:b w:val="0"/>
-          <w:sz w:val="24"/>
-          <w:szCs w:val="24"/>
-          <w:lang w:val="en-GB"/>
-        </w:rPr>
-        <w:t>7</w:t>
-      </w:r>
-      <w:r>
-        <w:rPr>
-          <w:rFonts w:ascii="Times New Roman" w:hAnsi="Times New Roman" w:cs="Times New Roman"/>
-          <w:b w:val="0"/>
-          <w:sz w:val="24"/>
-          <w:szCs w:val="24"/>
-          <w:lang w:val="en-GB"/>
-        </w:rPr>
-        <w:br/>
-        <w:t xml:space="preserve">3.1. </w:t>
-      </w:r>
-      <w:r>
-        <w:rPr>
-          <w:rFonts w:ascii="Times New Roman" w:hAnsi="Times New Roman" w:cs="Times New Roman"/>
-          <w:b w:val="0"/>
-          <w:bCs/>
-          <w:sz w:val="24"/>
-          <w:szCs w:val="24"/>
-        </w:rPr>
-        <w:t>Database Infrastructure with MongoDB Atlas</w:t>
-      </w:r>
-      <w:r>
-        <w:rPr>
-          <w:rFonts w:ascii="Times New Roman" w:hAnsi="Times New Roman" w:cs="Times New Roman"/>
-          <w:b w:val="0"/>
-          <w:sz w:val="24"/>
-          <w:szCs w:val="24"/>
-          <w:lang w:val="en-GB"/>
-        </w:rPr>
-        <w:t>.................................</w:t>
-      </w:r>
-      <w:r>
-        <w:rPr>
-          <w:rFonts w:ascii="Times New Roman" w:hAnsi="Times New Roman" w:cs="Times New Roman"/>
-          <w:b w:val="0"/>
-          <w:sz w:val="24"/>
-          <w:szCs w:val="24"/>
-          <w:lang w:val="en-GB"/>
-        </w:rPr>
-        <w:t>.</w:t>
-      </w:r>
-      <w:r>
-        <w:rPr>
-          <w:rFonts w:ascii="Times New Roman" w:hAnsi="Times New Roman" w:cs="Times New Roman"/>
-          <w:b w:val="0"/>
-          <w:sz w:val="24"/>
-          <w:szCs w:val="24"/>
-          <w:lang w:val="en-GB"/>
-        </w:rPr>
-        <w:t>....</w:t>
-      </w:r>
-      <w:r>
-        <w:rPr>
-          <w:rFonts w:ascii="Times New Roman" w:hAnsi="Times New Roman" w:cs="Times New Roman"/>
-          <w:b w:val="0"/>
-          <w:sz w:val="24"/>
-          <w:szCs w:val="24"/>
-          <w:lang w:val="en-GB"/>
-        </w:rPr>
-        <w:t>...</w:t>
-      </w:r>
-      <w:r>
-        <w:rPr>
-          <w:rFonts w:ascii="Times New Roman" w:hAnsi="Times New Roman" w:cs="Times New Roman"/>
-          <w:b w:val="0"/>
-          <w:sz w:val="24"/>
-          <w:szCs w:val="24"/>
-          <w:lang w:val="en-GB"/>
-        </w:rPr>
-        <w:t>7</w:t>
-      </w:r>
-      <w:r>
-        <w:rPr>
-          <w:rFonts w:ascii="Times New Roman" w:hAnsi="Times New Roman" w:cs="Times New Roman"/>
-          <w:b w:val="0"/>
-          <w:sz w:val="24"/>
-          <w:szCs w:val="24"/>
-          <w:lang w:val="en-GB"/>
-        </w:rPr>
-        <w:br/>
-      </w:r>
-    </w:p>
-    <w:p>
-      <w:pPr>
-        <w:numPr>
-          <w:ilvl w:val="0"/>
-          <w:numId w:val="15"/>
-        </w:numPr>
-        <w:spacing w:line="278" w:lineRule="auto"/>
-        <w:rPr>
-          <w:rFonts w:ascii="Times New Roman" w:hAnsi="Times New Roman" w:cs="Times New Roman"/>
-          <w:b w:val="0"/>
-          <w:sz w:val="24"/>
-          <w:szCs w:val="24"/>
-          <w:lang w:val="en-GB"/>
-        </w:rPr>
-      </w:pPr>
-      <w:r>
-        <w:rPr>
-          <w:rFonts w:ascii="Times New Roman" w:hAnsi="Times New Roman" w:cs="Times New Roman"/>
-          <w:b w:val="0"/>
-          <w:sz w:val="24"/>
-          <w:szCs w:val="24"/>
-          <w:lang w:val="en-GB"/>
-        </w:rPr>
-        <w:t>Frontend ..................................................................................................</w:t>
-      </w:r>
-      <w:r>
-        <w:rPr>
-          <w:rFonts w:ascii="Times New Roman" w:hAnsi="Times New Roman" w:cs="Times New Roman"/>
-          <w:b w:val="0"/>
-          <w:sz w:val="24"/>
-          <w:szCs w:val="24"/>
-          <w:lang w:val="en-GB"/>
-        </w:rPr>
-        <w:t>......</w:t>
-      </w:r>
-      <w:r>
-        <w:rPr>
-          <w:rFonts w:ascii="Times New Roman" w:hAnsi="Times New Roman" w:cs="Times New Roman"/>
-          <w:b w:val="0"/>
-          <w:sz w:val="24"/>
-          <w:szCs w:val="24"/>
-          <w:lang w:val="en-GB"/>
-        </w:rPr>
-        <w:t>11</w:t>
-      </w:r>
-      <w:r>
-        <w:rPr>
-          <w:rFonts w:ascii="Times New Roman" w:hAnsi="Times New Roman" w:cs="Times New Roman"/>
-          <w:b w:val="0"/>
-          <w:sz w:val="24"/>
-          <w:szCs w:val="24"/>
-          <w:lang w:val="en-GB"/>
-        </w:rPr>
-        <w:br/>
-        <w:t>5.1. Frontend Interaction and User Interface Design ..........................</w:t>
-      </w:r>
-      <w:r>
-        <w:rPr>
-          <w:rFonts w:ascii="Times New Roman" w:hAnsi="Times New Roman" w:cs="Times New Roman"/>
-          <w:b w:val="0"/>
-          <w:sz w:val="24"/>
-          <w:szCs w:val="24"/>
-          <w:lang w:val="en-GB"/>
-        </w:rPr>
-        <w:t>.</w:t>
-      </w:r>
-      <w:r>
-        <w:rPr>
-          <w:rFonts w:ascii="Times New Roman" w:hAnsi="Times New Roman" w:cs="Times New Roman"/>
-          <w:b w:val="0"/>
-          <w:sz w:val="24"/>
-          <w:szCs w:val="24"/>
-          <w:lang w:val="en-GB"/>
-        </w:rPr>
-        <w:t>....</w:t>
-      </w:r>
-      <w:r>
-        <w:rPr>
-          <w:rFonts w:ascii="Times New Roman" w:hAnsi="Times New Roman" w:cs="Times New Roman"/>
-          <w:b w:val="0"/>
-          <w:sz w:val="24"/>
-          <w:szCs w:val="24"/>
-          <w:lang w:val="en-GB"/>
-        </w:rPr>
-        <w:t>.....</w:t>
-      </w:r>
-      <w:r>
-        <w:rPr>
-          <w:rFonts w:ascii="Times New Roman" w:hAnsi="Times New Roman" w:cs="Times New Roman"/>
-          <w:b w:val="0"/>
-          <w:sz w:val="24"/>
-          <w:szCs w:val="24"/>
-          <w:lang w:val="en-GB"/>
-        </w:rPr>
-        <w:t>11</w:t>
-      </w:r>
-      <w:r>
-        <w:rPr>
-          <w:rFonts w:ascii="Times New Roman" w:hAnsi="Times New Roman" w:cs="Times New Roman"/>
-          <w:b w:val="0"/>
-          <w:sz w:val="24"/>
-          <w:szCs w:val="24"/>
-          <w:lang w:val="en-GB"/>
-        </w:rPr>
-        <w:br/>
-        <w:t>5.2. User Flow and Application Structure ..........................................</w:t>
-      </w:r>
-      <w:r>
-        <w:rPr>
-          <w:rFonts w:ascii="Times New Roman" w:hAnsi="Times New Roman" w:cs="Times New Roman"/>
-          <w:b w:val="0"/>
-          <w:sz w:val="24"/>
-          <w:szCs w:val="24"/>
-          <w:lang w:val="en-GB"/>
-        </w:rPr>
-        <w:t>....</w:t>
-      </w:r>
-      <w:r>
-        <w:rPr>
-          <w:rFonts w:ascii="Times New Roman" w:hAnsi="Times New Roman" w:cs="Times New Roman"/>
-          <w:b w:val="0"/>
-          <w:sz w:val="24"/>
-          <w:szCs w:val="24"/>
-          <w:lang w:val="en-GB"/>
-        </w:rPr>
-        <w:t>..</w:t>
-      </w:r>
-      <w:r>
-        <w:rPr>
-          <w:rFonts w:ascii="Times New Roman" w:hAnsi="Times New Roman" w:cs="Times New Roman"/>
-          <w:b w:val="0"/>
-          <w:sz w:val="24"/>
-          <w:szCs w:val="24"/>
-          <w:lang w:val="en-GB"/>
-        </w:rPr>
-        <w:t>.....</w:t>
-      </w:r>
-      <w:r>
-        <w:rPr>
-          <w:rFonts w:ascii="Times New Roman" w:hAnsi="Times New Roman" w:cs="Times New Roman"/>
-          <w:b w:val="0"/>
-          <w:sz w:val="24"/>
-          <w:szCs w:val="24"/>
-          <w:lang w:val="en-GB"/>
-        </w:rPr>
-        <w:t>11</w:t>
-      </w:r>
-      <w:r>
-        <w:rPr>
-          <w:rFonts w:ascii="Times New Roman" w:hAnsi="Times New Roman" w:cs="Times New Roman"/>
-          <w:b w:val="0"/>
-          <w:sz w:val="24"/>
-          <w:szCs w:val="24"/>
-          <w:lang w:val="en-GB"/>
-        </w:rPr>
-        <w:br/>
-        <w:t>5.3. Result Visualization and Grad-CAM Integration ..........................</w:t>
-      </w:r>
-      <w:r>
-        <w:rPr>
-          <w:rFonts w:ascii="Times New Roman" w:hAnsi="Times New Roman" w:cs="Times New Roman"/>
-          <w:b w:val="0"/>
-          <w:sz w:val="24"/>
-          <w:szCs w:val="24"/>
-          <w:lang w:val="en-GB"/>
-        </w:rPr>
-        <w:t>....</w:t>
-      </w:r>
-      <w:r>
-        <w:rPr>
-          <w:rFonts w:ascii="Times New Roman" w:hAnsi="Times New Roman" w:cs="Times New Roman"/>
-          <w:b w:val="0"/>
-          <w:sz w:val="24"/>
-          <w:szCs w:val="24"/>
-          <w:lang w:val="en-GB"/>
-        </w:rPr>
-        <w:t>.</w:t>
-      </w:r>
-      <w:r>
-        <w:rPr>
-          <w:rFonts w:ascii="Times New Roman" w:hAnsi="Times New Roman" w:cs="Times New Roman"/>
-          <w:b w:val="0"/>
-          <w:sz w:val="24"/>
-          <w:szCs w:val="24"/>
-          <w:lang w:val="en-GB"/>
-        </w:rPr>
-        <w:t>...</w:t>
-      </w:r>
-      <w:r>
-        <w:rPr>
-          <w:rFonts w:ascii="Times New Roman" w:hAnsi="Times New Roman" w:cs="Times New Roman"/>
-          <w:b w:val="0"/>
-          <w:sz w:val="24"/>
-          <w:szCs w:val="24"/>
-          <w:lang w:val="en-GB"/>
-        </w:rPr>
         <w:t>12</w:t>
       </w:r>
-      <w:r>
-        <w:rPr>
-          <w:rFonts w:ascii="Times New Roman" w:hAnsi="Times New Roman" w:cs="Times New Roman"/>
-          <w:b w:val="0"/>
-          <w:sz w:val="24"/>
-          <w:szCs w:val="24"/>
-          <w:lang w:val="en-GB"/>
-        </w:rPr>
-        <w:br/>
-        <w:t>5.4. API Communication and Data Handling .....................................</w:t>
-      </w:r>
-      <w:r>
-        <w:rPr>
-          <w:rFonts w:ascii="Times New Roman" w:hAnsi="Times New Roman" w:cs="Times New Roman"/>
-          <w:b w:val="0"/>
-          <w:sz w:val="24"/>
-          <w:szCs w:val="24"/>
-          <w:lang w:val="en-GB"/>
-        </w:rPr>
-        <w:t>....</w:t>
-      </w:r>
-      <w:r>
-        <w:rPr>
-          <w:rFonts w:ascii="Times New Roman" w:hAnsi="Times New Roman" w:cs="Times New Roman"/>
-          <w:b w:val="0"/>
-          <w:sz w:val="24"/>
-          <w:szCs w:val="24"/>
-          <w:lang w:val="en-GB"/>
-        </w:rPr>
-        <w:t>...</w:t>
-      </w:r>
-      <w:r>
-        <w:rPr>
-          <w:rFonts w:ascii="Times New Roman" w:hAnsi="Times New Roman" w:cs="Times New Roman"/>
-          <w:b w:val="0"/>
-          <w:sz w:val="24"/>
-          <w:szCs w:val="24"/>
-          <w:lang w:val="en-GB"/>
-        </w:rPr>
-        <w:t>...</w:t>
-      </w:r>
-      <w:r>
-        <w:rPr>
-          <w:rFonts w:ascii="Times New Roman" w:hAnsi="Times New Roman" w:cs="Times New Roman"/>
-          <w:b w:val="0"/>
-          <w:sz w:val="24"/>
-          <w:szCs w:val="24"/>
-          <w:lang w:val="en-GB"/>
-        </w:rPr>
-        <w:t>12</w:t>
-      </w:r>
-      <w:r>
-        <w:rPr>
-          <w:rFonts w:ascii="Times New Roman" w:hAnsi="Times New Roman" w:cs="Times New Roman"/>
-          <w:b w:val="0"/>
-          <w:sz w:val="24"/>
-          <w:szCs w:val="24"/>
-          <w:lang w:val="en-GB"/>
-        </w:rPr>
-        <w:br/>
-        <w:t>5.5. Error Handling and User Feedback ..........................................</w:t>
-      </w:r>
-      <w:r>
-        <w:rPr>
-          <w:rFonts w:ascii="Times New Roman" w:hAnsi="Times New Roman" w:cs="Times New Roman"/>
-          <w:b w:val="0"/>
-          <w:sz w:val="24"/>
-          <w:szCs w:val="24"/>
-          <w:lang w:val="en-GB"/>
-        </w:rPr>
-        <w:t>....</w:t>
-      </w:r>
-      <w:r>
-        <w:rPr>
-          <w:rFonts w:ascii="Times New Roman" w:hAnsi="Times New Roman" w:cs="Times New Roman"/>
-          <w:b w:val="0"/>
-          <w:sz w:val="24"/>
-          <w:szCs w:val="24"/>
-          <w:lang w:val="en-GB"/>
-        </w:rPr>
-        <w:t>.....</w:t>
-      </w:r>
-      <w:r>
-        <w:rPr>
-          <w:rFonts w:ascii="Times New Roman" w:hAnsi="Times New Roman" w:cs="Times New Roman"/>
-          <w:b w:val="0"/>
-          <w:sz w:val="24"/>
-          <w:szCs w:val="24"/>
-          <w:lang w:val="en-GB"/>
-        </w:rPr>
-        <w:t>....</w:t>
-      </w:r>
-      <w:r>
-        <w:rPr>
-          <w:rFonts w:ascii="Times New Roman" w:hAnsi="Times New Roman" w:cs="Times New Roman"/>
-          <w:b w:val="0"/>
-          <w:sz w:val="24"/>
-          <w:szCs w:val="24"/>
-          <w:lang w:val="en-GB"/>
-        </w:rPr>
-        <w:t>12</w:t>
-      </w:r>
-    </w:p>
-    <w:p>
-      <w:pPr>
-        <w:pStyle w:val="ListParagraph"/>
+    </w:p>
+    <w:p>
+      <w:pPr>
+        <w:pStyle w:val="ListeParagraf"/>
         <w:numPr>
           <w:ilvl w:val="0"/>
           <w:numId w:val="15"/>
@@ -1842,7 +2501,7 @@
     </w:p>
     <w:p>
       <w:pPr>
-        <w:pStyle w:val="ListParagraph"/>
+        <w:pStyle w:val="ListeParagraf"/>
         <w:numPr>
           <w:ilvl w:val="1"/>
           <w:numId w:val="2"/>
@@ -2021,29 +2680,7 @@
           <w:szCs w:val="24"/>
           <w:lang w:val="en-GB"/>
         </w:rPr>
-        <w:t xml:space="preserve"> </w:t>
-      </w:r>
-      <w:proofErr w:type="spellStart"/>
-      <w:r>
-        <w:rPr>
-          <w:rFonts w:ascii="Times New Roman" w:hAnsi="Times New Roman" w:cs="Times New Roman"/>
-          <w:b w:val="0"/>
-          <w:sz w:val="24"/>
-          <w:szCs w:val="24"/>
-          <w:lang w:val="en-GB"/>
-        </w:rPr>
-        <w:t>labeled</w:t>
-      </w:r>
-      <w:proofErr w:type="spellEnd"/>
-      <w:r>
-        <w:rPr>
-          <w:rFonts w:ascii="Times New Roman" w:hAnsi="Times New Roman" w:cs="Times New Roman"/>
-          <w:b w:val="0"/>
-          <w:sz w:val="24"/>
-          <w:szCs w:val="24"/>
-          <w:lang w:val="en-GB"/>
-        </w:rPr>
-        <w:t xml:space="preserve"> for 14 different conditions. During our analysis, we observed that the dataset has a multi-label structure</w:t>
+        <w:t xml:space="preserve"> labeled for 14 different conditions. During our analysis, we observed that the dataset has a multi-label structure</w:t>
       </w:r>
       <w:r>
         <w:rPr>
@@ -2295,7 +2932,7 @@
     </w:p>
     <w:p>
       <w:pPr>
-        <w:pStyle w:val="ListParagraph"/>
+        <w:pStyle w:val="ListeParagraf"/>
         <w:numPr>
           <w:ilvl w:val="1"/>
           <w:numId w:val="2"/>
@@ -2418,29 +3055,7 @@
           <w:szCs w:val="24"/>
           <w:lang w:val="en-GB"/>
         </w:rPr>
-        <w:t xml:space="preserve"> was </w:t>
-      </w:r>
-      <w:proofErr w:type="spellStart"/>
-      <w:r>
-        <w:rPr>
-          <w:rFonts w:ascii="Times New Roman" w:hAnsi="Times New Roman" w:cs="Times New Roman"/>
-          <w:b w:val="0"/>
-          <w:sz w:val="24"/>
-          <w:szCs w:val="24"/>
-          <w:lang w:val="en-GB"/>
-        </w:rPr>
-        <w:t>labeled</w:t>
-      </w:r>
-      <w:proofErr w:type="spellEnd"/>
-      <w:r>
-        <w:rPr>
-          <w:rFonts w:ascii="Times New Roman" w:hAnsi="Times New Roman" w:cs="Times New Roman"/>
-          <w:b w:val="0"/>
-          <w:sz w:val="24"/>
-          <w:szCs w:val="24"/>
-          <w:lang w:val="en-GB"/>
-        </w:rPr>
-        <w:t xml:space="preserve"> as "PA". Based on this filtered list, we </w:t>
+        <w:t xml:space="preserve"> was labeled as "PA". Based on this filtered list, we </w:t>
       </w:r>
       <w:r>
         <w:rPr>
@@ -2587,7 +3202,7 @@
     </w:p>
     <w:p>
       <w:pPr>
-        <w:pStyle w:val="ListParagraph"/>
+        <w:pStyle w:val="ListeParagraf"/>
         <w:numPr>
           <w:ilvl w:val="1"/>
           <w:numId w:val="2"/>
@@ -2684,7 +3299,7 @@
     </w:p>
     <w:p>
       <w:pPr>
-        <w:pStyle w:val="ListParagraph"/>
+        <w:pStyle w:val="ListeParagraf"/>
         <w:numPr>
           <w:ilvl w:val="2"/>
           <w:numId w:val="2"/>
@@ -2712,7 +3327,7 @@
     </w:p>
     <w:p>
       <w:pPr>
-        <w:pStyle w:val="ListParagraph"/>
+        <w:pStyle w:val="ListeParagraf"/>
         <w:spacing w:line="276" w:lineRule="auto"/>
         <w:ind w:left="1080"/>
         <w:jc w:val="both"/>
@@ -2727,7 +3342,7 @@
     </w:p>
     <w:p>
       <w:pPr>
-        <w:pStyle w:val="ListParagraph"/>
+        <w:pStyle w:val="ListeParagraf"/>
         <w:spacing w:line="276" w:lineRule="auto"/>
         <w:ind w:left="1080" w:firstLine="360"/>
         <w:jc w:val="both"/>
@@ -2752,7 +3367,7 @@
     </w:p>
     <w:p>
       <w:pPr>
-        <w:pStyle w:val="ListParagraph"/>
+        <w:pStyle w:val="ListeParagraf"/>
         <w:spacing w:line="276" w:lineRule="auto"/>
         <w:ind w:left="1080"/>
         <w:jc w:val="both"/>
@@ -2767,7 +3382,7 @@
     </w:p>
     <w:p>
       <w:pPr>
-        <w:pStyle w:val="ListParagraph"/>
+        <w:pStyle w:val="ListeParagraf"/>
         <w:numPr>
           <w:ilvl w:val="0"/>
           <w:numId w:val="16"/>
@@ -2935,7 +3550,7 @@
     </w:p>
     <w:p>
       <w:pPr>
-        <w:pStyle w:val="ListParagraph"/>
+        <w:pStyle w:val="ListeParagraf"/>
         <w:spacing w:line="276" w:lineRule="auto"/>
         <w:jc w:val="both"/>
         <w:rPr>
@@ -2949,7 +3564,7 @@
     </w:p>
     <w:p>
       <w:pPr>
-        <w:pStyle w:val="ListParagraph"/>
+        <w:pStyle w:val="ListeParagraf"/>
         <w:numPr>
           <w:ilvl w:val="2"/>
           <w:numId w:val="2"/>
@@ -2977,7 +3592,7 @@
     </w:p>
     <w:p>
       <w:pPr>
-        <w:pStyle w:val="ListParagraph"/>
+        <w:pStyle w:val="ListeParagraf"/>
         <w:spacing w:line="276" w:lineRule="auto"/>
         <w:ind w:left="1080"/>
         <w:jc w:val="both"/>
@@ -2992,7 +3607,7 @@
     </w:p>
     <w:p>
       <w:pPr>
-        <w:pStyle w:val="ListParagraph"/>
+        <w:pStyle w:val="ListeParagraf"/>
         <w:spacing w:line="276" w:lineRule="auto"/>
         <w:ind w:left="1080" w:firstLine="360"/>
         <w:jc w:val="both"/>
@@ -3019,7 +3634,7 @@
     </w:p>
     <w:p>
       <w:pPr>
-        <w:pStyle w:val="ListParagraph"/>
+        <w:pStyle w:val="ListeParagraf"/>
         <w:spacing w:line="276" w:lineRule="auto"/>
         <w:ind w:left="1080"/>
         <w:jc w:val="both"/>
@@ -3035,7 +3650,7 @@
     </w:p>
     <w:p>
       <w:pPr>
-        <w:pStyle w:val="ListParagraph"/>
+        <w:pStyle w:val="ListeParagraf"/>
         <w:numPr>
           <w:ilvl w:val="1"/>
           <w:numId w:val="1"/>
@@ -3333,7 +3948,7 @@
     </w:p>
     <w:p>
       <w:pPr>
-        <w:pStyle w:val="ListParagraph"/>
+        <w:pStyle w:val="ListeParagraf"/>
         <w:spacing w:line="276" w:lineRule="auto"/>
         <w:ind w:left="1440"/>
         <w:jc w:val="both"/>
@@ -3348,7 +3963,7 @@
     </w:p>
     <w:p>
       <w:pPr>
-        <w:pStyle w:val="ListParagraph"/>
+        <w:pStyle w:val="ListeParagraf"/>
         <w:numPr>
           <w:ilvl w:val="1"/>
           <w:numId w:val="1"/>
@@ -3446,7 +4061,7 @@
     </w:p>
     <w:p>
       <w:pPr>
-        <w:pStyle w:val="ListParagraph"/>
+        <w:pStyle w:val="ListeParagraf"/>
         <w:spacing w:after="0" w:line="276" w:lineRule="auto"/>
         <w:ind w:left="1440"/>
         <w:jc w:val="both"/>
@@ -3461,7 +4076,7 @@
     </w:p>
     <w:p>
       <w:pPr>
-        <w:pStyle w:val="ListParagraph"/>
+        <w:pStyle w:val="ListeParagraf"/>
         <w:numPr>
           <w:ilvl w:val="1"/>
           <w:numId w:val="1"/>
@@ -3539,7 +4154,7 @@
     </w:p>
     <w:p>
       <w:pPr>
-        <w:pStyle w:val="ListParagraph"/>
+        <w:pStyle w:val="ListeParagraf"/>
         <w:jc w:val="both"/>
         <w:rPr>
           <w:rFonts w:ascii="Times New Roman" w:hAnsi="Times New Roman" w:cs="Times New Roman"/>
@@ -3552,7 +4167,7 @@
     </w:p>
     <w:p>
       <w:pPr>
-        <w:pStyle w:val="ListParagraph"/>
+        <w:pStyle w:val="ListeParagraf"/>
         <w:jc w:val="both"/>
         <w:rPr>
           <w:rFonts w:ascii="Times New Roman" w:hAnsi="Times New Roman" w:cs="Times New Roman"/>
@@ -3577,7 +4192,7 @@
     </w:p>
     <w:p>
       <w:pPr>
-        <w:pStyle w:val="ListParagraph"/>
+        <w:pStyle w:val="ListeParagraf"/>
         <w:jc w:val="center"/>
         <w:rPr>
           <w:rFonts w:ascii="Times New Roman" w:hAnsi="Times New Roman" w:cs="Times New Roman"/>
@@ -3661,7 +4276,7 @@
     </w:p>
     <w:p>
       <w:pPr>
-        <w:pStyle w:val="ListParagraph"/>
+        <w:pStyle w:val="ListeParagraf"/>
         <w:jc w:val="both"/>
         <w:rPr>
           <w:rFonts w:ascii="Times New Roman" w:hAnsi="Times New Roman" w:cs="Times New Roman"/>
@@ -3674,7 +4289,7 @@
     </w:p>
     <w:p>
       <w:pPr>
-        <w:pStyle w:val="ListParagraph"/>
+        <w:pStyle w:val="ListeParagraf"/>
         <w:jc w:val="center"/>
         <w:rPr>
           <w:rFonts w:ascii="Times New Roman" w:hAnsi="Times New Roman" w:cs="Times New Roman"/>
@@ -3732,7 +4347,7 @@
     </w:p>
     <w:p>
       <w:pPr>
-        <w:pStyle w:val="ListParagraph"/>
+        <w:pStyle w:val="ListeParagraf"/>
         <w:jc w:val="both"/>
         <w:rPr>
           <w:rFonts w:ascii="Times New Roman" w:hAnsi="Times New Roman" w:cs="Times New Roman"/>
@@ -3798,7 +4413,7 @@
     </w:p>
     <w:p>
       <w:pPr>
-        <w:pStyle w:val="ListParagraph"/>
+        <w:pStyle w:val="ListeParagraf"/>
         <w:jc w:val="center"/>
         <w:rPr>
           <w:rFonts w:ascii="Times New Roman" w:hAnsi="Times New Roman" w:cs="Times New Roman"/>
@@ -3856,7 +4471,7 @@
     </w:p>
     <w:p>
       <w:pPr>
-        <w:pStyle w:val="ListParagraph"/>
+        <w:pStyle w:val="ListeParagraf"/>
         <w:jc w:val="center"/>
         <w:rPr>
           <w:rFonts w:ascii="Times New Roman" w:hAnsi="Times New Roman" w:cs="Times New Roman"/>
@@ -3869,7 +4484,7 @@
     </w:p>
     <w:p>
       <w:pPr>
-        <w:pStyle w:val="ListParagraph"/>
+        <w:pStyle w:val="ListeParagraf"/>
         <w:jc w:val="center"/>
         <w:rPr>
           <w:rFonts w:ascii="Times New Roman" w:hAnsi="Times New Roman" w:cs="Times New Roman"/>
@@ -3894,7 +4509,7 @@
     </w:p>
     <w:p>
       <w:pPr>
-        <w:pStyle w:val="ListParagraph"/>
+        <w:pStyle w:val="ListeParagraf"/>
         <w:jc w:val="both"/>
         <w:rPr>
           <w:rFonts w:ascii="Times New Roman" w:hAnsi="Times New Roman" w:cs="Times New Roman"/>
@@ -3907,7 +4522,7 @@
     </w:p>
     <w:p>
       <w:pPr>
-        <w:pStyle w:val="ListParagraph"/>
+        <w:pStyle w:val="ListeParagraf"/>
         <w:jc w:val="center"/>
         <w:rPr>
           <w:rFonts w:ascii="Times New Roman" w:hAnsi="Times New Roman" w:cs="Times New Roman"/>
@@ -3965,7 +4580,7 @@
     </w:p>
     <w:p>
       <w:pPr>
-        <w:pStyle w:val="ListParagraph"/>
+        <w:pStyle w:val="ListeParagraf"/>
         <w:jc w:val="center"/>
         <w:rPr>
           <w:rFonts w:ascii="Times New Roman" w:hAnsi="Times New Roman" w:cs="Times New Roman"/>
@@ -3990,7 +4605,7 @@
     </w:p>
     <w:p>
       <w:pPr>
-        <w:pStyle w:val="ListParagraph"/>
+        <w:pStyle w:val="ListeParagraf"/>
         <w:jc w:val="center"/>
         <w:rPr>
           <w:rFonts w:ascii="Times New Roman" w:hAnsi="Times New Roman" w:cs="Times New Roman"/>
@@ -4004,7 +4619,7 @@
     </w:p>
     <w:p>
       <w:pPr>
-        <w:pStyle w:val="ListParagraph"/>
+        <w:pStyle w:val="ListeParagraf"/>
         <w:jc w:val="center"/>
         <w:rPr>
           <w:rFonts w:ascii="Times New Roman" w:hAnsi="Times New Roman" w:cs="Times New Roman"/>
@@ -4018,7 +4633,7 @@
     </w:p>
     <w:p>
       <w:pPr>
-        <w:pStyle w:val="ListParagraph"/>
+        <w:pStyle w:val="ListeParagraf"/>
         <w:numPr>
           <w:ilvl w:val="1"/>
           <w:numId w:val="2"/>
@@ -4053,7 +4668,7 @@
     </w:p>
     <w:p>
       <w:pPr>
-        <w:pStyle w:val="ListParagraph"/>
+        <w:pStyle w:val="ListeParagraf"/>
         <w:ind w:left="1080"/>
         <w:jc w:val="both"/>
         <w:rPr>
@@ -4326,20 +4941,8 @@
           <w:szCs w:val="24"/>
           <w:lang w:val="en-GB"/>
         </w:rPr>
-        <w:t>use pre-trained deep learning architectures (</w:t>
-      </w:r>
-      <w:proofErr w:type="spellStart"/>
-      <w:r>
-        <w:rPr>
-          <w:rFonts w:ascii="Times New Roman" w:hAnsi="Times New Roman" w:cs="Times New Roman"/>
-          <w:b w:val="0"/>
-          <w:sz w:val="24"/>
-          <w:szCs w:val="24"/>
-          <w:lang w:val="en-GB"/>
-        </w:rPr>
-        <w:t>DenseNet</w:t>
-      </w:r>
-      <w:proofErr w:type="spellEnd"/>
+        <w:t>use pre-trained deep learning architectures (DenseNet</w:t>
+      </w:r>
       <w:r>
         <w:rPr>
           <w:rFonts w:ascii="Times New Roman" w:hAnsi="Times New Roman" w:cs="Times New Roman"/>
@@ -4358,20 +4961,8 @@
           <w:szCs w:val="24"/>
           <w:lang w:val="en-GB"/>
         </w:rPr>
-        <w:t xml:space="preserve"> </w:t>
-      </w:r>
-      <w:proofErr w:type="spellStart"/>
-      <w:r>
-        <w:rPr>
-          <w:rFonts w:ascii="Times New Roman" w:hAnsi="Times New Roman" w:cs="Times New Roman"/>
-          <w:b w:val="0"/>
-          <w:sz w:val="24"/>
-          <w:szCs w:val="24"/>
-          <w:lang w:val="en-GB"/>
-        </w:rPr>
-        <w:t>ResNet</w:t>
-      </w:r>
-      <w:proofErr w:type="spellEnd"/>
+        <w:t xml:space="preserve"> ResNet</w:t>
+      </w:r>
       <w:r>
         <w:rPr>
           <w:rFonts w:ascii="Times New Roman" w:hAnsi="Times New Roman" w:cs="Times New Roman"/>
@@ -4531,7 +5122,7 @@
     </w:p>
     <w:p>
       <w:pPr>
-        <w:pStyle w:val="ListParagraph"/>
+        <w:pStyle w:val="ListeParagraf"/>
         <w:numPr>
           <w:ilvl w:val="0"/>
           <w:numId w:val="2"/>
@@ -4568,7 +5159,7 @@
     </w:p>
     <w:p>
       <w:pPr>
-        <w:pStyle w:val="ListParagraph"/>
+        <w:pStyle w:val="ListeParagraf"/>
         <w:numPr>
           <w:ilvl w:val="1"/>
           <w:numId w:val="2"/>
@@ -4611,51 +5202,7 @@
           <w:szCs w:val="24"/>
           <w:lang w:val="en-GB"/>
         </w:rPr>
-        <w:t xml:space="preserve">We have chosen </w:t>
-      </w:r>
-      <w:proofErr w:type="spellStart"/>
-      <w:r>
-        <w:rPr>
-          <w:rFonts w:ascii="Times New Roman" w:hAnsi="Times New Roman" w:cs="Times New Roman"/>
-          <w:b w:val="0"/>
-          <w:sz w:val="24"/>
-          <w:szCs w:val="24"/>
-          <w:lang w:val="en-GB"/>
-        </w:rPr>
-        <w:t>DenseNet</w:t>
-      </w:r>
-      <w:proofErr w:type="spellEnd"/>
-      <w:r>
-        <w:rPr>
-          <w:rFonts w:ascii="Times New Roman" w:hAnsi="Times New Roman" w:cs="Times New Roman"/>
-          <w:b w:val="0"/>
-          <w:sz w:val="24"/>
-          <w:szCs w:val="24"/>
-          <w:lang w:val="en-GB"/>
-        </w:rPr>
-        <w:t xml:space="preserve"> as the backbone of our model due to its proven success in medical image classification tasks. The dense connectivity technique used in </w:t>
-      </w:r>
-      <w:proofErr w:type="spellStart"/>
-      <w:r>
-        <w:rPr>
-          <w:rFonts w:ascii="Times New Roman" w:hAnsi="Times New Roman" w:cs="Times New Roman"/>
-          <w:b w:val="0"/>
-          <w:sz w:val="24"/>
-          <w:szCs w:val="24"/>
-          <w:lang w:val="en-GB"/>
-        </w:rPr>
-        <w:t>DenseNet</w:t>
-      </w:r>
-      <w:proofErr w:type="spellEnd"/>
-      <w:r>
-        <w:rPr>
-          <w:rFonts w:ascii="Times New Roman" w:hAnsi="Times New Roman" w:cs="Times New Roman"/>
-          <w:b w:val="0"/>
-          <w:sz w:val="24"/>
-          <w:szCs w:val="24"/>
-          <w:lang w:val="en-GB"/>
-        </w:rPr>
-        <w:t xml:space="preserve"> allows the outputs of previous layers to be utilized in all future layers within a dense block in the model, which mitigates the possible vanishing gradient issues we may encounter [</w:t>
+        <w:t>We have chosen DenseNet as the backbone of our model due to its proven success in medical image classification tasks. The dense connectivity technique used in DenseNet allows the outputs of previous layers to be utilized in all future layers within a dense block in the model, which mitigates the possible vanishing gradient issues we may encounter [</w:t>
       </w:r>
       <w:r>
         <w:rPr>
@@ -4675,95 +5222,7 @@
           <w:szCs w:val="24"/>
           <w:lang w:val="en-GB"/>
         </w:rPr>
-        <w:t xml:space="preserve">]. The pretrained ImageNet weights of </w:t>
-      </w:r>
-      <w:proofErr w:type="spellStart"/>
-      <w:r>
-        <w:rPr>
-          <w:rFonts w:ascii="Times New Roman" w:hAnsi="Times New Roman" w:cs="Times New Roman"/>
-          <w:b w:val="0"/>
-          <w:sz w:val="24"/>
-          <w:szCs w:val="24"/>
-          <w:lang w:val="en-GB"/>
-        </w:rPr>
-        <w:t>DenseNet</w:t>
-      </w:r>
-      <w:proofErr w:type="spellEnd"/>
-      <w:r>
-        <w:rPr>
-          <w:rFonts w:ascii="Times New Roman" w:hAnsi="Times New Roman" w:cs="Times New Roman"/>
-          <w:b w:val="0"/>
-          <w:sz w:val="24"/>
-          <w:szCs w:val="24"/>
-          <w:lang w:val="en-GB"/>
-        </w:rPr>
-        <w:t xml:space="preserve"> also allow for faster convergence and stable training. The segmented structure of </w:t>
-      </w:r>
-      <w:proofErr w:type="spellStart"/>
-      <w:r>
-        <w:rPr>
-          <w:rFonts w:ascii="Times New Roman" w:hAnsi="Times New Roman" w:cs="Times New Roman"/>
-          <w:b w:val="0"/>
-          <w:sz w:val="24"/>
-          <w:szCs w:val="24"/>
-          <w:lang w:val="en-GB"/>
-        </w:rPr>
-        <w:t>DenseNet</w:t>
-      </w:r>
-      <w:proofErr w:type="spellEnd"/>
-      <w:r>
-        <w:rPr>
-          <w:rFonts w:ascii="Times New Roman" w:hAnsi="Times New Roman" w:cs="Times New Roman"/>
-          <w:b w:val="0"/>
-          <w:sz w:val="24"/>
-          <w:szCs w:val="24"/>
-          <w:lang w:val="en-GB"/>
-        </w:rPr>
-        <w:t xml:space="preserve"> allows for the insertion of different modules between its dense blocks, which is perfect for our project. The dense blocks are made up of bottleneck layers with dense connectivity and make up a large part of the model. Bottleneck layers start with batch normalization and </w:t>
-      </w:r>
-      <w:proofErr w:type="spellStart"/>
-      <w:r>
-        <w:rPr>
-          <w:rFonts w:ascii="Times New Roman" w:hAnsi="Times New Roman" w:cs="Times New Roman"/>
-          <w:b w:val="0"/>
-          <w:sz w:val="24"/>
-          <w:szCs w:val="24"/>
-          <w:lang w:val="en-GB"/>
-        </w:rPr>
-        <w:t>ReLU</w:t>
-      </w:r>
-      <w:proofErr w:type="spellEnd"/>
-      <w:r>
-        <w:rPr>
-          <w:rFonts w:ascii="Times New Roman" w:hAnsi="Times New Roman" w:cs="Times New Roman"/>
-          <w:b w:val="0"/>
-          <w:sz w:val="24"/>
-          <w:szCs w:val="24"/>
-          <w:lang w:val="en-GB"/>
-        </w:rPr>
-        <w:t xml:space="preserve"> followed by a 1x1 convolutional layer, after which another batch normalization and </w:t>
-      </w:r>
-      <w:proofErr w:type="spellStart"/>
-      <w:r>
-        <w:rPr>
-          <w:rFonts w:ascii="Times New Roman" w:hAnsi="Times New Roman" w:cs="Times New Roman"/>
-          <w:b w:val="0"/>
-          <w:sz w:val="24"/>
-          <w:szCs w:val="24"/>
-          <w:lang w:val="en-GB"/>
-        </w:rPr>
-        <w:t>ReLU</w:t>
-      </w:r>
-      <w:proofErr w:type="spellEnd"/>
-      <w:r>
-        <w:rPr>
-          <w:rFonts w:ascii="Times New Roman" w:hAnsi="Times New Roman" w:cs="Times New Roman"/>
-          <w:b w:val="0"/>
-          <w:sz w:val="24"/>
-          <w:szCs w:val="24"/>
-          <w:lang w:val="en-GB"/>
-        </w:rPr>
-        <w:t>, and end with one final 3x3 convolutional layer [6].</w:t>
+        <w:t>]. The pretrained ImageNet weights of DenseNet also allow for faster convergence and stable training. The segmented structure of DenseNet allows for the insertion of different modules between its dense blocks, which is perfect for our project. The dense blocks are made up of bottleneck layers with dense connectivity and make up a large part of the model. Bottleneck layers start with batch normalization and ReLU followed by a 1x1 convolutional layer, after which another batch normalization and ReLU, and end with one final 3x3 convolutional layer [6].</w:t>
       </w:r>
     </w:p>
     <w:p>
@@ -4785,7 +5244,7 @@
         </w:rPr>
         <w:lastRenderedPageBreak/>
         <w:drawing>
-          <wp:inline distT="0" distB="0" distL="0" distR="0" wp14:anchorId="06B556F1" wp14:editId="61E85A34">
+          <wp:inline distT="0" distB="0" distL="0" distR="0" wp14:anchorId="06B556F1" wp14:editId="5A8ABF49">
             <wp:extent cx="5770245" cy="1274445"/>
             <wp:effectExtent l="0" t="0" r="1905" b="0"/>
             <wp:docPr id="715451074" name="Resim 16" descr="metin, yazı tipi, çizgi, dikdörtgen içeren bir resim&#10;&#10;Yapay zeka tarafından oluşturulmuş içerik yanlış olabilir."/>
@@ -4873,7 +5332,7 @@
     </w:p>
     <w:p>
       <w:pPr>
-        <w:pStyle w:val="ListParagraph"/>
+        <w:pStyle w:val="ListeParagraf"/>
         <w:numPr>
           <w:ilvl w:val="1"/>
           <w:numId w:val="2"/>
@@ -5053,7 +5512,7 @@
     </w:p>
     <w:p>
       <w:pPr>
-        <w:pStyle w:val="ListParagraph"/>
+        <w:pStyle w:val="ListeParagraf"/>
         <w:numPr>
           <w:ilvl w:val="2"/>
           <w:numId w:val="2"/>
@@ -5122,7 +5581,7 @@
     </w:p>
     <w:p>
       <w:pPr>
-        <w:pStyle w:val="ListParagraph"/>
+        <w:pStyle w:val="ListeParagraf"/>
         <w:numPr>
           <w:ilvl w:val="2"/>
           <w:numId w:val="2"/>
@@ -5202,7 +5661,7 @@
     </w:p>
     <w:p>
       <w:pPr>
-        <w:pStyle w:val="ListParagraph"/>
+        <w:pStyle w:val="ListeParagraf"/>
         <w:numPr>
           <w:ilvl w:val="2"/>
           <w:numId w:val="2"/>
@@ -5423,7 +5882,7 @@
     </w:p>
     <w:p>
       <w:pPr>
-        <w:pStyle w:val="ListParagraph"/>
+        <w:pStyle w:val="ListeParagraf"/>
         <w:numPr>
           <w:ilvl w:val="1"/>
           <w:numId w:val="2"/>
@@ -5673,7 +6132,7 @@
     </w:p>
     <w:p>
       <w:pPr>
-        <w:pStyle w:val="ListParagraph"/>
+        <w:pStyle w:val="ListeParagraf"/>
         <w:numPr>
           <w:ilvl w:val="1"/>
           <w:numId w:val="2"/>
@@ -5778,7 +6237,7 @@
     </w:p>
     <w:p>
       <w:pPr>
-        <w:pStyle w:val="ListParagraph"/>
+        <w:pStyle w:val="ListeParagraf"/>
         <w:numPr>
           <w:ilvl w:val="2"/>
           <w:numId w:val="2"/>
@@ -5826,30 +6285,12 @@
           <w:sz w:val="28"/>
           <w:szCs w:val="28"/>
         </w:rPr>
-        <w:t>(</w:t>
-      </w:r>
-      <w:proofErr w:type="spellStart"/>
-      <w:r>
-        <w:rPr>
-          <w:rFonts w:ascii="Times New Roman" w:hAnsi="Times New Roman" w:cs="Times New Roman"/>
-          <w:sz w:val="28"/>
-          <w:szCs w:val="28"/>
-        </w:rPr>
-        <w:t>BCEWithLogitLoss</w:t>
-      </w:r>
-      <w:proofErr w:type="spellEnd"/>
-      <w:r>
-        <w:rPr>
-          <w:rFonts w:ascii="Times New Roman" w:hAnsi="Times New Roman" w:cs="Times New Roman"/>
-          <w:sz w:val="28"/>
-          <w:szCs w:val="28"/>
-        </w:rPr>
-        <w:t>)</w:t>
-      </w:r>
-    </w:p>
-    <w:p>
-      <w:pPr>
-        <w:pStyle w:val="ListParagraph"/>
+        <w:t>(BCEWithLogitLoss)</w:t>
+      </w:r>
+    </w:p>
+    <w:p>
+      <w:pPr>
+        <w:pStyle w:val="ListeParagraf"/>
         <w:ind w:left="1080"/>
         <w:rPr>
           <w:rFonts w:ascii="Times New Roman" w:hAnsi="Times New Roman" w:cs="Times New Roman"/>
@@ -5860,7 +6301,7 @@
     </w:p>
     <w:p>
       <w:pPr>
-        <w:pStyle w:val="ListParagraph"/>
+        <w:pStyle w:val="ListeParagraf"/>
         <w:ind w:left="1080" w:firstLine="360"/>
         <w:rPr>
           <w:rFonts w:ascii="Times New Roman" w:hAnsi="Times New Roman" w:cs="Times New Roman"/>
@@ -5957,7 +6398,7 @@
     </w:p>
     <w:p>
       <w:pPr>
-        <w:pStyle w:val="ListParagraph"/>
+        <w:pStyle w:val="ListeParagraf"/>
         <w:ind w:left="1080"/>
         <w:rPr>
           <w:rFonts w:ascii="Times New Roman" w:hAnsi="Times New Roman" w:cs="Times New Roman"/>
@@ -5969,7 +6410,7 @@
     </w:p>
     <w:p>
       <w:pPr>
-        <w:pStyle w:val="ListParagraph"/>
+        <w:pStyle w:val="ListeParagraf"/>
         <w:ind w:left="1080" w:firstLine="360"/>
         <w:rPr>
           <w:rFonts w:ascii="Times New Roman" w:hAnsi="Times New Roman" w:cs="Times New Roman"/>
@@ -5987,7 +6428,6 @@
         </w:rPr>
         <w:t xml:space="preserve">However, </w:t>
       </w:r>
-      <w:proofErr w:type="spellStart"/>
       <w:r>
         <w:rPr>
           <w:rFonts w:ascii="Times New Roman" w:hAnsi="Times New Roman" w:cs="Times New Roman"/>
@@ -5996,7 +6436,6 @@
         </w:rPr>
         <w:t>BCEWithLogitsLoss</w:t>
       </w:r>
-      <w:proofErr w:type="spellEnd"/>
       <w:r>
         <w:rPr>
           <w:rFonts w:ascii="Times New Roman" w:hAnsi="Times New Roman" w:cs="Times New Roman"/>
@@ -6032,7 +6471,7 @@
     </w:p>
     <w:p>
       <w:pPr>
-        <w:pStyle w:val="ListParagraph"/>
+        <w:pStyle w:val="ListeParagraf"/>
         <w:ind w:left="1080"/>
         <w:rPr>
           <w:rFonts w:ascii="Times New Roman" w:hAnsi="Times New Roman" w:cs="Times New Roman"/>
@@ -6043,7 +6482,7 @@
     </w:p>
     <w:p>
       <w:pPr>
-        <w:pStyle w:val="ListParagraph"/>
+        <w:pStyle w:val="ListeParagraf"/>
         <w:ind w:left="1080"/>
         <w:rPr>
           <w:rFonts w:ascii="Times New Roman" w:hAnsi="Times New Roman" w:cs="Times New Roman"/>
@@ -6054,7 +6493,7 @@
     </w:p>
     <w:p>
       <w:pPr>
-        <w:pStyle w:val="ListParagraph"/>
+        <w:pStyle w:val="ListeParagraf"/>
         <w:numPr>
           <w:ilvl w:val="2"/>
           <w:numId w:val="2"/>
@@ -6076,7 +6515,7 @@
     </w:p>
     <w:p>
       <w:pPr>
-        <w:pStyle w:val="ListParagraph"/>
+        <w:pStyle w:val="ListeParagraf"/>
         <w:ind w:left="1080"/>
         <w:rPr>
           <w:rFonts w:ascii="Times New Roman" w:hAnsi="Times New Roman" w:cs="Times New Roman"/>
@@ -6087,7 +6526,7 @@
     </w:p>
     <w:p>
       <w:pPr>
-        <w:pStyle w:val="ListParagraph"/>
+        <w:pStyle w:val="ListeParagraf"/>
         <w:ind w:left="1080" w:firstLine="360"/>
         <w:rPr>
           <w:rFonts w:ascii="Times New Roman" w:hAnsi="Times New Roman" w:cs="Times New Roman"/>
@@ -6183,41 +6622,44 @@
           <w:b w:val="0"/>
           <w:sz w:val="22"/>
         </w:rPr>
-        <w:t xml:space="preserve">prevalent classes and allow for the model to learn </w:t>
-      </w:r>
-      <w:proofErr w:type="gramStart"/>
-      <w:r>
+        <w:t>prevalent classes and allow for the model to learn less common ones.</w:t>
+      </w:r>
+    </w:p>
+    <w:p>
+      <w:pPr>
+        <w:pStyle w:val="ListeParagraf"/>
+        <w:ind w:left="1080"/>
         <w:rPr>
           <w:rFonts w:ascii="Times New Roman" w:hAnsi="Times New Roman" w:cs="Times New Roman"/>
           <w:b w:val="0"/>
           <w:sz w:val="22"/>
         </w:rPr>
-        <w:t>less</w:t>
-      </w:r>
-      <w:proofErr w:type="gramEnd"/>
-      <w:r>
-        <w:rPr>
-          <w:rFonts w:ascii="Times New Roman" w:hAnsi="Times New Roman" w:cs="Times New Roman"/>
-          <w:b w:val="0"/>
+      </w:pPr>
+    </w:p>
+    <w:p>
+      <w:pPr>
+        <w:pStyle w:val="ListeParagraf"/>
+        <w:ind w:left="1080" w:firstLine="360"/>
+        <w:rPr>
+          <w:rFonts w:ascii="Times New Roman" w:hAnsi="Times New Roman" w:cs="Times New Roman"/>
+          <w:b w:val="0"/>
+          <w:bCs/>
           <w:sz w:val="22"/>
         </w:rPr>
-        <w:t xml:space="preserve"> common ones.</w:t>
-      </w:r>
-    </w:p>
-    <w:p>
-      <w:pPr>
-        <w:pStyle w:val="ListParagraph"/>
-        <w:ind w:left="1080"/>
-        <w:rPr>
-          <w:rFonts w:ascii="Times New Roman" w:hAnsi="Times New Roman" w:cs="Times New Roman"/>
-          <w:b w:val="0"/>
+      </w:pPr>
+      <w:r>
+        <w:rPr>
+          <w:rFonts w:ascii="Times New Roman" w:hAnsi="Times New Roman" w:cs="Times New Roman"/>
+          <w:b w:val="0"/>
+          <w:bCs/>
           <w:sz w:val="22"/>
         </w:rPr>
-      </w:pPr>
-    </w:p>
-    <w:p>
-      <w:pPr>
-        <w:pStyle w:val="ListParagraph"/>
+        <w:t>The loss function applies asymmetric focusing to positive and negative samples, allowing the model to assign less importance to negative examples while emphasizing harder and more informative samples.</w:t>
+      </w:r>
+    </w:p>
+    <w:p>
+      <w:pPr>
+        <w:pStyle w:val="ListeParagraf"/>
         <w:ind w:left="1080" w:firstLine="360"/>
         <w:rPr>
           <w:rFonts w:ascii="Times New Roman" w:hAnsi="Times New Roman" w:cs="Times New Roman"/>
@@ -6226,19 +6668,77 @@
           <w:sz w:val="22"/>
         </w:rPr>
       </w:pPr>
-      <w:r>
-        <w:rPr>
-          <w:rFonts w:ascii="Times New Roman" w:hAnsi="Times New Roman" w:cs="Times New Roman"/>
-          <w:b w:val="0"/>
-          <w:bCs/>
+    </w:p>
+    <w:p>
+      <w:pPr>
+        <w:pStyle w:val="ListeParagraf"/>
+        <w:ind w:left="1080" w:firstLine="360"/>
+        <w:rPr>
+          <w:rFonts w:ascii="Times New Roman" w:hAnsi="Times New Roman" w:cs="Times New Roman"/>
+          <w:b w:val="0"/>
           <w:sz w:val="22"/>
         </w:rPr>
-        <w:t>The loss function applies asymmetric focusing to positive and negative samples, allowing the model to assign less importance to negative examples while emphasizing harder and more informative samples.</w:t>
-      </w:r>
-    </w:p>
-    <w:p>
-      <w:pPr>
-        <w:pStyle w:val="ListParagraph"/>
+      </w:pPr>
+      <w:r>
+        <w:rPr>
+          <w:rFonts w:ascii="Times New Roman" w:hAnsi="Times New Roman" w:cs="Times New Roman"/>
+          <w:b w:val="0"/>
+          <w:sz w:val="22"/>
+        </w:rPr>
+        <w:t xml:space="preserve">By emphasizing difficult examples and </w:t>
+      </w:r>
+      <w:r>
+        <w:rPr>
+          <w:rFonts w:ascii="Times New Roman" w:hAnsi="Times New Roman" w:cs="Times New Roman"/>
+          <w:b w:val="0"/>
+          <w:sz w:val="22"/>
+        </w:rPr>
+        <w:t xml:space="preserve">decreasing the weight of </w:t>
+      </w:r>
+      <w:r>
+        <w:rPr>
+          <w:rFonts w:ascii="Times New Roman" w:hAnsi="Times New Roman" w:cs="Times New Roman"/>
+          <w:b w:val="0"/>
+          <w:sz w:val="22"/>
+        </w:rPr>
+        <w:t xml:space="preserve">weighting </w:t>
+      </w:r>
+      <w:r>
+        <w:rPr>
+          <w:rFonts w:ascii="Times New Roman" w:hAnsi="Times New Roman" w:cs="Times New Roman"/>
+          <w:b w:val="0"/>
+          <w:sz w:val="22"/>
+        </w:rPr>
+        <w:t>common</w:t>
+      </w:r>
+      <w:r>
+        <w:rPr>
+          <w:rFonts w:ascii="Times New Roman" w:hAnsi="Times New Roman" w:cs="Times New Roman"/>
+          <w:b w:val="0"/>
+          <w:sz w:val="22"/>
+        </w:rPr>
+        <w:t xml:space="preserve"> negatives, ASL improves the model’s ability to detect subtle and rare </w:t>
+      </w:r>
+      <w:r>
+        <w:rPr>
+          <w:rFonts w:ascii="Times New Roman" w:hAnsi="Times New Roman" w:cs="Times New Roman"/>
+          <w:b w:val="0"/>
+          <w:sz w:val="22"/>
+        </w:rPr>
+        <w:t>thoracic diseases</w:t>
+      </w:r>
+      <w:r>
+        <w:rPr>
+          <w:rFonts w:ascii="Times New Roman" w:hAnsi="Times New Roman" w:cs="Times New Roman"/>
+          <w:b w:val="0"/>
+          <w:sz w:val="22"/>
+        </w:rPr>
+        <w:t>.</w:t>
+      </w:r>
+    </w:p>
+    <w:p>
+      <w:pPr>
+        <w:pStyle w:val="ListeParagraf"/>
         <w:ind w:left="1080" w:firstLine="360"/>
         <w:rPr>
           <w:rFonts w:ascii="Times New Roman" w:hAnsi="Times New Roman" w:cs="Times New Roman"/>
@@ -6250,108 +6750,29 @@
     </w:p>
     <w:p>
       <w:pPr>
-        <w:pStyle w:val="ListParagraph"/>
+        <w:pStyle w:val="ListeParagraf"/>
         <w:ind w:left="1080" w:firstLine="360"/>
         <w:rPr>
           <w:rFonts w:ascii="Times New Roman" w:hAnsi="Times New Roman" w:cs="Times New Roman"/>
           <w:b w:val="0"/>
+          <w:bCs/>
           <w:sz w:val="22"/>
         </w:rPr>
       </w:pPr>
-      <w:r>
+    </w:p>
+    <w:p>
+      <w:pPr>
+        <w:pStyle w:val="ListeParagraf"/>
         <w:rPr>
           <w:rFonts w:ascii="Times New Roman" w:hAnsi="Times New Roman" w:cs="Times New Roman"/>
           <w:b w:val="0"/>
           <w:sz w:val="22"/>
         </w:rPr>
-        <w:t xml:space="preserve">By emphasizing difficult examples and </w:t>
-      </w:r>
-      <w:r>
-        <w:rPr>
-          <w:rFonts w:ascii="Times New Roman" w:hAnsi="Times New Roman" w:cs="Times New Roman"/>
-          <w:b w:val="0"/>
-          <w:sz w:val="22"/>
-        </w:rPr>
-        <w:t xml:space="preserve">decreasing the weight of </w:t>
-      </w:r>
-      <w:r>
-        <w:rPr>
-          <w:rFonts w:ascii="Times New Roman" w:hAnsi="Times New Roman" w:cs="Times New Roman"/>
-          <w:b w:val="0"/>
-          <w:sz w:val="22"/>
-        </w:rPr>
-        <w:t xml:space="preserve">weighting </w:t>
-      </w:r>
-      <w:r>
-        <w:rPr>
-          <w:rFonts w:ascii="Times New Roman" w:hAnsi="Times New Roman" w:cs="Times New Roman"/>
-          <w:b w:val="0"/>
-          <w:sz w:val="22"/>
-        </w:rPr>
-        <w:t>common</w:t>
-      </w:r>
-      <w:r>
-        <w:rPr>
-          <w:rFonts w:ascii="Times New Roman" w:hAnsi="Times New Roman" w:cs="Times New Roman"/>
-          <w:b w:val="0"/>
-          <w:sz w:val="22"/>
-        </w:rPr>
-        <w:t xml:space="preserve"> negatives, ASL improves the model’s ability to detect subtle and rare </w:t>
-      </w:r>
-      <w:r>
-        <w:rPr>
-          <w:rFonts w:ascii="Times New Roman" w:hAnsi="Times New Roman" w:cs="Times New Roman"/>
-          <w:b w:val="0"/>
-          <w:sz w:val="22"/>
-        </w:rPr>
-        <w:t>thoracic diseases</w:t>
-      </w:r>
-      <w:r>
-        <w:rPr>
-          <w:rFonts w:ascii="Times New Roman" w:hAnsi="Times New Roman" w:cs="Times New Roman"/>
-          <w:b w:val="0"/>
-          <w:sz w:val="22"/>
-        </w:rPr>
-        <w:t>.</w:t>
-      </w:r>
-    </w:p>
-    <w:p>
-      <w:pPr>
-        <w:pStyle w:val="ListParagraph"/>
-        <w:ind w:left="1080" w:firstLine="360"/>
-        <w:rPr>
-          <w:rFonts w:ascii="Times New Roman" w:hAnsi="Times New Roman" w:cs="Times New Roman"/>
-          <w:b w:val="0"/>
-          <w:bCs/>
-          <w:sz w:val="22"/>
-        </w:rPr>
-      </w:pPr>
-    </w:p>
-    <w:p>
-      <w:pPr>
-        <w:pStyle w:val="ListParagraph"/>
-        <w:ind w:left="1080" w:firstLine="360"/>
-        <w:rPr>
-          <w:rFonts w:ascii="Times New Roman" w:hAnsi="Times New Roman" w:cs="Times New Roman"/>
-          <w:b w:val="0"/>
-          <w:bCs/>
-          <w:sz w:val="22"/>
-        </w:rPr>
-      </w:pPr>
-    </w:p>
-    <w:p>
-      <w:pPr>
-        <w:pStyle w:val="ListParagraph"/>
-        <w:rPr>
-          <w:rFonts w:ascii="Times New Roman" w:hAnsi="Times New Roman" w:cs="Times New Roman"/>
-          <w:b w:val="0"/>
-          <w:sz w:val="22"/>
-        </w:rPr>
-      </w:pPr>
-    </w:p>
-    <w:p>
-      <w:pPr>
-        <w:pStyle w:val="ListParagraph"/>
+      </w:pPr>
+    </w:p>
+    <w:p>
+      <w:pPr>
+        <w:pStyle w:val="ListeParagraf"/>
         <w:numPr>
           <w:ilvl w:val="2"/>
           <w:numId w:val="2"/>
@@ -6377,25 +6798,7 @@
           <w:sz w:val="28"/>
           <w:szCs w:val="28"/>
         </w:rPr>
-        <w:t xml:space="preserve"> </w:t>
-      </w:r>
-      <w:proofErr w:type="gramStart"/>
-      <w:r>
-        <w:rPr>
-          <w:rFonts w:ascii="Times New Roman" w:hAnsi="Times New Roman" w:cs="Times New Roman"/>
-          <w:sz w:val="28"/>
-          <w:szCs w:val="28"/>
-        </w:rPr>
-        <w:t>And</w:t>
-      </w:r>
-      <w:proofErr w:type="gramEnd"/>
-      <w:r>
-        <w:rPr>
-          <w:rFonts w:ascii="Times New Roman" w:hAnsi="Times New Roman" w:cs="Times New Roman"/>
-          <w:sz w:val="28"/>
-          <w:szCs w:val="28"/>
-        </w:rPr>
-        <w:t xml:space="preserve"> Hyperparameters</w:t>
+        <w:t xml:space="preserve"> And Hyperparameters</w:t>
       </w:r>
     </w:p>
     <w:p>
@@ -6605,7 +7008,7 @@
     </w:p>
     <w:p>
       <w:pPr>
-        <w:pStyle w:val="ListParagraph"/>
+        <w:pStyle w:val="ListeParagraf"/>
         <w:numPr>
           <w:ilvl w:val="0"/>
           <w:numId w:val="2"/>
@@ -6630,7 +7033,7 @@
     </w:p>
     <w:p>
       <w:pPr>
-        <w:pStyle w:val="ListParagraph"/>
+        <w:pStyle w:val="ListeParagraf"/>
         <w:spacing w:line="276" w:lineRule="auto"/>
         <w:ind w:firstLine="720"/>
         <w:rPr>
@@ -6658,7 +7061,7 @@
     </w:p>
     <w:p>
       <w:pPr>
-        <w:pStyle w:val="ListParagraph"/>
+        <w:pStyle w:val="ListeParagraf"/>
         <w:spacing w:line="276" w:lineRule="auto"/>
         <w:rPr>
           <w:rFonts w:ascii="Times New Roman" w:hAnsi="Times New Roman" w:cs="Times New Roman"/>
@@ -6685,7 +7088,7 @@
     </w:p>
     <w:p>
       <w:pPr>
-        <w:pStyle w:val="ListParagraph"/>
+        <w:pStyle w:val="ListeParagraf"/>
         <w:spacing w:line="276" w:lineRule="auto"/>
         <w:rPr>
           <w:rFonts w:ascii="Times New Roman" w:hAnsi="Times New Roman" w:cs="Times New Roman"/>
@@ -6693,7 +7096,7 @@
           <w:color w:val="auto"/>
           <w:sz w:val="24"/>
           <w:szCs w:val="24"/>
-          <w:lang w:val="en-TR"/>
+          <w:lang/>
         </w:rPr>
       </w:pPr>
       <w:r>
@@ -6703,14 +7106,14 @@
           <w:color w:val="auto"/>
           <w:sz w:val="24"/>
           <w:szCs w:val="24"/>
-          <w:lang w:val="en-TR"/>
+          <w:lang/>
         </w:rPr>
         <w:t>3.1. Database Infrastructure with MongoDB Atlas</w:t>
       </w:r>
     </w:p>
     <w:p>
       <w:pPr>
-        <w:pStyle w:val="ListParagraph"/>
+        <w:pStyle w:val="ListeParagraf"/>
         <w:spacing w:line="276" w:lineRule="auto"/>
         <w:ind w:firstLine="720"/>
         <w:rPr>
@@ -6720,7 +7123,7 @@
           <w:color w:val="auto"/>
           <w:sz w:val="24"/>
           <w:szCs w:val="24"/>
-          <w:lang w:val="en-TR"/>
+          <w:lang/>
         </w:rPr>
       </w:pPr>
       <w:r>
@@ -6731,7 +7134,7 @@
           <w:color w:val="auto"/>
           <w:sz w:val="24"/>
           <w:szCs w:val="24"/>
-          <w:lang w:val="en-TR"/>
+          <w:lang/>
         </w:rPr>
         <w:t>For robust data management, a cloud-based cluster has been deployed using </w:t>
       </w:r>
@@ -6742,7 +7145,7 @@
           <w:color w:val="auto"/>
           <w:sz w:val="24"/>
           <w:szCs w:val="24"/>
-          <w:lang w:val="en-TR"/>
+          <w:lang/>
         </w:rPr>
         <w:t>MongoDB Atlas</w:t>
       </w:r>
@@ -6754,14 +7157,14 @@
           <w:color w:val="auto"/>
           <w:sz w:val="24"/>
           <w:szCs w:val="24"/>
-          <w:lang w:val="en-TR"/>
+          <w:lang/>
         </w:rPr>
         <w:t>, aligning with our strategy for handling flexible schema requirements.</w:t>
       </w:r>
     </w:p>
     <w:p>
       <w:pPr>
-        <w:pStyle w:val="ListParagraph"/>
+        <w:pStyle w:val="ListeParagraf"/>
         <w:numPr>
           <w:ilvl w:val="0"/>
           <w:numId w:val="19"/>
@@ -6774,7 +7177,7 @@
           <w:color w:val="auto"/>
           <w:sz w:val="24"/>
           <w:szCs w:val="24"/>
-          <w:lang w:val="en-TR"/>
+          <w:lang/>
         </w:rPr>
       </w:pPr>
       <w:r>
@@ -6784,7 +7187,7 @@
           <w:color w:val="auto"/>
           <w:sz w:val="24"/>
           <w:szCs w:val="24"/>
-          <w:lang w:val="en-TR"/>
+          <w:lang/>
         </w:rPr>
         <w:t>Database Structure</w:t>
       </w:r>
@@ -6796,7 +7199,7 @@
           <w:color w:val="auto"/>
           <w:sz w:val="24"/>
           <w:szCs w:val="24"/>
-          <w:lang w:val="en-TR"/>
+          <w:lang/>
         </w:rPr>
         <w:t>: A dedicated database named </w:t>
       </w:r>
@@ -6807,7 +7210,7 @@
           <w:color w:val="auto"/>
           <w:sz w:val="24"/>
           <w:szCs w:val="24"/>
-          <w:lang w:val="en-TR"/>
+          <w:lang/>
         </w:rPr>
         <w:t>"Ceng408"</w:t>
       </w:r>
@@ -6819,14 +7222,14 @@
           <w:color w:val="auto"/>
           <w:sz w:val="24"/>
           <w:szCs w:val="24"/>
-          <w:lang w:val="en-TR"/>
+          <w:lang/>
         </w:rPr>
         <w:t> has been initialized within the cluster to manage project-specific data.</w:t>
       </w:r>
     </w:p>
     <w:p>
       <w:pPr>
-        <w:pStyle w:val="ListParagraph"/>
+        <w:pStyle w:val="ListeParagraf"/>
         <w:numPr>
           <w:ilvl w:val="0"/>
           <w:numId w:val="19"/>
@@ -6839,7 +7242,7 @@
           <w:color w:val="auto"/>
           <w:sz w:val="24"/>
           <w:szCs w:val="24"/>
-          <w:lang w:val="en-TR"/>
+          <w:lang/>
         </w:rPr>
       </w:pPr>
       <w:r>
@@ -6849,7 +7252,7 @@
           <w:color w:val="auto"/>
           <w:sz w:val="24"/>
           <w:szCs w:val="24"/>
-          <w:lang w:val="en-TR"/>
+          <w:lang/>
         </w:rPr>
         <w:t>Collection Organization</w:t>
       </w:r>
@@ -6861,14 +7264,14 @@
           <w:color w:val="auto"/>
           <w:sz w:val="24"/>
           <w:szCs w:val="24"/>
-          <w:lang w:val="en-TR"/>
+          <w:lang/>
         </w:rPr>
         <w:t>: To ensure traceability, data is organized into three primary collections:</w:t>
       </w:r>
     </w:p>
     <w:p>
       <w:pPr>
-        <w:pStyle w:val="ListParagraph"/>
+        <w:pStyle w:val="ListeParagraf"/>
         <w:numPr>
           <w:ilvl w:val="1"/>
           <w:numId w:val="19"/>
@@ -6881,7 +7284,7 @@
           <w:color w:val="auto"/>
           <w:sz w:val="24"/>
           <w:szCs w:val="24"/>
-          <w:lang w:val="en-TR"/>
+          <w:lang/>
         </w:rPr>
       </w:pPr>
       <w:r>
@@ -6891,7 +7294,7 @@
           <w:color w:val="auto"/>
           <w:sz w:val="24"/>
           <w:szCs w:val="24"/>
-          <w:lang w:val="en-TR"/>
+          <w:lang/>
         </w:rPr>
         <w:t>Doctors</w:t>
       </w:r>
@@ -6903,14 +7306,14 @@
           <w:color w:val="auto"/>
           <w:sz w:val="24"/>
           <w:szCs w:val="24"/>
-          <w:lang w:val="en-TR"/>
+          <w:lang/>
         </w:rPr>
         <w:t>: Stores authentication details and profile information, including fields like full_name, email, and role (e.g., "doctor").</w:t>
       </w:r>
     </w:p>
     <w:p>
       <w:pPr>
-        <w:pStyle w:val="ListParagraph"/>
+        <w:pStyle w:val="ListeParagraf"/>
         <w:numPr>
           <w:ilvl w:val="1"/>
           <w:numId w:val="19"/>
@@ -6923,7 +7326,7 @@
           <w:color w:val="auto"/>
           <w:sz w:val="24"/>
           <w:szCs w:val="24"/>
-          <w:lang w:val="en-TR"/>
+          <w:lang/>
         </w:rPr>
       </w:pPr>
       <w:r>
@@ -6933,7 +7336,7 @@
           <w:color w:val="auto"/>
           <w:sz w:val="24"/>
           <w:szCs w:val="24"/>
-          <w:lang w:val="en-TR"/>
+          <w:lang/>
         </w:rPr>
         <w:t>Patients</w:t>
       </w:r>
@@ -6945,14 +7348,14 @@
           <w:color w:val="auto"/>
           <w:sz w:val="24"/>
           <w:szCs w:val="24"/>
-          <w:lang w:val="en-TR"/>
+          <w:lang/>
         </w:rPr>
         <w:t>: Manages patient demographics and links to their diagnostic history.</w:t>
       </w:r>
     </w:p>
     <w:p>
       <w:pPr>
-        <w:pStyle w:val="ListParagraph"/>
+        <w:pStyle w:val="ListeParagraf"/>
         <w:numPr>
           <w:ilvl w:val="1"/>
           <w:numId w:val="19"/>
@@ -6965,7 +7368,7 @@
           <w:color w:val="auto"/>
           <w:sz w:val="24"/>
           <w:szCs w:val="24"/>
-          <w:lang w:val="en-TR"/>
+          <w:lang/>
         </w:rPr>
       </w:pPr>
       <w:r>
@@ -6975,7 +7378,7 @@
           <w:color w:val="auto"/>
           <w:sz w:val="24"/>
           <w:szCs w:val="24"/>
-          <w:lang w:val="en-TR"/>
+          <w:lang/>
         </w:rPr>
         <w:t>Analyses</w:t>
       </w:r>
@@ -6987,14 +7390,14 @@
           <w:color w:val="auto"/>
           <w:sz w:val="24"/>
           <w:szCs w:val="24"/>
-          <w:lang w:val="en-TR"/>
+          <w:lang/>
         </w:rPr>
         <w:t>: Persists inference results, multi-label probability scores, and references to Grad-CAM heatmap paths.</w:t>
       </w:r>
     </w:p>
     <w:p>
       <w:pPr>
-        <w:pStyle w:val="ListParagraph"/>
+        <w:pStyle w:val="ListeParagraf"/>
         <w:numPr>
           <w:ilvl w:val="0"/>
           <w:numId w:val="19"/>
@@ -7007,7 +7410,7 @@
           <w:color w:val="auto"/>
           <w:sz w:val="24"/>
           <w:szCs w:val="24"/>
-          <w:lang w:val="en-TR"/>
+          <w:lang/>
         </w:rPr>
       </w:pPr>
       <w:r>
@@ -7017,7 +7420,7 @@
           <w:color w:val="auto"/>
           <w:sz w:val="24"/>
           <w:szCs w:val="24"/>
-          <w:lang w:val="en-TR"/>
+          <w:lang/>
         </w:rPr>
         <w:t>Access Control</w:t>
       </w:r>
@@ -7029,14 +7432,14 @@
           <w:color w:val="auto"/>
           <w:sz w:val="24"/>
           <w:szCs w:val="24"/>
-          <w:lang w:val="en-TR"/>
+          <w:lang/>
         </w:rPr>
         <w:t>: To maintain system integrity, a strict administrative policy is enforced where only the two team members responsible for the backend have "Admin" privileges on the cluster.</w:t>
       </w:r>
     </w:p>
     <w:p>
       <w:pPr>
-        <w:pStyle w:val="ListParagraph"/>
+        <w:pStyle w:val="ListeParagraf"/>
         <w:spacing w:line="276" w:lineRule="auto"/>
         <w:rPr>
           <w:rFonts w:ascii="Times New Roman" w:hAnsi="Times New Roman" w:cs="Times New Roman"/>
@@ -7045,18 +7448,19 @@
           <w:color w:val="auto"/>
           <w:sz w:val="24"/>
           <w:szCs w:val="24"/>
-          <w:lang w:val="en-TR"/>
-        </w:rPr>
-      </w:pPr>
-      <w:r>
-        <w:rPr>
-          <w:rFonts w:ascii="Times New Roman" w:hAnsi="Times New Roman" w:cs="Times New Roman"/>
-          <w:b w:val="0"/>
-          <w:bCs/>
+          <w:lang/>
+        </w:rPr>
+      </w:pPr>
+      <w:r>
+        <w:rPr>
+          <w:rFonts w:ascii="Times New Roman" w:hAnsi="Times New Roman" w:cs="Times New Roman"/>
+          <w:b w:val="0"/>
+          <w:bCs/>
+          <w:noProof/>
           <w:color w:val="auto"/>
           <w:sz w:val="24"/>
           <w:szCs w:val="24"/>
-          <w:lang w:val="en-TR"/>
+          <w:lang/>
         </w:rPr>
         <w:lastRenderedPageBreak/>
         <w:drawing>
@@ -7157,61 +7561,17 @@
     </w:p>
     <w:p>
       <w:pPr>
-        <w:pStyle w:val="ListParagraph"/>
-        <w:spacing w:line="276" w:lineRule="auto"/>
-        <w:rPr>
-          <w:rFonts w:ascii="Times New Roman" w:hAnsi="Times New Roman" w:cs="Times New Roman"/>
-          <w:b w:val="0"/>
-          <w:bCs/>
-          <w:color w:val="auto"/>
-          <w:sz w:val="24"/>
-          <w:szCs w:val="24"/>
-          <w:lang w:val="en-GB"/>
-        </w:rPr>
-      </w:pPr>
-    </w:p>
-    <w:p>
-      <w:pPr>
-        <w:pStyle w:val="ListParagraph"/>
-        <w:spacing w:line="276" w:lineRule="auto"/>
-        <w:rPr>
-          <w:rFonts w:ascii="Times New Roman" w:hAnsi="Times New Roman" w:cs="Times New Roman"/>
-          <w:b w:val="0"/>
-          <w:bCs/>
-          <w:color w:val="auto"/>
-          <w:sz w:val="24"/>
-          <w:szCs w:val="24"/>
-          <w:lang w:val="en-GB"/>
-        </w:rPr>
-      </w:pPr>
-    </w:p>
-    <w:p>
-      <w:pPr>
-        <w:rPr>
-          <w:lang w:val="en-GB"/>
-        </w:rPr>
-      </w:pPr>
-    </w:p>
-    <w:p>
-      <w:pPr>
         <w:spacing w:line="276" w:lineRule="auto"/>
         <w:ind w:left="360" w:firstLine="360"/>
         <w:rPr>
           <w:rFonts w:ascii="Times New Roman" w:hAnsi="Times New Roman" w:cs="Times New Roman"/>
-          <w:bCs/>
-          <w:szCs w:val="32"/>
-          <w:lang w:val="en-GB"/>
-        </w:rPr>
-      </w:pPr>
-      <w:r>
-        <w:rPr>
-          <w:rFonts w:ascii="Times New Roman" w:hAnsi="Times New Roman" w:cs="Times New Roman"/>
-          <w:bCs/>
-          <w:szCs w:val="32"/>
-          <w:lang w:val="en-GB"/>
-        </w:rPr>
-        <w:t>Explainability Workflow (Grad-CAM)</w:t>
-      </w:r>
+          <w:b w:val="0"/>
+          <w:i/>
+          <w:iCs/>
+          <w:sz w:val="22"/>
+          <w:lang w:val="en-GB"/>
+        </w:rPr>
+      </w:pPr>
     </w:p>
     <w:p>
       <w:pPr>
@@ -7219,21 +7579,336 @@
         <w:ind w:left="360" w:firstLine="360"/>
         <w:rPr>
           <w:rFonts w:ascii="Times New Roman" w:hAnsi="Times New Roman" w:cs="Times New Roman"/>
-          <w:b w:val="0"/>
-          <w:bCs/>
-          <w:sz w:val="24"/>
-          <w:szCs w:val="24"/>
-          <w:lang w:val="en-TR"/>
-        </w:rPr>
-      </w:pPr>
-      <w:r>
-        <w:rPr>
-          <w:rFonts w:ascii="Times New Roman" w:hAnsi="Times New Roman" w:cs="Times New Roman"/>
-          <w:b w:val="0"/>
-          <w:bCs/>
-          <w:sz w:val="24"/>
-          <w:szCs w:val="24"/>
-          <w:lang w:val="en-TR"/>
+          <w:bCs/>
+          <w:sz w:val="24"/>
+          <w:szCs w:val="24"/>
+          <w:lang w:val="en-GB"/>
+        </w:rPr>
+      </w:pPr>
+      <w:r>
+        <w:rPr>
+          <w:rFonts w:ascii="Times New Roman" w:hAnsi="Times New Roman" w:cs="Times New Roman"/>
+          <w:bCs/>
+          <w:sz w:val="24"/>
+          <w:szCs w:val="24"/>
+          <w:lang w:val="en-GB"/>
+        </w:rPr>
+        <w:t>3.2. RESTful API Implementation with FastAPI</w:t>
+      </w:r>
+    </w:p>
+    <w:p>
+      <w:pPr>
+        <w:spacing w:line="276" w:lineRule="auto"/>
+        <w:ind w:left="360" w:firstLine="360"/>
+        <w:rPr>
+          <w:rFonts w:ascii="Times New Roman" w:hAnsi="Times New Roman" w:cs="Times New Roman"/>
+          <w:b w:val="0"/>
+          <w:sz w:val="24"/>
+          <w:szCs w:val="24"/>
+          <w:lang w:val="en-GB"/>
+        </w:rPr>
+      </w:pPr>
+      <w:r>
+        <w:rPr>
+          <w:rFonts w:ascii="Times New Roman" w:hAnsi="Times New Roman" w:cs="Times New Roman"/>
+          <w:b w:val="0"/>
+          <w:sz w:val="24"/>
+          <w:szCs w:val="24"/>
+          <w:lang w:val="en-GB"/>
+        </w:rPr>
+        <w:t>The communication between the Flutter frontend and the backend is orchestrated using the FastAPI framework, which serves as the central coordinator for the machine learning pipeline.</w:t>
+      </w:r>
+    </w:p>
+    <w:p>
+      <w:pPr>
+        <w:spacing w:line="276" w:lineRule="auto"/>
+        <w:ind w:left="360" w:firstLine="360"/>
+        <w:rPr>
+          <w:rFonts w:ascii="Times New Roman" w:hAnsi="Times New Roman" w:cs="Times New Roman"/>
+          <w:b w:val="0"/>
+          <w:sz w:val="24"/>
+          <w:szCs w:val="24"/>
+          <w:lang w:val="en-GB"/>
+        </w:rPr>
+      </w:pPr>
+      <w:r>
+        <w:rPr>
+          <w:rFonts w:ascii="Times New Roman" w:hAnsi="Times New Roman" w:cs="Times New Roman"/>
+          <w:b w:val="0"/>
+          <w:sz w:val="24"/>
+          <w:szCs w:val="24"/>
+          <w:lang w:val="en-GB"/>
+        </w:rPr>
+        <w:t>Performance and Validation: FastAPI was selected for its high performance and native support for asynchronous operations, critical for handling image preprocessing and model inference.</w:t>
+      </w:r>
+    </w:p>
+    <w:p>
+      <w:pPr>
+        <w:spacing w:line="276" w:lineRule="auto"/>
+        <w:ind w:left="360" w:firstLine="360"/>
+        <w:rPr>
+          <w:rFonts w:ascii="Times New Roman" w:hAnsi="Times New Roman" w:cs="Times New Roman"/>
+          <w:b w:val="0"/>
+          <w:sz w:val="24"/>
+          <w:szCs w:val="24"/>
+          <w:lang w:val="en-GB"/>
+        </w:rPr>
+      </w:pPr>
+      <w:r>
+        <w:rPr>
+          <w:rFonts w:ascii="Times New Roman" w:hAnsi="Times New Roman" w:cs="Times New Roman"/>
+          <w:b w:val="0"/>
+          <w:sz w:val="24"/>
+          <w:szCs w:val="24"/>
+          <w:lang w:val="en-GB"/>
+        </w:rPr>
+        <w:t>API Endpoints: Key endpoints such as POST /register, POST /analyze, and GET /results have been implemented to handle client requests and initiate the analysis workflow.</w:t>
+      </w:r>
+    </w:p>
+    <w:p>
+      <w:pPr>
+        <w:spacing w:line="276" w:lineRule="auto"/>
+        <w:ind w:left="360" w:firstLine="360"/>
+        <w:rPr>
+          <w:rFonts w:ascii="Times New Roman" w:hAnsi="Times New Roman" w:cs="Times New Roman"/>
+          <w:b w:val="0"/>
+          <w:sz w:val="24"/>
+          <w:szCs w:val="24"/>
+          <w:lang w:val="en-GB"/>
+        </w:rPr>
+      </w:pPr>
+      <w:r>
+        <w:rPr>
+          <w:rFonts w:ascii="Times New Roman" w:hAnsi="Times New Roman" w:cs="Times New Roman"/>
+          <w:b w:val="0"/>
+          <w:sz w:val="24"/>
+          <w:szCs w:val="24"/>
+          <w:lang w:val="en-GB"/>
+        </w:rPr>
+        <w:t>Data Interchange: All exchanges are standardized using JSON, ensuring platform independence and lightweight communication between the server and the Flutter interface.</w:t>
+      </w:r>
+    </w:p>
+    <w:p>
+      <w:pPr>
+        <w:spacing w:line="276" w:lineRule="auto"/>
+        <w:ind w:left="360" w:firstLine="360"/>
+        <w:rPr>
+          <w:rFonts w:ascii="Times New Roman" w:hAnsi="Times New Roman" w:cs="Times New Roman"/>
+          <w:bCs/>
+          <w:sz w:val="24"/>
+          <w:szCs w:val="24"/>
+          <w:lang w:val="en-GB"/>
+        </w:rPr>
+      </w:pPr>
+      <w:r>
+        <w:rPr>
+          <w:rFonts w:ascii="Times New Roman" w:hAnsi="Times New Roman" w:cs="Times New Roman"/>
+          <w:bCs/>
+          <w:sz w:val="24"/>
+          <w:szCs w:val="24"/>
+          <w:lang w:val="en-GB"/>
+        </w:rPr>
+        <w:t>3.3. Frontend-Backend Collaboration</w:t>
+      </w:r>
+    </w:p>
+    <w:p>
+      <w:pPr>
+        <w:spacing w:line="276" w:lineRule="auto"/>
+        <w:ind w:left="360" w:firstLine="360"/>
+        <w:rPr>
+          <w:rFonts w:ascii="Times New Roman" w:hAnsi="Times New Roman" w:cs="Times New Roman"/>
+          <w:b w:val="0"/>
+          <w:sz w:val="24"/>
+          <w:szCs w:val="24"/>
+          <w:lang w:val="en-GB"/>
+        </w:rPr>
+      </w:pPr>
+      <w:r>
+        <w:rPr>
+          <w:rFonts w:ascii="Times New Roman" w:hAnsi="Times New Roman" w:cs="Times New Roman"/>
+          <w:b w:val="0"/>
+          <w:sz w:val="24"/>
+          <w:szCs w:val="24"/>
+          <w:lang w:val="en-GB"/>
+        </w:rPr>
+        <w:t>The database schema and API definitions were designed in close coordination with the frontend team. This integration ensures that when a user uploads a chest X-ray via the Flutter interface, the backend handles the multi-step workflow—including MongoDB storage, preprocessing, and model inference—before returning a structured response to the UI.</w:t>
+      </w:r>
+    </w:p>
+    <w:p>
+      <w:pPr>
+        <w:spacing w:line="276" w:lineRule="auto"/>
+        <w:ind w:left="360" w:firstLine="360"/>
+        <w:jc w:val="center"/>
+        <w:rPr>
+          <w:rFonts w:ascii="Times New Roman" w:hAnsi="Times New Roman" w:cs="Times New Roman"/>
+          <w:b w:val="0"/>
+          <w:sz w:val="24"/>
+          <w:szCs w:val="24"/>
+          <w:lang w:val="en-GB"/>
+        </w:rPr>
+      </w:pPr>
+      <w:r>
+        <w:rPr>
+          <w:rFonts w:ascii="Times New Roman" w:hAnsi="Times New Roman" w:cs="Times New Roman"/>
+          <w:b w:val="0"/>
+          <w:noProof/>
+          <w:sz w:val="24"/>
+          <w:szCs w:val="24"/>
+          <w:lang w:val="en-GB"/>
+        </w:rPr>
+        <w:lastRenderedPageBreak/>
+        <w:drawing>
+          <wp:inline distT="0" distB="0" distL="0" distR="0" wp14:anchorId="0CDD1898" wp14:editId="116C8470">
+            <wp:extent cx="4640580" cy="2676312"/>
+            <wp:effectExtent l="0" t="0" r="7620" b="0"/>
+            <wp:docPr id="556509295" name="Resim 1"/>
+            <wp:cNvGraphicFramePr>
+              <a:graphicFrameLocks xmlns:a="http://schemas.openxmlformats.org/drawingml/2006/main" noChangeAspect="1"/>
+            </wp:cNvGraphicFramePr>
+            <a:graphic xmlns:a="http://schemas.openxmlformats.org/drawingml/2006/main">
+              <a:graphicData uri="http://schemas.openxmlformats.org/drawingml/2006/picture">
+                <pic:pic xmlns:pic="http://schemas.openxmlformats.org/drawingml/2006/picture">
+                  <pic:nvPicPr>
+                    <pic:cNvPr id="0" name="Picture 1"/>
+                    <pic:cNvPicPr>
+                      <a:picLocks noChangeAspect="1" noChangeArrowheads="1"/>
+                    </pic:cNvPicPr>
+                  </pic:nvPicPr>
+                  <pic:blipFill>
+                    <a:blip r:embed="rId20">
+                      <a:extLst>
+                        <a:ext uri="{28A0092B-C50C-407E-A947-70E740481C1C}">
+                          <a14:useLocalDpi xmlns:a14="http://schemas.microsoft.com/office/drawing/2010/main" val="0"/>
+                        </a:ext>
+                      </a:extLst>
+                    </a:blip>
+                    <a:srcRect/>
+                    <a:stretch>
+                      <a:fillRect/>
+                    </a:stretch>
+                  </pic:blipFill>
+                  <pic:spPr bwMode="auto">
+                    <a:xfrm>
+                      <a:off x="0" y="0"/>
+                      <a:ext cx="4662422" cy="2688909"/>
+                    </a:xfrm>
+                    <a:prstGeom prst="rect">
+                      <a:avLst/>
+                    </a:prstGeom>
+                    <a:noFill/>
+                    <a:ln>
+                      <a:noFill/>
+                    </a:ln>
+                  </pic:spPr>
+                </pic:pic>
+              </a:graphicData>
+            </a:graphic>
+          </wp:inline>
+        </w:drawing>
+      </w:r>
+    </w:p>
+    <w:p>
+      <w:pPr>
+        <w:spacing w:line="276" w:lineRule="auto"/>
+        <w:ind w:left="360" w:firstLine="360"/>
+        <w:jc w:val="center"/>
+        <w:rPr>
+          <w:rFonts w:ascii="Times New Roman" w:hAnsi="Times New Roman" w:cs="Times New Roman"/>
+          <w:b w:val="0"/>
+          <w:i/>
+          <w:iCs/>
+          <w:sz w:val="22"/>
+          <w:lang w:val="tr-TR"/>
+        </w:rPr>
+      </w:pPr>
+      <w:r>
+        <w:rPr>
+          <w:rFonts w:ascii="Times New Roman" w:hAnsi="Times New Roman" w:cs="Times New Roman"/>
+          <w:b w:val="0"/>
+          <w:i/>
+          <w:iCs/>
+          <w:sz w:val="22"/>
+          <w:lang w:val="tr-TR"/>
+        </w:rPr>
+        <w:t>Figure</w:t>
+      </w:r>
+      <w:r>
+        <w:rPr>
+          <w:rFonts w:ascii="Times New Roman" w:hAnsi="Times New Roman" w:cs="Times New Roman"/>
+          <w:b w:val="0"/>
+          <w:i/>
+          <w:iCs/>
+          <w:sz w:val="22"/>
+          <w:lang w:val="tr-TR"/>
+        </w:rPr>
+        <w:t xml:space="preserve">-12: </w:t>
+      </w:r>
+      <w:r>
+        <w:rPr>
+          <w:rFonts w:ascii="Times New Roman" w:hAnsi="Times New Roman" w:cs="Times New Roman"/>
+          <w:b w:val="0"/>
+          <w:i/>
+          <w:iCs/>
+          <w:sz w:val="22"/>
+          <w:lang w:val="tr-TR"/>
+        </w:rPr>
+        <w:t>Testing the POST /register endpoint on Swagger UI using user registration data.</w:t>
+      </w:r>
+    </w:p>
+    <w:p>
+      <w:pPr>
+        <w:spacing w:line="276" w:lineRule="auto"/>
+        <w:ind w:left="360" w:firstLine="360"/>
+        <w:rPr>
+          <w:rFonts w:ascii="Times New Roman" w:hAnsi="Times New Roman" w:cs="Times New Roman"/>
+          <w:bCs/>
+          <w:sz w:val="24"/>
+          <w:szCs w:val="24"/>
+          <w:lang w:val="en-GB"/>
+        </w:rPr>
+      </w:pPr>
+      <w:r>
+        <w:rPr>
+          <w:rFonts w:ascii="Times New Roman" w:hAnsi="Times New Roman" w:cs="Times New Roman"/>
+          <w:bCs/>
+          <w:sz w:val="24"/>
+          <w:szCs w:val="24"/>
+          <w:lang w:val="en-GB"/>
+        </w:rPr>
+        <w:t xml:space="preserve">3.4. </w:t>
+      </w:r>
+      <w:r>
+        <w:rPr>
+          <w:rFonts w:ascii="Times New Roman" w:hAnsi="Times New Roman" w:cs="Times New Roman"/>
+          <w:bCs/>
+          <w:sz w:val="24"/>
+          <w:szCs w:val="24"/>
+          <w:lang w:val="en-GB"/>
+        </w:rPr>
+        <w:t>Explainability Workflow (Grad-CAM)</w:t>
+      </w:r>
+    </w:p>
+    <w:p>
+      <w:pPr>
+        <w:spacing w:line="276" w:lineRule="auto"/>
+        <w:ind w:left="360" w:firstLine="360"/>
+        <w:rPr>
+          <w:rFonts w:ascii="Times New Roman" w:hAnsi="Times New Roman" w:cs="Times New Roman"/>
+          <w:b w:val="0"/>
+          <w:bCs/>
+          <w:sz w:val="24"/>
+          <w:szCs w:val="24"/>
+          <w:lang/>
+        </w:rPr>
+      </w:pPr>
+      <w:r>
+        <w:rPr>
+          <w:rFonts w:ascii="Times New Roman" w:hAnsi="Times New Roman" w:cs="Times New Roman"/>
+          <w:b w:val="0"/>
+          <w:bCs/>
+          <w:sz w:val="24"/>
+          <w:szCs w:val="24"/>
+          <w:lang/>
         </w:rPr>
         <w:t>T</w:t>
       </w:r>
@@ -7244,7 +7919,7 @@
           <w:bCs/>
           <w:sz w:val="24"/>
           <w:szCs w:val="24"/>
-          <w:lang w:val="en-TR"/>
+          <w:lang/>
         </w:rPr>
         <w:t>he explainability component using </w:t>
       </w:r>
@@ -7254,7 +7929,7 @@
           <w:bCs/>
           <w:sz w:val="24"/>
           <w:szCs w:val="24"/>
-          <w:lang w:val="en-TR"/>
+          <w:lang/>
         </w:rPr>
         <w:t>Grad-CAM</w:t>
       </w:r>
@@ -7265,7 +7940,7 @@
           <w:bCs/>
           <w:sz w:val="24"/>
           <w:szCs w:val="24"/>
-          <w:lang w:val="en-TR"/>
+          <w:lang/>
         </w:rPr>
         <w:t> has been integrated directly into the backend infrastructure as a core capability. This integration allows clinicians to visualize the specific regions of the chest X-ray that contribute most to the model’s diagnostic predictions.</w:t>
       </w:r>
@@ -7283,16 +7958,16 @@
           <w:bCs/>
           <w:sz w:val="24"/>
           <w:szCs w:val="24"/>
-          <w:lang w:val="en-TR"/>
-        </w:rPr>
-      </w:pPr>
-      <w:r>
-        <w:rPr>
-          <w:rFonts w:ascii="Times New Roman" w:hAnsi="Times New Roman" w:cs="Times New Roman"/>
-          <w:bCs/>
-          <w:sz w:val="24"/>
-          <w:szCs w:val="24"/>
-          <w:lang w:val="en-TR"/>
+          <w:lang/>
+        </w:rPr>
+      </w:pPr>
+      <w:r>
+        <w:rPr>
+          <w:rFonts w:ascii="Times New Roman" w:hAnsi="Times New Roman" w:cs="Times New Roman"/>
+          <w:bCs/>
+          <w:sz w:val="24"/>
+          <w:szCs w:val="24"/>
+          <w:lang/>
         </w:rPr>
         <w:t>Operational Logic</w:t>
       </w:r>
@@ -7303,7 +7978,7 @@
           <w:bCs/>
           <w:sz w:val="24"/>
           <w:szCs w:val="24"/>
-          <w:lang w:val="en-TR"/>
+          <w:lang/>
         </w:rPr>
         <w:t>: Grad-CAM is treated as a separate, on-demand action within the backend to manage the additional computational load effectively.</w:t>
       </w:r>
@@ -7321,16 +7996,16 @@
           <w:bCs/>
           <w:sz w:val="24"/>
           <w:szCs w:val="24"/>
-          <w:lang w:val="en-TR"/>
-        </w:rPr>
-      </w:pPr>
-      <w:r>
-        <w:rPr>
-          <w:rFonts w:ascii="Times New Roman" w:hAnsi="Times New Roman" w:cs="Times New Roman"/>
-          <w:bCs/>
-          <w:sz w:val="24"/>
-          <w:szCs w:val="24"/>
-          <w:lang w:val="en-TR"/>
+          <w:lang/>
+        </w:rPr>
+      </w:pPr>
+      <w:r>
+        <w:rPr>
+          <w:rFonts w:ascii="Times New Roman" w:hAnsi="Times New Roman" w:cs="Times New Roman"/>
+          <w:bCs/>
+          <w:sz w:val="24"/>
+          <w:szCs w:val="24"/>
+          <w:lang/>
         </w:rPr>
         <w:t>Data Management</w:t>
       </w:r>
@@ -7341,7 +8016,7 @@
           <w:bCs/>
           <w:sz w:val="24"/>
           <w:szCs w:val="24"/>
-          <w:lang w:val="en-TR"/>
+          <w:lang/>
         </w:rPr>
         <w:t>: Once a heatmap is generated, it is saved as an image file on the server's storage layer, and its corresponding metadata and URL are persisted in the </w:t>
       </w:r>
@@ -7351,7 +8026,7 @@
           <w:bCs/>
           <w:sz w:val="24"/>
           <w:szCs w:val="24"/>
-          <w:lang w:val="en-TR"/>
+          <w:lang/>
         </w:rPr>
         <w:t>Analyses</w:t>
       </w:r>
@@ -7362,7 +8037,7 @@
           <w:bCs/>
           <w:sz w:val="24"/>
           <w:szCs w:val="24"/>
-          <w:lang w:val="en-TR"/>
+          <w:lang/>
         </w:rPr>
         <w:t> collection in MongoDB.</w:t>
       </w:r>
@@ -7380,16 +8055,16 @@
           <w:bCs/>
           <w:sz w:val="24"/>
           <w:szCs w:val="24"/>
-          <w:lang w:val="en-TR"/>
-        </w:rPr>
-      </w:pPr>
-      <w:r>
-        <w:rPr>
-          <w:rFonts w:ascii="Times New Roman" w:hAnsi="Times New Roman" w:cs="Times New Roman"/>
-          <w:bCs/>
-          <w:sz w:val="24"/>
-          <w:szCs w:val="24"/>
-          <w:lang w:val="en-TR"/>
+          <w:lang/>
+        </w:rPr>
+      </w:pPr>
+      <w:r>
+        <w:rPr>
+          <w:rFonts w:ascii="Times New Roman" w:hAnsi="Times New Roman" w:cs="Times New Roman"/>
+          <w:bCs/>
+          <w:sz w:val="24"/>
+          <w:szCs w:val="24"/>
+          <w:lang/>
         </w:rPr>
         <w:t>Traceability</w:t>
       </w:r>
@@ -7400,7 +8075,7 @@
           <w:bCs/>
           <w:sz w:val="24"/>
           <w:szCs w:val="24"/>
-          <w:lang w:val="en-TR"/>
+          <w:lang/>
         </w:rPr>
         <w:t>: This workflow enables the system to store a permanent record of how a specific model version produced a particular visual explanation, supporting later clinical review and auditability.</w:t>
       </w:r>
@@ -7453,7 +8128,7 @@
                     </pic:cNvPicPr>
                   </pic:nvPicPr>
                   <pic:blipFill>
-                    <a:blip r:embed="rId20">
+                    <a:blip r:embed="rId21">
                       <a:extLst>
                         <a:ext uri="{28A0092B-C50C-407E-A947-70E740481C1C}">
                           <a14:useLocalDpi xmlns:a14="http://schemas.microsoft.com/office/drawing/2010/main" val="0"/>
@@ -7525,7 +8200,18 @@
           <w:sz w:val="22"/>
           <w:lang w:val="en-GB"/>
         </w:rPr>
-        <w:t>2: An example of a JSON document from our database. It shows how we store the model's probability scores and the file paths for the Grad-CAM outputs in one place.</w:t>
+        <w:t>3</w:t>
+      </w:r>
+      <w:r>
+        <w:rPr>
+          <w:rFonts w:ascii="Times New Roman" w:hAnsi="Times New Roman" w:cs="Times New Roman"/>
+          <w:b w:val="0"/>
+          <w:i/>
+          <w:iCs/>
+          <w:sz w:val="22"/>
+          <w:lang w:val="en-GB"/>
+        </w:rPr>
+        <w:t>: An example of a JSON document from our database. It shows how we store the model's probability scores and the file paths for the Grad-CAM outputs in one place.</w:t>
       </w:r>
     </w:p>
     <w:p>
@@ -7545,7 +8231,7 @@
     </w:p>
     <w:p>
       <w:pPr>
-        <w:pStyle w:val="ListParagraph"/>
+        <w:pStyle w:val="ListeParagraf"/>
         <w:numPr>
           <w:ilvl w:val="0"/>
           <w:numId w:val="2"/>
@@ -7571,7 +8257,7 @@
     </w:p>
     <w:p>
       <w:pPr>
-        <w:pStyle w:val="ListParagraph"/>
+        <w:pStyle w:val="ListeParagraf"/>
         <w:numPr>
           <w:ilvl w:val="1"/>
           <w:numId w:val="2"/>
@@ -7742,7 +8428,7 @@
     </w:p>
     <w:p>
       <w:pPr>
-        <w:pStyle w:val="ListParagraph"/>
+        <w:pStyle w:val="ListeParagraf"/>
         <w:numPr>
           <w:ilvl w:val="1"/>
           <w:numId w:val="2"/>
@@ -7857,7 +8543,7 @@
     </w:p>
     <w:p>
       <w:pPr>
-        <w:pStyle w:val="ListParagraph"/>
+        <w:pStyle w:val="ListeParagraf"/>
         <w:numPr>
           <w:ilvl w:val="1"/>
           <w:numId w:val="2"/>
@@ -7930,7 +8616,7 @@
     </w:p>
     <w:p>
       <w:pPr>
-        <w:pStyle w:val="ListParagraph"/>
+        <w:pStyle w:val="ListeParagraf"/>
         <w:numPr>
           <w:ilvl w:val="1"/>
           <w:numId w:val="2"/>
@@ -8068,7 +8754,7 @@
     </w:p>
     <w:p>
       <w:pPr>
-        <w:pStyle w:val="ListParagraph"/>
+        <w:pStyle w:val="ListeParagraf"/>
         <w:numPr>
           <w:ilvl w:val="1"/>
           <w:numId w:val="2"/>
@@ -8187,7 +8873,7 @@
     </w:p>
     <w:p>
       <w:pPr>
-        <w:pStyle w:val="ListParagraph"/>
+        <w:pStyle w:val="ListeParagraf"/>
         <w:spacing w:before="240" w:after="240"/>
         <w:rPr>
           <w:rFonts w:ascii="Times New Roman" w:hAnsi="Times New Roman" w:cs="Times New Roman"/>
@@ -8213,7 +8899,7 @@
     </w:p>
     <w:p>
       <w:pPr>
-        <w:pStyle w:val="ListParagraph"/>
+        <w:pStyle w:val="ListeParagraf"/>
         <w:spacing w:before="240" w:after="240"/>
         <w:ind w:left="360" w:firstLine="360"/>
         <w:rPr>
@@ -8268,7 +8954,16 @@
           <w:szCs w:val="32"/>
           <w:lang w:val="en-GB"/>
         </w:rPr>
-        <w:t xml:space="preserve">6. </w:t>
+        <w:t>5.</w:t>
+      </w:r>
+      <w:r>
+        <w:rPr>
+          <w:rFonts w:ascii="Times New Roman" w:hAnsi="Times New Roman" w:cs="Times New Roman"/>
+          <w:bCs/>
+          <w:szCs w:val="32"/>
+          <w:lang w:val="en-GB"/>
+        </w:rPr>
+        <w:t xml:space="preserve"> </w:t>
       </w:r>
       <w:r>
         <w:rPr>
@@ -8366,29 +9061,7 @@
           <w:szCs w:val="24"/>
           <w:lang w:val="en-GB"/>
         </w:rPr>
-        <w:t xml:space="preserve">[2] A. Giełczyk, A. Marciniak, M. </w:t>
-      </w:r>
-      <w:proofErr w:type="spellStart"/>
-      <w:r>
-        <w:rPr>
-          <w:rFonts w:ascii="Times New Roman" w:hAnsi="Times New Roman" w:cs="Times New Roman"/>
-          <w:b w:val="0"/>
-          <w:sz w:val="24"/>
-          <w:szCs w:val="24"/>
-          <w:lang w:val="en-GB"/>
-        </w:rPr>
-        <w:t>Tarczewska</w:t>
-      </w:r>
-      <w:proofErr w:type="spellEnd"/>
-      <w:r>
-        <w:rPr>
-          <w:rFonts w:ascii="Times New Roman" w:hAnsi="Times New Roman" w:cs="Times New Roman"/>
-          <w:b w:val="0"/>
-          <w:sz w:val="24"/>
-          <w:szCs w:val="24"/>
-          <w:lang w:val="en-GB"/>
-        </w:rPr>
-        <w:t xml:space="preserve"> &amp; Z. Lutowski, “Pre-processing</w:t>
+        <w:t>[2] A. Giełczyk, A. Marciniak, M. Tarczewska &amp; Z. Lutowski, “Pre-processing</w:t>
       </w:r>
     </w:p>
     <w:p>
@@ -8742,31 +9415,7 @@
           <w:szCs w:val="24"/>
           <w:lang w:val="en-GB"/>
         </w:rPr>
-        <w:t xml:space="preserve">[6] G. Huang, Z. Liu, L. van der </w:t>
-      </w:r>
-      <w:proofErr w:type="spellStart"/>
-      <w:r>
-        <w:rPr>
-          <w:rFonts w:ascii="Times New Roman" w:hAnsi="Times New Roman" w:cs="Times New Roman"/>
-          <w:b w:val="0"/>
-          <w:bCs/>
-          <w:sz w:val="24"/>
-          <w:szCs w:val="24"/>
-          <w:lang w:val="en-GB"/>
-        </w:rPr>
-        <w:t>Maaten</w:t>
-      </w:r>
-      <w:proofErr w:type="spellEnd"/>
-      <w:r>
-        <w:rPr>
-          <w:rFonts w:ascii="Times New Roman" w:hAnsi="Times New Roman" w:cs="Times New Roman"/>
-          <w:b w:val="0"/>
-          <w:bCs/>
-          <w:sz w:val="24"/>
-          <w:szCs w:val="24"/>
-          <w:lang w:val="en-GB"/>
-        </w:rPr>
-        <w:t xml:space="preserve">, and K. Q. Weinberger, “Densely Connected Convolutional Networks,” </w:t>
+        <w:t xml:space="preserve">[6] G. Huang, Z. Liu, L. van der Maaten, and K. Q. Weinberger, “Densely Connected Convolutional Networks,” </w:t>
       </w:r>
       <w:r>
         <w:rPr>
@@ -8910,31 +9559,7 @@
           <w:szCs w:val="24"/>
           <w:lang w:val="en-GB"/>
         </w:rPr>
-        <w:t xml:space="preserve">[8] R. R. Selvaraju, M. Cogswell, A. Das, R. </w:t>
-      </w:r>
-      <w:proofErr w:type="spellStart"/>
-      <w:r>
-        <w:rPr>
-          <w:rFonts w:ascii="Times New Roman" w:hAnsi="Times New Roman" w:cs="Times New Roman"/>
-          <w:b w:val="0"/>
-          <w:bCs/>
-          <w:sz w:val="24"/>
-          <w:szCs w:val="24"/>
-          <w:lang w:val="en-GB"/>
-        </w:rPr>
-        <w:t>Vedantam</w:t>
-      </w:r>
-      <w:proofErr w:type="spellEnd"/>
-      <w:r>
-        <w:rPr>
-          <w:rFonts w:ascii="Times New Roman" w:hAnsi="Times New Roman" w:cs="Times New Roman"/>
-          <w:b w:val="0"/>
-          <w:bCs/>
-          <w:sz w:val="24"/>
-          <w:szCs w:val="24"/>
-          <w:lang w:val="en-GB"/>
-        </w:rPr>
-        <w:t xml:space="preserve">, D. Parikh, and D. Batra, “Grad-CAM: Visual Explanations from Deep Networks via Gradient-Based Localization,” </w:t>
+        <w:t xml:space="preserve">[8] R. R. Selvaraju, M. Cogswell, A. Das, R. Vedantam, D. Parikh, and D. Batra, “Grad-CAM: Visual Explanations from Deep Networks via Gradient-Based Localization,” </w:t>
       </w:r>
       <w:r>
         <w:rPr>
@@ -9053,55 +9678,7 @@
           <w:lang w:val="en-GB"/>
         </w:rPr>
         <w:lastRenderedPageBreak/>
-        <w:t xml:space="preserve">[10] I. E. </w:t>
-      </w:r>
-      <w:proofErr w:type="spellStart"/>
-      <w:r>
-        <w:rPr>
-          <w:rFonts w:ascii="Times New Roman" w:hAnsi="Times New Roman" w:cs="Times New Roman"/>
-          <w:b w:val="0"/>
-          <w:bCs/>
-          <w:sz w:val="24"/>
-          <w:szCs w:val="24"/>
-          <w:lang w:val="en-GB"/>
-        </w:rPr>
-        <w:t>Ihongbe</w:t>
-      </w:r>
-      <w:proofErr w:type="spellEnd"/>
-      <w:r>
-        <w:rPr>
-          <w:rFonts w:ascii="Times New Roman" w:hAnsi="Times New Roman" w:cs="Times New Roman"/>
-          <w:b w:val="0"/>
-          <w:bCs/>
-          <w:sz w:val="24"/>
-          <w:szCs w:val="24"/>
-          <w:lang w:val="en-GB"/>
-        </w:rPr>
-        <w:t xml:space="preserve"> et al., “Evaluating Explainable Artificial Intelligence (XAI) techniques in chest radiology imaging through a human-</w:t>
-      </w:r>
-      <w:proofErr w:type="spellStart"/>
-      <w:r>
-        <w:rPr>
-          <w:rFonts w:ascii="Times New Roman" w:hAnsi="Times New Roman" w:cs="Times New Roman"/>
-          <w:b w:val="0"/>
-          <w:bCs/>
-          <w:sz w:val="24"/>
-          <w:szCs w:val="24"/>
-          <w:lang w:val="en-GB"/>
-        </w:rPr>
-        <w:t>centered</w:t>
-      </w:r>
-      <w:proofErr w:type="spellEnd"/>
-      <w:r>
-        <w:rPr>
-          <w:rFonts w:ascii="Times New Roman" w:hAnsi="Times New Roman" w:cs="Times New Roman"/>
-          <w:b w:val="0"/>
-          <w:bCs/>
-          <w:sz w:val="24"/>
-          <w:szCs w:val="24"/>
-          <w:lang w:val="en-GB"/>
-        </w:rPr>
-        <w:t xml:space="preserve"> lens,” </w:t>
+        <w:t xml:space="preserve">[10] I. E. Ihongbe et al., “Evaluating Explainable Artificial Intelligence (XAI) techniques in chest radiology imaging through a human-centered lens,” </w:t>
       </w:r>
       <w:r>
         <w:rPr>
@@ -9137,31 +9714,7 @@
           <w:lang w:val="en-GB"/>
         </w:rPr>
         <w:br/>
-        <w:t>[11] J. Irvin et al., “</w:t>
-      </w:r>
-      <w:proofErr w:type="spellStart"/>
-      <w:r>
-        <w:rPr>
-          <w:rFonts w:ascii="Times New Roman" w:hAnsi="Times New Roman" w:cs="Times New Roman"/>
-          <w:b w:val="0"/>
-          <w:bCs/>
-          <w:sz w:val="24"/>
-          <w:szCs w:val="24"/>
-          <w:lang w:val="en-GB"/>
-        </w:rPr>
-        <w:t>CheXpert</w:t>
-      </w:r>
-      <w:proofErr w:type="spellEnd"/>
-      <w:r>
-        <w:rPr>
-          <w:rFonts w:ascii="Times New Roman" w:hAnsi="Times New Roman" w:cs="Times New Roman"/>
-          <w:b w:val="0"/>
-          <w:bCs/>
-          <w:sz w:val="24"/>
-          <w:szCs w:val="24"/>
-          <w:lang w:val="en-GB"/>
-        </w:rPr>
-        <w:t xml:space="preserve">: A Large Chest Radiograph Dataset with Uncertainty Labels and Expert Comparison,” </w:t>
+        <w:t xml:space="preserve">[11] J. Irvin et al., “CheXpert: A Large Chest Radiograph Dataset with Uncertainty Labels and Expert Comparison,” </w:t>
       </w:r>
       <w:r>
         <w:rPr>
@@ -9315,10 +9868,10 @@
           <w:lang w:val="en-GB"/>
         </w:rPr>
       </w:pPr>
-      <w:hyperlink r:id="rId21" w:history="1">
+      <w:hyperlink r:id="rId22" w:history="1">
         <w:r>
           <w:rPr>
-            <w:rStyle w:val="Hyperlink"/>
+            <w:rStyle w:val="Kpr"/>
             <w:rFonts w:ascii="Times New Roman" w:hAnsi="Times New Roman" w:cs="Times New Roman"/>
             <w:b w:val="0"/>
             <w:bCs/>
@@ -9388,10 +9941,10 @@
           <w:lang w:val="en-GB"/>
         </w:rPr>
       </w:pPr>
-      <w:hyperlink r:id="rId22" w:history="1">
+      <w:hyperlink r:id="rId23" w:history="1">
         <w:r>
           <w:rPr>
-            <w:rStyle w:val="Hyperlink"/>
+            <w:rStyle w:val="Kpr"/>
             <w:rFonts w:ascii="Times New Roman" w:hAnsi="Times New Roman" w:cs="Times New Roman"/>
             <w:b w:val="0"/>
             <w:bCs/>
@@ -9446,31 +9999,7 @@
           <w:szCs w:val="24"/>
           <w:lang w:val="en-GB"/>
         </w:rPr>
-        <w:t>] ISO/IEC 25010:2011. Systems and software Quality Requirements and Evaluation (</w:t>
-      </w:r>
-      <w:proofErr w:type="spellStart"/>
-      <w:r>
-        <w:rPr>
-          <w:rFonts w:ascii="Times New Roman" w:hAnsi="Times New Roman" w:cs="Times New Roman"/>
-          <w:b w:val="0"/>
-          <w:bCs/>
-          <w:sz w:val="24"/>
-          <w:szCs w:val="24"/>
-          <w:lang w:val="en-GB"/>
-        </w:rPr>
-        <w:t>SQuaRE</w:t>
-      </w:r>
-      <w:proofErr w:type="spellEnd"/>
-      <w:r>
-        <w:rPr>
-          <w:rFonts w:ascii="Times New Roman" w:hAnsi="Times New Roman" w:cs="Times New Roman"/>
-          <w:b w:val="0"/>
-          <w:bCs/>
-          <w:sz w:val="24"/>
-          <w:szCs w:val="24"/>
-          <w:lang w:val="en-GB"/>
-        </w:rPr>
-        <w:t>).</w:t>
+        <w:t>] ISO/IEC 25010:2011. Systems and software Quality Requirements and Evaluation (SQuaRE).</w:t>
       </w:r>
     </w:p>
     <w:p>
@@ -9623,7 +10152,7 @@
       </w:pPr>
     </w:p>
     <w:sectPr>
-      <w:footerReference w:type="default" r:id="rId23"/>
+      <w:footerReference w:type="default" r:id="rId24"/>
       <w:pgSz w:w="11909" w:h="16834" w:code="9"/>
       <w:pgMar w:top="1411" w:right="1411" w:bottom="1411" w:left="1411" w:header="720" w:footer="720" w:gutter="0"/>
       <w:pgNumType w:start="1"/>
@@ -9663,13 +10192,13 @@
 <w:ftr xmlns:wpc="http://schemas.microsoft.com/office/word/2010/wordprocessingCanvas" xmlns:cx="http://schemas.microsoft.com/office/drawing/2014/chartex" xmlns:cx1="http://schemas.microsoft.com/office/drawing/2015/9/8/chartex" xmlns:cx2="http://schemas.microsoft.com/office/drawing/2015/10/21/chartex" xmlns:cx3="http://schemas.microsoft.com/office/drawing/2016/5/9/chartex" xmlns:cx4="http://schemas.microsoft.com/office/drawing/2016/5/10/chartex" xmlns:cx5="http://schemas.microsoft.com/office/drawing/2016/5/11/chartex" xmlns:cx6="http://schemas.microsoft.com/office/drawing/2016/5/12/chartex" xmlns:cx7="http://schemas.microsoft.com/office/drawing/2016/5/13/chartex" xmlns:cx8="http://schemas.microsoft.com/office/drawing/2016/5/14/chartex" xmlns:mc="http://schemas.openxmlformats.org/markup-compatibility/2006" xmlns:aink="http://schemas.microsoft.com/office/drawing/2016/ink" xmlns:am3d="http://schemas.microsoft.com/office/drawing/2017/model3d" xmlns:o="urn:schemas-microsoft-com:office:office" xmlns:oel="http://schemas.microsoft.com/office/2019/extlst" xmlns:r="http://schemas.openxmlformats.org/officeDocument/2006/relationships" xmlns:m="http://schemas.openxmlformats.org/officeDocument/2006/math" xmlns:v="urn:schemas-microsoft-com:vml" xmlns:wp14="http://schemas.microsoft.com/office/word/2010/wordprocessingDrawing" xmlns:wp="http://schemas.openxmlformats.org/drawingml/2006/wordprocessingDrawing" xmlns:w10="urn:schemas-microsoft-com:office:word" xmlns:w="http://schemas.openxmlformats.org/wordprocessingml/2006/main" xmlns:w14="http://schemas.microsoft.com/office/word/2010/wordml" xmlns:w15="http://schemas.microsoft.com/office/word/2012/wordml" xmlns:w16cex="http://schemas.microsoft.com/office/word/2018/wordml/cex" xmlns:w16cid="http://schemas.microsoft.com/office/word/2016/wordml/cid" xmlns:w16="http://schemas.microsoft.com/office/word/2018/wordml" xmlns:w16du="http://schemas.microsoft.com/office/word/2023/wordml/word16du" xmlns:w16sdtdh="http://schemas.microsoft.com/office/word/2020/wordml/sdtdatahash" xmlns:w16sdtfl="http://schemas.microsoft.com/office/word/2024/wordml/sdtformatlock" xmlns:w16se="http://schemas.microsoft.com/office/word/2015/wordml/symex" xmlns:wpg="http://schemas.microsoft.com/office/word/2010/wordprocessingGroup" xmlns:wpi="http://schemas.microsoft.com/office/word/2010/wordprocessingInk" xmlns:wne="http://schemas.microsoft.com/office/word/2006/wordml" xmlns:wps="http://schemas.microsoft.com/office/word/2010/wordprocessingShape" mc:Ignorable="w14 w15 w16se w16cid w16 w16cex w16sdtdh w16sdtfl w16du wp14">
   <w:p>
     <w:pPr>
-      <w:pStyle w:val="Footer"/>
+      <w:pStyle w:val="AltBilgi"/>
       <w:jc w:val="right"/>
     </w:pPr>
   </w:p>
   <w:p>
     <w:pPr>
-      <w:pStyle w:val="Footer"/>
+      <w:pStyle w:val="AltBilgi"/>
     </w:pPr>
   </w:p>
 </w:ftr>
@@ -9693,7 +10222,7 @@
     <w:sdtContent>
       <w:p>
         <w:pPr>
-          <w:pStyle w:val="Footer"/>
+          <w:pStyle w:val="AltBilgi"/>
           <w:jc w:val="right"/>
           <w:rPr>
             <w:rFonts w:ascii="Times New Roman" w:hAnsi="Times New Roman" w:cs="Times New Roman"/>
@@ -9752,7 +10281,7 @@
   </w:sdt>
   <w:p>
     <w:pPr>
-      <w:pStyle w:val="Footer"/>
+      <w:pStyle w:val="AltBilgi"/>
     </w:pPr>
   </w:p>
 </w:ftr>
@@ -12705,11 +13234,11 @@
       <w:szCs w:val="22"/>
     </w:rPr>
   </w:style>
-  <w:style w:type="paragraph" w:styleId="Heading1">
+  <w:style w:type="paragraph" w:styleId="Balk1">
     <w:name w:val="heading 1"/>
     <w:basedOn w:val="Normal"/>
     <w:next w:val="Normal"/>
-    <w:link w:val="Heading1Char"/>
+    <w:link w:val="Balk1Char"/>
     <w:uiPriority w:val="9"/>
     <w:qFormat/>
     <w:rsid w:val="00425490"/>
@@ -12726,11 +13255,11 @@
       <w:szCs w:val="40"/>
     </w:rPr>
   </w:style>
-  <w:style w:type="paragraph" w:styleId="Heading2">
+  <w:style w:type="paragraph" w:styleId="Balk2">
     <w:name w:val="heading 2"/>
     <w:basedOn w:val="Normal"/>
     <w:next w:val="Normal"/>
-    <w:link w:val="Heading2Char"/>
+    <w:link w:val="Balk2Char"/>
     <w:uiPriority w:val="9"/>
     <w:semiHidden/>
     <w:unhideWhenUsed/>
@@ -12748,11 +13277,11 @@
       <w:szCs w:val="32"/>
     </w:rPr>
   </w:style>
-  <w:style w:type="paragraph" w:styleId="Heading3">
+  <w:style w:type="paragraph" w:styleId="Balk3">
     <w:name w:val="heading 3"/>
     <w:basedOn w:val="Normal"/>
     <w:next w:val="Normal"/>
-    <w:link w:val="Heading3Char"/>
+    <w:link w:val="Balk3Char"/>
     <w:uiPriority w:val="9"/>
     <w:semiHidden/>
     <w:unhideWhenUsed/>
@@ -12771,11 +13300,11 @@
       <w:szCs w:val="28"/>
     </w:rPr>
   </w:style>
-  <w:style w:type="paragraph" w:styleId="Heading4">
+  <w:style w:type="paragraph" w:styleId="Balk4">
     <w:name w:val="heading 4"/>
     <w:basedOn w:val="Normal"/>
     <w:next w:val="Normal"/>
-    <w:link w:val="Heading4Char"/>
+    <w:link w:val="Balk4Char"/>
     <w:uiPriority w:val="9"/>
     <w:semiHidden/>
     <w:unhideWhenUsed/>
@@ -12794,11 +13323,11 @@
       <w:color w:val="2F5496" w:themeColor="accent1" w:themeShade="BF"/>
     </w:rPr>
   </w:style>
-  <w:style w:type="paragraph" w:styleId="Heading5">
+  <w:style w:type="paragraph" w:styleId="Balk5">
     <w:name w:val="heading 5"/>
     <w:basedOn w:val="Normal"/>
     <w:next w:val="Normal"/>
-    <w:link w:val="Heading5Char"/>
+    <w:link w:val="Balk5Char"/>
     <w:uiPriority w:val="9"/>
     <w:semiHidden/>
     <w:unhideWhenUsed/>
@@ -12815,11 +13344,11 @@
       <w:color w:val="2F5496" w:themeColor="accent1" w:themeShade="BF"/>
     </w:rPr>
   </w:style>
-  <w:style w:type="paragraph" w:styleId="Heading6">
+  <w:style w:type="paragraph" w:styleId="Balk6">
     <w:name w:val="heading 6"/>
     <w:basedOn w:val="Normal"/>
     <w:next w:val="Normal"/>
-    <w:link w:val="Heading6Char"/>
+    <w:link w:val="Balk6Char"/>
     <w:uiPriority w:val="9"/>
     <w:semiHidden/>
     <w:unhideWhenUsed/>
@@ -12838,11 +13367,11 @@
       <w:color w:val="595959" w:themeColor="text1" w:themeTint="A6"/>
     </w:rPr>
   </w:style>
-  <w:style w:type="paragraph" w:styleId="Heading7">
+  <w:style w:type="paragraph" w:styleId="Balk7">
     <w:name w:val="heading 7"/>
     <w:basedOn w:val="Normal"/>
     <w:next w:val="Normal"/>
-    <w:link w:val="Heading7Char"/>
+    <w:link w:val="Balk7Char"/>
     <w:uiPriority w:val="9"/>
     <w:semiHidden/>
     <w:unhideWhenUsed/>
@@ -12859,11 +13388,11 @@
       <w:color w:val="595959" w:themeColor="text1" w:themeTint="A6"/>
     </w:rPr>
   </w:style>
-  <w:style w:type="paragraph" w:styleId="Heading8">
+  <w:style w:type="paragraph" w:styleId="Balk8">
     <w:name w:val="heading 8"/>
     <w:basedOn w:val="Normal"/>
     <w:next w:val="Normal"/>
-    <w:link w:val="Heading8Char"/>
+    <w:link w:val="Balk8Char"/>
     <w:uiPriority w:val="9"/>
     <w:semiHidden/>
     <w:unhideWhenUsed/>
@@ -12882,11 +13411,11 @@
       <w:color w:val="272727" w:themeColor="text1" w:themeTint="D8"/>
     </w:rPr>
   </w:style>
-  <w:style w:type="paragraph" w:styleId="Heading9">
+  <w:style w:type="paragraph" w:styleId="Balk9">
     <w:name w:val="heading 9"/>
     <w:basedOn w:val="Normal"/>
     <w:next w:val="Normal"/>
-    <w:link w:val="Heading9Char"/>
+    <w:link w:val="Balk9Char"/>
     <w:uiPriority w:val="9"/>
     <w:semiHidden/>
     <w:unhideWhenUsed/>
@@ -12903,12 +13432,12 @@
       <w:color w:val="272727" w:themeColor="text1" w:themeTint="D8"/>
     </w:rPr>
   </w:style>
-  <w:style w:type="character" w:default="1" w:styleId="DefaultParagraphFont">
+  <w:style w:type="character" w:default="1" w:styleId="VarsaylanParagrafYazTipi">
     <w:name w:val="Default Paragraph Font"/>
     <w:uiPriority w:val="1"/>
     <w:unhideWhenUsed/>
   </w:style>
-  <w:style w:type="table" w:default="1" w:styleId="TableNormal">
+  <w:style w:type="table" w:default="1" w:styleId="NormalTablo">
     <w:name w:val="Normal Table"/>
     <w:uiPriority w:val="99"/>
     <w:semiHidden/>
@@ -12923,16 +13452,16 @@
       </w:tblCellMar>
     </w:tblPr>
   </w:style>
-  <w:style w:type="numbering" w:default="1" w:styleId="NoList">
+  <w:style w:type="numbering" w:default="1" w:styleId="ListeYok">
     <w:name w:val="No List"/>
     <w:uiPriority w:val="99"/>
     <w:semiHidden/>
     <w:unhideWhenUsed/>
   </w:style>
-  <w:style w:type="character" w:customStyle="1" w:styleId="Heading1Char">
-    <w:name w:val="Heading 1 Char"/>
-    <w:basedOn w:val="DefaultParagraphFont"/>
-    <w:link w:val="Heading1"/>
+  <w:style w:type="character" w:customStyle="1" w:styleId="Balk1Char">
+    <w:name w:val="Başlık 1 Char"/>
+    <w:basedOn w:val="VarsaylanParagrafYazTipi"/>
+    <w:link w:val="Balk1"/>
     <w:uiPriority w:val="9"/>
     <w:rsid w:val="00425490"/>
     <w:rPr>
@@ -12943,10 +13472,10 @@
       <w:szCs w:val="40"/>
     </w:rPr>
   </w:style>
-  <w:style w:type="character" w:customStyle="1" w:styleId="Heading2Char">
-    <w:name w:val="Heading 2 Char"/>
-    <w:basedOn w:val="DefaultParagraphFont"/>
-    <w:link w:val="Heading2"/>
+  <w:style w:type="character" w:customStyle="1" w:styleId="Balk2Char">
+    <w:name w:val="Başlık 2 Char"/>
+    <w:basedOn w:val="VarsaylanParagrafYazTipi"/>
+    <w:link w:val="Balk2"/>
     <w:uiPriority w:val="9"/>
     <w:semiHidden/>
     <w:rsid w:val="00425490"/>
@@ -12958,10 +13487,10 @@
       <w:szCs w:val="32"/>
     </w:rPr>
   </w:style>
-  <w:style w:type="character" w:customStyle="1" w:styleId="Heading3Char">
-    <w:name w:val="Heading 3 Char"/>
-    <w:basedOn w:val="DefaultParagraphFont"/>
-    <w:link w:val="Heading3"/>
+  <w:style w:type="character" w:customStyle="1" w:styleId="Balk3Char">
+    <w:name w:val="Başlık 3 Char"/>
+    <w:basedOn w:val="VarsaylanParagrafYazTipi"/>
+    <w:link w:val="Balk3"/>
     <w:uiPriority w:val="9"/>
     <w:semiHidden/>
     <w:rsid w:val="00425490"/>
@@ -12973,10 +13502,10 @@
       <w:szCs w:val="28"/>
     </w:rPr>
   </w:style>
-  <w:style w:type="character" w:customStyle="1" w:styleId="Heading4Char">
-    <w:name w:val="Heading 4 Char"/>
-    <w:basedOn w:val="DefaultParagraphFont"/>
-    <w:link w:val="Heading4"/>
+  <w:style w:type="character" w:customStyle="1" w:styleId="Balk4Char">
+    <w:name w:val="Başlık 4 Char"/>
+    <w:basedOn w:val="VarsaylanParagrafYazTipi"/>
+    <w:link w:val="Balk4"/>
     <w:uiPriority w:val="9"/>
     <w:semiHidden/>
     <w:rsid w:val="00425490"/>
@@ -12990,10 +13519,10 @@
       <w:szCs w:val="22"/>
     </w:rPr>
   </w:style>
-  <w:style w:type="character" w:customStyle="1" w:styleId="Heading5Char">
-    <w:name w:val="Heading 5 Char"/>
-    <w:basedOn w:val="DefaultParagraphFont"/>
-    <w:link w:val="Heading5"/>
+  <w:style w:type="character" w:customStyle="1" w:styleId="Balk5Char">
+    <w:name w:val="Başlık 5 Char"/>
+    <w:basedOn w:val="VarsaylanParagrafYazTipi"/>
+    <w:link w:val="Balk5"/>
     <w:uiPriority w:val="9"/>
     <w:semiHidden/>
     <w:rsid w:val="00425490"/>
@@ -13005,10 +13534,10 @@
       <w:szCs w:val="22"/>
     </w:rPr>
   </w:style>
-  <w:style w:type="character" w:customStyle="1" w:styleId="Heading6Char">
-    <w:name w:val="Heading 6 Char"/>
-    <w:basedOn w:val="DefaultParagraphFont"/>
-    <w:link w:val="Heading6"/>
+  <w:style w:type="character" w:customStyle="1" w:styleId="Balk6Char">
+    <w:name w:val="Başlık 6 Char"/>
+    <w:basedOn w:val="VarsaylanParagrafYazTipi"/>
+    <w:link w:val="Balk6"/>
     <w:uiPriority w:val="9"/>
     <w:semiHidden/>
     <w:rsid w:val="00425490"/>
@@ -13022,10 +13551,10 @@
       <w:szCs w:val="22"/>
     </w:rPr>
   </w:style>
-  <w:style w:type="character" w:customStyle="1" w:styleId="Heading7Char">
-    <w:name w:val="Heading 7 Char"/>
-    <w:basedOn w:val="DefaultParagraphFont"/>
-    <w:link w:val="Heading7"/>
+  <w:style w:type="character" w:customStyle="1" w:styleId="Balk7Char">
+    <w:name w:val="Başlık 7 Char"/>
+    <w:basedOn w:val="VarsaylanParagrafYazTipi"/>
+    <w:link w:val="Balk7"/>
     <w:uiPriority w:val="9"/>
     <w:semiHidden/>
     <w:rsid w:val="00425490"/>
@@ -13037,10 +13566,10 @@
       <w:szCs w:val="22"/>
     </w:rPr>
   </w:style>
-  <w:style w:type="character" w:customStyle="1" w:styleId="Heading8Char">
-    <w:name w:val="Heading 8 Char"/>
-    <w:basedOn w:val="DefaultParagraphFont"/>
-    <w:link w:val="Heading8"/>
+  <w:style w:type="character" w:customStyle="1" w:styleId="Balk8Char">
+    <w:name w:val="Başlık 8 Char"/>
+    <w:basedOn w:val="VarsaylanParagrafYazTipi"/>
+    <w:link w:val="Balk8"/>
     <w:uiPriority w:val="9"/>
     <w:semiHidden/>
     <w:rsid w:val="00425490"/>
@@ -13054,10 +13583,10 @@
       <w:szCs w:val="22"/>
     </w:rPr>
   </w:style>
-  <w:style w:type="character" w:customStyle="1" w:styleId="Heading9Char">
-    <w:name w:val="Heading 9 Char"/>
-    <w:basedOn w:val="DefaultParagraphFont"/>
-    <w:link w:val="Heading9"/>
+  <w:style w:type="character" w:customStyle="1" w:styleId="Balk9Char">
+    <w:name w:val="Başlık 9 Char"/>
+    <w:basedOn w:val="VarsaylanParagrafYazTipi"/>
+    <w:link w:val="Balk9"/>
     <w:uiPriority w:val="9"/>
     <w:semiHidden/>
     <w:rsid w:val="00425490"/>
@@ -13069,11 +13598,11 @@
       <w:szCs w:val="22"/>
     </w:rPr>
   </w:style>
-  <w:style w:type="paragraph" w:styleId="Title">
+  <w:style w:type="paragraph" w:styleId="KonuBal">
     <w:name w:val="Title"/>
     <w:basedOn w:val="Normal"/>
     <w:next w:val="Normal"/>
-    <w:link w:val="TitleChar"/>
+    <w:link w:val="KonuBalChar"/>
     <w:uiPriority w:val="10"/>
     <w:qFormat/>
     <w:rsid w:val="00425490"/>
@@ -13090,10 +13619,10 @@
       <w:szCs w:val="56"/>
     </w:rPr>
   </w:style>
-  <w:style w:type="character" w:customStyle="1" w:styleId="TitleChar">
-    <w:name w:val="Title Char"/>
-    <w:basedOn w:val="DefaultParagraphFont"/>
-    <w:link w:val="Title"/>
+  <w:style w:type="character" w:customStyle="1" w:styleId="KonuBalChar">
+    <w:name w:val="Konu Başlığı Char"/>
+    <w:basedOn w:val="VarsaylanParagrafYazTipi"/>
+    <w:link w:val="KonuBal"/>
     <w:uiPriority w:val="10"/>
     <w:rsid w:val="00425490"/>
     <w:rPr>
@@ -13105,11 +13634,11 @@
       <w:szCs w:val="56"/>
     </w:rPr>
   </w:style>
-  <w:style w:type="paragraph" w:styleId="Subtitle">
+  <w:style w:type="paragraph" w:styleId="Altyaz">
     <w:name w:val="Subtitle"/>
     <w:basedOn w:val="Normal"/>
     <w:next w:val="Normal"/>
-    <w:link w:val="SubtitleChar"/>
+    <w:link w:val="AltyazChar"/>
     <w:uiPriority w:val="11"/>
     <w:qFormat/>
     <w:rsid w:val="00425490"/>
@@ -13126,10 +13655,10 @@
       <w:szCs w:val="28"/>
     </w:rPr>
   </w:style>
-  <w:style w:type="character" w:customStyle="1" w:styleId="SubtitleChar">
-    <w:name w:val="Subtitle Char"/>
-    <w:basedOn w:val="DefaultParagraphFont"/>
-    <w:link w:val="Subtitle"/>
+  <w:style w:type="character" w:customStyle="1" w:styleId="AltyazChar">
+    <w:name w:val="Altyazı Char"/>
+    <w:basedOn w:val="VarsaylanParagrafYazTipi"/>
+    <w:link w:val="Altyaz"/>
     <w:uiPriority w:val="11"/>
     <w:rsid w:val="00425490"/>
     <w:rPr>
@@ -13141,11 +13670,11 @@
       <w:szCs w:val="28"/>
     </w:rPr>
   </w:style>
-  <w:style w:type="paragraph" w:styleId="Quote">
+  <w:style w:type="paragraph" w:styleId="Alnt">
     <w:name w:val="Quote"/>
     <w:basedOn w:val="Normal"/>
     <w:next w:val="Normal"/>
-    <w:link w:val="QuoteChar"/>
+    <w:link w:val="AlntChar"/>
     <w:uiPriority w:val="29"/>
     <w:qFormat/>
     <w:rsid w:val="00425490"/>
@@ -13159,10 +13688,10 @@
       <w:color w:val="404040" w:themeColor="text1" w:themeTint="BF"/>
     </w:rPr>
   </w:style>
-  <w:style w:type="character" w:customStyle="1" w:styleId="QuoteChar">
-    <w:name w:val="Quote Char"/>
-    <w:basedOn w:val="DefaultParagraphFont"/>
-    <w:link w:val="Quote"/>
+  <w:style w:type="character" w:customStyle="1" w:styleId="AlntChar">
+    <w:name w:val="Alıntı Char"/>
+    <w:basedOn w:val="VarsaylanParagrafYazTipi"/>
+    <w:link w:val="Alnt"/>
     <w:uiPriority w:val="29"/>
     <w:rsid w:val="00425490"/>
     <w:rPr>
@@ -13175,7 +13704,7 @@
       <w:szCs w:val="22"/>
     </w:rPr>
   </w:style>
-  <w:style w:type="paragraph" w:styleId="ListParagraph">
+  <w:style w:type="paragraph" w:styleId="ListeParagraf">
     <w:name w:val="List Paragraph"/>
     <w:basedOn w:val="Normal"/>
     <w:uiPriority w:val="34"/>
@@ -13186,9 +13715,9 @@
       <w:contextualSpacing/>
     </w:pPr>
   </w:style>
-  <w:style w:type="character" w:styleId="IntenseEmphasis">
+  <w:style w:type="character" w:styleId="GlVurgulama">
     <w:name w:val="Intense Emphasis"/>
-    <w:basedOn w:val="DefaultParagraphFont"/>
+    <w:basedOn w:val="VarsaylanParagrafYazTipi"/>
     <w:uiPriority w:val="21"/>
     <w:qFormat/>
     <w:rsid w:val="00425490"/>
@@ -13198,11 +13727,11 @@
       <w:color w:val="2F5496" w:themeColor="accent1" w:themeShade="BF"/>
     </w:rPr>
   </w:style>
-  <w:style w:type="paragraph" w:styleId="IntenseQuote">
+  <w:style w:type="paragraph" w:styleId="GlAlnt">
     <w:name w:val="Intense Quote"/>
     <w:basedOn w:val="Normal"/>
     <w:next w:val="Normal"/>
-    <w:link w:val="IntenseQuoteChar"/>
+    <w:link w:val="GlAlntChar"/>
     <w:uiPriority w:val="30"/>
     <w:qFormat/>
     <w:rsid w:val="00425490"/>
@@ -13221,10 +13750,10 @@
       <w:color w:val="2F5496" w:themeColor="accent1" w:themeShade="BF"/>
     </w:rPr>
   </w:style>
-  <w:style w:type="character" w:customStyle="1" w:styleId="IntenseQuoteChar">
-    <w:name w:val="Intense Quote Char"/>
-    <w:basedOn w:val="DefaultParagraphFont"/>
-    <w:link w:val="IntenseQuote"/>
+  <w:style w:type="character" w:customStyle="1" w:styleId="GlAlntChar">
+    <w:name w:val="Güçlü Alıntı Char"/>
+    <w:basedOn w:val="VarsaylanParagrafYazTipi"/>
+    <w:link w:val="GlAlnt"/>
     <w:uiPriority w:val="30"/>
     <w:rsid w:val="00425490"/>
     <w:rPr>
@@ -13237,9 +13766,9 @@
       <w:szCs w:val="22"/>
     </w:rPr>
   </w:style>
-  <w:style w:type="character" w:styleId="IntenseReference">
+  <w:style w:type="character" w:styleId="GlBavuru">
     <w:name w:val="Intense Reference"/>
-    <w:basedOn w:val="DefaultParagraphFont"/>
+    <w:basedOn w:val="VarsaylanParagrafYazTipi"/>
     <w:uiPriority w:val="32"/>
     <w:qFormat/>
     <w:rsid w:val="00425490"/>
@@ -13253,22 +13782,22 @@
   </w:style>
   <w:style w:type="character" w:customStyle="1" w:styleId="citation-71">
     <w:name w:val="citation-71"/>
-    <w:basedOn w:val="DefaultParagraphFont"/>
+    <w:basedOn w:val="VarsaylanParagrafYazTipi"/>
     <w:rsid w:val="00851C0D"/>
   </w:style>
   <w:style w:type="character" w:customStyle="1" w:styleId="citation-70">
     <w:name w:val="citation-70"/>
-    <w:basedOn w:val="DefaultParagraphFont"/>
+    <w:basedOn w:val="VarsaylanParagrafYazTipi"/>
     <w:rsid w:val="00EC5FD4"/>
   </w:style>
   <w:style w:type="character" w:customStyle="1" w:styleId="citation-69">
     <w:name w:val="citation-69"/>
-    <w:basedOn w:val="DefaultParagraphFont"/>
+    <w:basedOn w:val="VarsaylanParagrafYazTipi"/>
     <w:rsid w:val="00EC5FD4"/>
   </w:style>
-  <w:style w:type="character" w:styleId="Hyperlink">
+  <w:style w:type="character" w:styleId="Kpr">
     <w:name w:val="Hyperlink"/>
-    <w:basedOn w:val="DefaultParagraphFont"/>
+    <w:basedOn w:val="VarsaylanParagrafYazTipi"/>
     <w:uiPriority w:val="99"/>
     <w:unhideWhenUsed/>
     <w:rsid w:val="00CB3C1A"/>
@@ -13277,9 +13806,9 @@
       <w:u w:val="single"/>
     </w:rPr>
   </w:style>
-  <w:style w:type="character" w:styleId="UnresolvedMention">
+  <w:style w:type="character" w:styleId="zmlenmeyenBahsetme">
     <w:name w:val="Unresolved Mention"/>
-    <w:basedOn w:val="DefaultParagraphFont"/>
+    <w:basedOn w:val="VarsaylanParagrafYazTipi"/>
     <w:uiPriority w:val="99"/>
     <w:semiHidden/>
     <w:unhideWhenUsed/>
@@ -13289,10 +13818,10 @@
       <w:shd w:val="clear" w:color="auto" w:fill="E1DFDD"/>
     </w:rPr>
   </w:style>
-  <w:style w:type="paragraph" w:styleId="Header">
+  <w:style w:type="paragraph" w:styleId="stBilgi">
     <w:name w:val="header"/>
     <w:basedOn w:val="Normal"/>
-    <w:link w:val="HeaderChar"/>
+    <w:link w:val="stBilgiChar"/>
     <w:uiPriority w:val="99"/>
     <w:unhideWhenUsed/>
     <w:rsid w:val="00263C88"/>
@@ -13304,10 +13833,10 @@
       <w:spacing w:after="0" w:line="240" w:lineRule="auto"/>
     </w:pPr>
   </w:style>
-  <w:style w:type="character" w:customStyle="1" w:styleId="HeaderChar">
-    <w:name w:val="Header Char"/>
-    <w:basedOn w:val="DefaultParagraphFont"/>
-    <w:link w:val="Header"/>
+  <w:style w:type="character" w:customStyle="1" w:styleId="stBilgiChar">
+    <w:name w:val="Üst Bilgi Char"/>
+    <w:basedOn w:val="VarsaylanParagrafYazTipi"/>
+    <w:link w:val="stBilgi"/>
     <w:uiPriority w:val="99"/>
     <w:rsid w:val="00263C88"/>
     <w:rPr>
@@ -13318,10 +13847,10 @@
       <w:szCs w:val="22"/>
     </w:rPr>
   </w:style>
-  <w:style w:type="paragraph" w:styleId="Footer">
+  <w:style w:type="paragraph" w:styleId="AltBilgi">
     <w:name w:val="footer"/>
     <w:basedOn w:val="Normal"/>
-    <w:link w:val="FooterChar"/>
+    <w:link w:val="AltBilgiChar"/>
     <w:uiPriority w:val="99"/>
     <w:unhideWhenUsed/>
     <w:rsid w:val="00263C88"/>
@@ -13333,10 +13862,10 @@
       <w:spacing w:after="0" w:line="240" w:lineRule="auto"/>
     </w:pPr>
   </w:style>
-  <w:style w:type="character" w:customStyle="1" w:styleId="FooterChar">
-    <w:name w:val="Footer Char"/>
-    <w:basedOn w:val="DefaultParagraphFont"/>
-    <w:link w:val="Footer"/>
+  <w:style w:type="character" w:customStyle="1" w:styleId="AltBilgiChar">
+    <w:name w:val="Alt Bilgi Char"/>
+    <w:basedOn w:val="VarsaylanParagrafYazTipi"/>
+    <w:link w:val="AltBilgi"/>
     <w:uiPriority w:val="99"/>
     <w:rsid w:val="00263C88"/>
     <w:rPr>
@@ -13349,7 +13878,7 @@
   </w:style>
   <w:style w:type="paragraph" w:customStyle="1" w:styleId="Stil1">
     <w:name w:val="Stil1"/>
-    <w:basedOn w:val="Title"/>
+    <w:basedOn w:val="KonuBal"/>
     <w:next w:val="Normal"/>
     <w:link w:val="Stil1Char"/>
     <w:qFormat/>
@@ -13366,7 +13895,7 @@
   </w:style>
   <w:style w:type="character" w:customStyle="1" w:styleId="Stil1Char">
     <w:name w:val="Stil1 Char"/>
-    <w:basedOn w:val="DefaultParagraphFont"/>
+    <w:basedOn w:val="VarsaylanParagrafYazTipi"/>
     <w:link w:val="Stil1"/>
     <w:rsid w:val="005D39B4"/>
     <w:rPr>
